--- a/product/evidence/req-005/sole-trader/records-management-policy.docx
+++ b/product/evidence/req-005/sole-trader/records-management-policy.docx
@@ -431,7 +431,20 @@
           <w:sz w:val="22"/>
           <w:szCs w:val="22"/>
         </w:rPr>
-        <w:t xml:space="preserve">This policy sets out how Sunrise Supports keeps, shares and destroys its records. It supports the Commission's rules on keeping good records.</w:t>
+        <w:t xml:space="preserve">This policy sets out how Sunrise Supports keeps, protects and destroys its records.</w:t>
+      </w:r>
+    </w:p>
+    <w:p>
+      <w:pPr>
+        <w:spacing w:after="120"/>
+      </w:pPr>
+      <w:r>
+        <w:rPr>
+          <w:rFonts w:ascii="Calibri" w:cs="Calibri" w:eastAsia="Calibri" w:hAnsi="Calibri"/>
+          <w:sz w:val="22"/>
+          <w:szCs w:val="22"/>
+        </w:rPr>
+        <w:t xml:space="preserve">It supports the record-keeping conditions of registration that apply to every registered provider.</w:t>
       </w:r>
     </w:p>
     <w:p>
@@ -918,151 +931,20 @@
           <w:sz w:val="22"/>
           <w:szCs w:val="22"/>
         </w:rPr>
-        <w:t xml:space="preserve">Sunrise Supports is a sole trader business that provides household tasks support (0120) to participants in New South Wales. We make the following commitments about the records we keep.</w:t>
-      </w:r>
-    </w:p>
-    <w:p>
-      <w:pPr>
-        <w:pStyle w:val="ListParagraph"/>
-        <w:numPr>
-          <w:ilvl w:val="0"/>
-          <w:numId w:val="2"/>
-        </w:numPr>
-        <w:spacing w:after="60"/>
-      </w:pPr>
-      <w:r>
-        <w:rPr>
-          <w:rFonts w:ascii="Calibri" w:cs="Calibri" w:eastAsia="Calibri" w:hAnsi="Calibri"/>
-          <w:sz w:val="22"/>
-          <w:szCs w:val="22"/>
-        </w:rPr>
-        <w:t xml:space="preserve">We keep accurate, dated records of the supports we provide, the agreements we make and the decisions we take.</w:t>
-      </w:r>
-    </w:p>
-    <w:p>
-      <w:pPr>
-        <w:pStyle w:val="ListParagraph"/>
-        <w:numPr>
-          <w:ilvl w:val="0"/>
-          <w:numId w:val="2"/>
-        </w:numPr>
-        <w:spacing w:after="60"/>
-      </w:pPr>
-      <w:r>
-        <w:rPr>
-          <w:rFonts w:ascii="Calibri" w:cs="Calibri" w:eastAsia="Calibri" w:hAnsi="Calibri"/>
-          <w:sz w:val="22"/>
-          <w:szCs w:val="22"/>
-        </w:rPr>
-        <w:t xml:space="preserve">We keep the records the Commission expects a registered provider to hold, and we can find them when we are asked.</w:t>
-      </w:r>
-    </w:p>
-    <w:p>
-      <w:pPr>
-        <w:pStyle w:val="ListParagraph"/>
-        <w:numPr>
-          <w:ilvl w:val="0"/>
-          <w:numId w:val="2"/>
-        </w:numPr>
-        <w:spacing w:after="60"/>
-      </w:pPr>
-      <w:r>
-        <w:rPr>
-          <w:rFonts w:ascii="Calibri" w:cs="Calibri" w:eastAsia="Calibri" w:hAnsi="Calibri"/>
-          <w:sz w:val="22"/>
-          <w:szCs w:val="22"/>
-        </w:rPr>
-        <w:t xml:space="preserve">We collect only the participant information we need to provide safe supports, and we use it only for that purpose.</w:t>
-      </w:r>
-    </w:p>
-    <w:p>
-      <w:pPr>
-        <w:pStyle w:val="ListParagraph"/>
-        <w:numPr>
-          <w:ilvl w:val="0"/>
-          <w:numId w:val="2"/>
-        </w:numPr>
-        <w:spacing w:after="60"/>
-      </w:pPr>
-      <w:r>
-        <w:rPr>
-          <w:rFonts w:ascii="Calibri" w:cs="Calibri" w:eastAsia="Calibri" w:hAnsi="Calibri"/>
-          <w:sz w:val="22"/>
-          <w:szCs w:val="22"/>
-        </w:rPr>
-        <w:t xml:space="preserve">We store records securely, whether on paper or on a device, and we do not leave them where other people can see them.</w:t>
-      </w:r>
-    </w:p>
-    <w:p>
-      <w:pPr>
-        <w:pStyle w:val="ListParagraph"/>
-        <w:numPr>
-          <w:ilvl w:val="0"/>
-          <w:numId w:val="2"/>
-        </w:numPr>
-        <w:spacing w:after="60"/>
-      </w:pPr>
-      <w:r>
-        <w:rPr>
-          <w:rFonts w:ascii="Calibri" w:cs="Calibri" w:eastAsia="Calibri" w:hAnsi="Calibri"/>
-          <w:sz w:val="22"/>
-          <w:szCs w:val="22"/>
-        </w:rPr>
-        <w:t xml:space="preserve">We share a participant's information only with people who need it, or when the participant agrees, or when the law requires us to.</w:t>
-      </w:r>
-    </w:p>
-    <w:p>
-      <w:pPr>
-        <w:pStyle w:val="ListParagraph"/>
-        <w:numPr>
-          <w:ilvl w:val="0"/>
-          <w:numId w:val="2"/>
-        </w:numPr>
-        <w:spacing w:after="60"/>
-      </w:pPr>
-      <w:r>
-        <w:rPr>
-          <w:rFonts w:ascii="Calibri" w:cs="Calibri" w:eastAsia="Calibri" w:hAnsi="Calibri"/>
-          <w:sz w:val="22"/>
-          <w:szCs w:val="22"/>
-        </w:rPr>
-        <w:t xml:space="preserve">We keep each type of record for the time set out in section 7 Retention schedule, and we destroy it securely when that time ends.</w:t>
-      </w:r>
-    </w:p>
-    <w:p>
-      <w:pPr>
-        <w:pStyle w:val="ListParagraph"/>
-        <w:numPr>
-          <w:ilvl w:val="0"/>
-          <w:numId w:val="2"/>
-        </w:numPr>
-        <w:spacing w:after="60"/>
-      </w:pPr>
-      <w:r>
-        <w:rPr>
-          <w:rFonts w:ascii="Calibri" w:cs="Calibri" w:eastAsia="Calibri" w:hAnsi="Calibri"/>
-          <w:sz w:val="22"/>
-          <w:szCs w:val="22"/>
-        </w:rPr>
-        <w:t xml:space="preserve">We keep records about workers, including checks for roles that carry a higher risk, for as long as that schedule requires.</w:t>
-      </w:r>
-    </w:p>
-    <w:p>
-      <w:pPr>
-        <w:pStyle w:val="ListParagraph"/>
-        <w:numPr>
-          <w:ilvl w:val="0"/>
-          <w:numId w:val="2"/>
-        </w:numPr>
-        <w:spacing w:after="60"/>
-      </w:pPr>
-      <w:r>
-        <w:rPr>
-          <w:rFonts w:ascii="Calibri" w:cs="Calibri" w:eastAsia="Calibri" w:hAnsi="Calibri"/>
-          <w:sz w:val="22"/>
-          <w:szCs w:val="22"/>
-        </w:rPr>
-        <w:t xml:space="preserve">We update the registers listed in section 9 Related documents and registers when something changes, and we review this policy every 12 months.</w:t>
+        <w:t xml:space="preserve">Sunrise Supports is a sole trader that provides household tasks to participants in New South Wales. The record-keeping conditions of registration apply to every registered provider, and they apply to us. We keep the records we need to deliver safe supports and to show the Commission what we have done.</w:t>
+      </w:r>
+    </w:p>
+    <w:p>
+      <w:pPr>
+        <w:spacing w:after="120"/>
+      </w:pPr>
+      <w:r>
+        <w:rPr>
+          <w:rFonts w:ascii="Calibri" w:cs="Calibri" w:eastAsia="Calibri" w:hAnsi="Calibri"/>
+          <w:sz w:val="22"/>
+          <w:szCs w:val="22"/>
+        </w:rPr>
+        <w:t xml:space="preserve">We make the commitments below. Each one sets out what we do, not what we hope to do.</w:t>
       </w:r>
     </w:p>
     <w:tbl>
@@ -1078,30 +960,454 @@
         </w:tblBorders>
       </w:tblPr>
       <w:tblGrid>
-        <w:gridCol w:w="9000"/>
+        <w:gridCol w:w="4500"/>
+        <w:gridCol w:w="4500"/>
       </w:tblGrid>
       <w:tr>
-        <w:tc>
-          <w:tcPr>
-            <w:tcW w:type="dxa" w:w="9000"/>
-            <w:tcBorders>
-              <w:top w:val="single" w:color="999999" w:sz="4"/>
-              <w:left w:val="single" w:color="999999" w:sz="4"/>
-              <w:bottom w:val="single" w:color="999999" w:sz="4"/>
-              <w:right w:val="single" w:color="999999" w:sz="4"/>
-            </w:tcBorders>
-            <w:shd w:fill="FFF4CE" w:val="clear"/>
-          </w:tcPr>
-          <w:p>
-            <w:r>
-              <w:rPr>
-                <w:rFonts w:ascii="Calibri" w:cs="Calibri" w:eastAsia="Calibri" w:hAnsi="Calibri"/>
-                <w:i/>
-                <w:iCs/>
-                <w:sz w:val="22"/>
-                <w:szCs w:val="22"/>
-              </w:rPr>
-              <w:t xml:space="preserve">[Provider to complete: the quality indicators this document supports were not supplied. Add the relevant indicator numbers and wording here before approval.]</w:t>
+        <w:trPr>
+          <w:tblHeader/>
+        </w:trPr>
+        <w:tc>
+          <w:tcPr>
+            <w:tcW w:type="dxa" w:w="4500"/>
+            <w:tcBorders>
+              <w:top w:val="single" w:color="999999" w:sz="4"/>
+              <w:left w:val="single" w:color="999999" w:sz="4"/>
+              <w:bottom w:val="single" w:color="999999" w:sz="4"/>
+              <w:right w:val="single" w:color="999999" w:sz="4"/>
+            </w:tcBorders>
+            <w:shd w:fill="EEEEEE" w:val="clear"/>
+          </w:tcPr>
+          <w:p>
+            <w:r>
+              <w:rPr>
+                <w:rFonts w:ascii="Calibri" w:cs="Calibri" w:eastAsia="Calibri" w:hAnsi="Calibri"/>
+                <w:b/>
+                <w:bCs/>
+                <w:sz w:val="22"/>
+                <w:szCs w:val="22"/>
+              </w:rPr>
+              <w:t xml:space="preserve">Our commitment</w:t>
+            </w:r>
+          </w:p>
+        </w:tc>
+        <w:tc>
+          <w:tcPr>
+            <w:tcW w:type="dxa" w:w="4500"/>
+            <w:tcBorders>
+              <w:top w:val="single" w:color="999999" w:sz="4"/>
+              <w:left w:val="single" w:color="999999" w:sz="4"/>
+              <w:bottom w:val="single" w:color="999999" w:sz="4"/>
+              <w:right w:val="single" w:color="999999" w:sz="4"/>
+            </w:tcBorders>
+            <w:shd w:fill="EEEEEE" w:val="clear"/>
+          </w:tcPr>
+          <w:p>
+            <w:r>
+              <w:rPr>
+                <w:rFonts w:ascii="Calibri" w:cs="Calibri" w:eastAsia="Calibri" w:hAnsi="Calibri"/>
+                <w:b/>
+                <w:bCs/>
+                <w:sz w:val="22"/>
+                <w:szCs w:val="22"/>
+              </w:rPr>
+              <w:t xml:space="preserve">What we do</w:t>
+            </w:r>
+          </w:p>
+        </w:tc>
+      </w:tr>
+      <w:tr>
+        <w:tc>
+          <w:tcPr>
+            <w:tcW w:type="dxa" w:w="4500"/>
+            <w:tcBorders>
+              <w:top w:val="single" w:color="999999" w:sz="4"/>
+              <w:left w:val="single" w:color="999999" w:sz="4"/>
+              <w:bottom w:val="single" w:color="999999" w:sz="4"/>
+              <w:right w:val="single" w:color="999999" w:sz="4"/>
+            </w:tcBorders>
+          </w:tcPr>
+          <w:p>
+            <w:r>
+              <w:rPr>
+                <w:rFonts w:ascii="Calibri" w:cs="Calibri" w:eastAsia="Calibri" w:hAnsi="Calibri"/>
+                <w:sz w:val="22"/>
+                <w:szCs w:val="22"/>
+              </w:rPr>
+              <w:t xml:space="preserve">We keep the records a registered provider is expected to hold.</w:t>
+            </w:r>
+          </w:p>
+        </w:tc>
+        <w:tc>
+          <w:tcPr>
+            <w:tcW w:type="dxa" w:w="4500"/>
+            <w:tcBorders>
+              <w:top w:val="single" w:color="999999" w:sz="4"/>
+              <w:left w:val="single" w:color="999999" w:sz="4"/>
+              <w:bottom w:val="single" w:color="999999" w:sz="4"/>
+              <w:right w:val="single" w:color="999999" w:sz="4"/>
+            </w:tcBorders>
+          </w:tcPr>
+          <w:p>
+            <w:r>
+              <w:rPr>
+                <w:rFonts w:ascii="Calibri" w:cs="Calibri" w:eastAsia="Calibri" w:hAnsi="Calibri"/>
+                <w:sz w:val="22"/>
+                <w:szCs w:val="22"/>
+              </w:rPr>
+              <w:t xml:space="preserve">We create and keep records of the supports we deliver, our worker checks and screening, and our incidents and complaints. Section 7 Retention schedule lists each record and how long we keep it.</w:t>
+            </w:r>
+          </w:p>
+        </w:tc>
+      </w:tr>
+      <w:tr>
+        <w:tc>
+          <w:tcPr>
+            <w:tcW w:type="dxa" w:w="4500"/>
+            <w:tcBorders>
+              <w:top w:val="single" w:color="999999" w:sz="4"/>
+              <w:left w:val="single" w:color="999999" w:sz="4"/>
+              <w:bottom w:val="single" w:color="999999" w:sz="4"/>
+              <w:right w:val="single" w:color="999999" w:sz="4"/>
+            </w:tcBorders>
+          </w:tcPr>
+          <w:p>
+            <w:r>
+              <w:rPr>
+                <w:rFonts w:ascii="Calibri" w:cs="Calibri" w:eastAsia="Calibri" w:hAnsi="Calibri"/>
+                <w:sz w:val="22"/>
+                <w:szCs w:val="22"/>
+              </w:rPr>
+              <w:t xml:space="preserve">We keep records accurate and up to date.</w:t>
+            </w:r>
+          </w:p>
+        </w:tc>
+        <w:tc>
+          <w:tcPr>
+            <w:tcW w:type="dxa" w:w="4500"/>
+            <w:tcBorders>
+              <w:top w:val="single" w:color="999999" w:sz="4"/>
+              <w:left w:val="single" w:color="999999" w:sz="4"/>
+              <w:bottom w:val="single" w:color="999999" w:sz="4"/>
+              <w:right w:val="single" w:color="999999" w:sz="4"/>
+            </w:tcBorders>
+          </w:tcPr>
+          <w:p>
+            <w:r>
+              <w:rPr>
+                <w:rFonts w:ascii="Calibri" w:cs="Calibri" w:eastAsia="Calibri" w:hAnsi="Calibri"/>
+                <w:sz w:val="22"/>
+                <w:szCs w:val="22"/>
+              </w:rPr>
+              <w:t xml:space="preserve">We write records at the time of the support or as soon as we can after it. We correct mistakes by adding a dated note. We do not delete the original entry.</w:t>
+            </w:r>
+          </w:p>
+        </w:tc>
+      </w:tr>
+      <w:tr>
+        <w:tc>
+          <w:tcPr>
+            <w:tcW w:type="dxa" w:w="4500"/>
+            <w:tcBorders>
+              <w:top w:val="single" w:color="999999" w:sz="4"/>
+              <w:left w:val="single" w:color="999999" w:sz="4"/>
+              <w:bottom w:val="single" w:color="999999" w:sz="4"/>
+              <w:right w:val="single" w:color="999999" w:sz="4"/>
+            </w:tcBorders>
+          </w:tcPr>
+          <w:p>
+            <w:r>
+              <w:rPr>
+                <w:rFonts w:ascii="Calibri" w:cs="Calibri" w:eastAsia="Calibri" w:hAnsi="Calibri"/>
+                <w:sz w:val="22"/>
+                <w:szCs w:val="22"/>
+              </w:rPr>
+              <w:t xml:space="preserve">We keep participant information private.</w:t>
+            </w:r>
+          </w:p>
+        </w:tc>
+        <w:tc>
+          <w:tcPr>
+            <w:tcW w:type="dxa" w:w="4500"/>
+            <w:tcBorders>
+              <w:top w:val="single" w:color="999999" w:sz="4"/>
+              <w:left w:val="single" w:color="999999" w:sz="4"/>
+              <w:bottom w:val="single" w:color="999999" w:sz="4"/>
+              <w:right w:val="single" w:color="999999" w:sz="4"/>
+            </w:tcBorders>
+          </w:tcPr>
+          <w:p>
+            <w:r>
+              <w:rPr>
+                <w:rFonts w:ascii="Calibri" w:cs="Calibri" w:eastAsia="Calibri" w:hAnsi="Calibri"/>
+                <w:sz w:val="22"/>
+                <w:szCs w:val="22"/>
+              </w:rPr>
+              <w:t xml:space="preserve">We collect only what we need to deliver the support. We store records in one secure place and use a password or lock on every device and file. We share a record only with the participant, people they have agreed to, or a body that is legally entitled to ask for it.</w:t>
+            </w:r>
+          </w:p>
+        </w:tc>
+      </w:tr>
+      <w:tr>
+        <w:tc>
+          <w:tcPr>
+            <w:tcW w:type="dxa" w:w="4500"/>
+            <w:tcBorders>
+              <w:top w:val="single" w:color="999999" w:sz="4"/>
+              <w:left w:val="single" w:color="999999" w:sz="4"/>
+              <w:bottom w:val="single" w:color="999999" w:sz="4"/>
+              <w:right w:val="single" w:color="999999" w:sz="4"/>
+            </w:tcBorders>
+          </w:tcPr>
+          <w:p>
+            <w:r>
+              <w:rPr>
+                <w:rFonts w:ascii="Calibri" w:cs="Calibri" w:eastAsia="Calibri" w:hAnsi="Calibri"/>
+                <w:sz w:val="22"/>
+                <w:szCs w:val="22"/>
+              </w:rPr>
+              <w:t xml:space="preserve">We make records easy to find.</w:t>
+            </w:r>
+          </w:p>
+        </w:tc>
+        <w:tc>
+          <w:tcPr>
+            <w:tcW w:type="dxa" w:w="4500"/>
+            <w:tcBorders>
+              <w:top w:val="single" w:color="999999" w:sz="4"/>
+              <w:left w:val="single" w:color="999999" w:sz="4"/>
+              <w:bottom w:val="single" w:color="999999" w:sz="4"/>
+              <w:right w:val="single" w:color="999999" w:sz="4"/>
+            </w:tcBorders>
+          </w:tcPr>
+          <w:p>
+            <w:r>
+              <w:rPr>
+                <w:rFonts w:ascii="Calibri" w:cs="Calibri" w:eastAsia="Calibri" w:hAnsi="Calibri"/>
+                <w:sz w:val="22"/>
+                <w:szCs w:val="22"/>
+              </w:rPr>
+              <w:t xml:space="preserve">We store records by type and date so we can find any record quickly. We list our registers in section 9 Related documents and registers.</w:t>
+            </w:r>
+          </w:p>
+        </w:tc>
+      </w:tr>
+      <w:tr>
+        <w:tc>
+          <w:tcPr>
+            <w:tcW w:type="dxa" w:w="4500"/>
+            <w:tcBorders>
+              <w:top w:val="single" w:color="999999" w:sz="4"/>
+              <w:left w:val="single" w:color="999999" w:sz="4"/>
+              <w:bottom w:val="single" w:color="999999" w:sz="4"/>
+              <w:right w:val="single" w:color="999999" w:sz="4"/>
+            </w:tcBorders>
+          </w:tcPr>
+          <w:p>
+            <w:r>
+              <w:rPr>
+                <w:rFonts w:ascii="Calibri" w:cs="Calibri" w:eastAsia="Calibri" w:hAnsi="Calibri"/>
+                <w:sz w:val="22"/>
+                <w:szCs w:val="22"/>
+              </w:rPr>
+              <w:t xml:space="preserve">We keep records for as long as the retention schedule says.</w:t>
+            </w:r>
+          </w:p>
+        </w:tc>
+        <w:tc>
+          <w:tcPr>
+            <w:tcW w:type="dxa" w:w="4500"/>
+            <w:tcBorders>
+              <w:top w:val="single" w:color="999999" w:sz="4"/>
+              <w:left w:val="single" w:color="999999" w:sz="4"/>
+              <w:bottom w:val="single" w:color="999999" w:sz="4"/>
+              <w:right w:val="single" w:color="999999" w:sz="4"/>
+            </w:tcBorders>
+          </w:tcPr>
+          <w:p>
+            <w:r>
+              <w:rPr>
+                <w:rFonts w:ascii="Calibri" w:cs="Calibri" w:eastAsia="Calibri" w:hAnsi="Calibri"/>
+                <w:sz w:val="22"/>
+                <w:szCs w:val="22"/>
+              </w:rPr>
+              <w:t xml:space="preserve">We check the dates in section 7 Retention schedule when we close a file. We do not destroy a record early. We do not destroy a record that is part of a complaint, an incident review or a legal matter.</w:t>
+            </w:r>
+          </w:p>
+        </w:tc>
+      </w:tr>
+      <w:tr>
+        <w:tc>
+          <w:tcPr>
+            <w:tcW w:type="dxa" w:w="4500"/>
+            <w:tcBorders>
+              <w:top w:val="single" w:color="999999" w:sz="4"/>
+              <w:left w:val="single" w:color="999999" w:sz="4"/>
+              <w:bottom w:val="single" w:color="999999" w:sz="4"/>
+              <w:right w:val="single" w:color="999999" w:sz="4"/>
+            </w:tcBorders>
+          </w:tcPr>
+          <w:p>
+            <w:r>
+              <w:rPr>
+                <w:rFonts w:ascii="Calibri" w:cs="Calibri" w:eastAsia="Calibri" w:hAnsi="Calibri"/>
+                <w:sz w:val="22"/>
+                <w:szCs w:val="22"/>
+              </w:rPr>
+              <w:t xml:space="preserve">We destroy records safely.</w:t>
+            </w:r>
+          </w:p>
+        </w:tc>
+        <w:tc>
+          <w:tcPr>
+            <w:tcW w:type="dxa" w:w="4500"/>
+            <w:tcBorders>
+              <w:top w:val="single" w:color="999999" w:sz="4"/>
+              <w:left w:val="single" w:color="999999" w:sz="4"/>
+              <w:bottom w:val="single" w:color="999999" w:sz="4"/>
+              <w:right w:val="single" w:color="999999" w:sz="4"/>
+            </w:tcBorders>
+          </w:tcPr>
+          <w:p>
+            <w:r>
+              <w:rPr>
+                <w:rFonts w:ascii="Calibri" w:cs="Calibri" w:eastAsia="Calibri" w:hAnsi="Calibri"/>
+                <w:sz w:val="22"/>
+                <w:szCs w:val="22"/>
+              </w:rPr>
+              <w:t xml:space="preserve">When a retention period ends, we destroy paper records by shredding. We delete electronic records permanently, including backup copies. We note what we destroyed and the date.</w:t>
+            </w:r>
+          </w:p>
+        </w:tc>
+      </w:tr>
+      <w:tr>
+        <w:tc>
+          <w:tcPr>
+            <w:tcW w:type="dxa" w:w="4500"/>
+            <w:tcBorders>
+              <w:top w:val="single" w:color="999999" w:sz="4"/>
+              <w:left w:val="single" w:color="999999" w:sz="4"/>
+              <w:bottom w:val="single" w:color="999999" w:sz="4"/>
+              <w:right w:val="single" w:color="999999" w:sz="4"/>
+            </w:tcBorders>
+          </w:tcPr>
+          <w:p>
+            <w:r>
+              <w:rPr>
+                <w:rFonts w:ascii="Calibri" w:cs="Calibri" w:eastAsia="Calibri" w:hAnsi="Calibri"/>
+                <w:sz w:val="22"/>
+                <w:szCs w:val="22"/>
+              </w:rPr>
+              <w:t xml:space="preserve">We give participants access to their own records.</w:t>
+            </w:r>
+          </w:p>
+        </w:tc>
+        <w:tc>
+          <w:tcPr>
+            <w:tcW w:type="dxa" w:w="4500"/>
+            <w:tcBorders>
+              <w:top w:val="single" w:color="999999" w:sz="4"/>
+              <w:left w:val="single" w:color="999999" w:sz="4"/>
+              <w:bottom w:val="single" w:color="999999" w:sz="4"/>
+              <w:right w:val="single" w:color="999999" w:sz="4"/>
+            </w:tcBorders>
+          </w:tcPr>
+          <w:p>
+            <w:r>
+              <w:rPr>
+                <w:rFonts w:ascii="Calibri" w:cs="Calibri" w:eastAsia="Calibri" w:hAnsi="Calibri"/>
+                <w:sz w:val="22"/>
+                <w:szCs w:val="22"/>
+              </w:rPr>
+              <w:t xml:space="preserve">If a participant asks to see their records, we give them access promptly and in a way they can understand. We check who is asking before we release anything.</w:t>
+            </w:r>
+          </w:p>
+        </w:tc>
+      </w:tr>
+      <w:tr>
+        <w:tc>
+          <w:tcPr>
+            <w:tcW w:type="dxa" w:w="4500"/>
+            <w:tcBorders>
+              <w:top w:val="single" w:color="999999" w:sz="4"/>
+              <w:left w:val="single" w:color="999999" w:sz="4"/>
+              <w:bottom w:val="single" w:color="999999" w:sz="4"/>
+              <w:right w:val="single" w:color="999999" w:sz="4"/>
+            </w:tcBorders>
+          </w:tcPr>
+          <w:p>
+            <w:r>
+              <w:rPr>
+                <w:rFonts w:ascii="Calibri" w:cs="Calibri" w:eastAsia="Calibri" w:hAnsi="Calibri"/>
+                <w:sz w:val="22"/>
+                <w:szCs w:val="22"/>
+              </w:rPr>
+              <w:t xml:space="preserve">We act quickly if a record is lost or seen by someone who should not see it.</w:t>
+            </w:r>
+          </w:p>
+        </w:tc>
+        <w:tc>
+          <w:tcPr>
+            <w:tcW w:type="dxa" w:w="4500"/>
+            <w:tcBorders>
+              <w:top w:val="single" w:color="999999" w:sz="4"/>
+              <w:left w:val="single" w:color="999999" w:sz="4"/>
+              <w:bottom w:val="single" w:color="999999" w:sz="4"/>
+              <w:right w:val="single" w:color="999999" w:sz="4"/>
+            </w:tcBorders>
+          </w:tcPr>
+          <w:p>
+            <w:r>
+              <w:rPr>
+                <w:rFonts w:ascii="Calibri" w:cs="Calibri" w:eastAsia="Calibri" w:hAnsi="Calibri"/>
+                <w:sz w:val="22"/>
+                <w:szCs w:val="22"/>
+              </w:rPr>
+              <w:t xml:space="preserve">We tell the participant, work out what happened, and fix the cause. We report it to the right body when the law or our registration requires it.</w:t>
+            </w:r>
+          </w:p>
+        </w:tc>
+      </w:tr>
+      <w:tr>
+        <w:tc>
+          <w:tcPr>
+            <w:tcW w:type="dxa" w:w="4500"/>
+            <w:tcBorders>
+              <w:top w:val="single" w:color="999999" w:sz="4"/>
+              <w:left w:val="single" w:color="999999" w:sz="4"/>
+              <w:bottom w:val="single" w:color="999999" w:sz="4"/>
+              <w:right w:val="single" w:color="999999" w:sz="4"/>
+            </w:tcBorders>
+          </w:tcPr>
+          <w:p>
+            <w:r>
+              <w:rPr>
+                <w:rFonts w:ascii="Calibri" w:cs="Calibri" w:eastAsia="Calibri" w:hAnsi="Calibri"/>
+                <w:sz w:val="22"/>
+                <w:szCs w:val="22"/>
+              </w:rPr>
+              <w:t xml:space="preserve">We review this policy.</w:t>
+            </w:r>
+          </w:p>
+        </w:tc>
+        <w:tc>
+          <w:tcPr>
+            <w:tcW w:type="dxa" w:w="4500"/>
+            <w:tcBorders>
+              <w:top w:val="single" w:color="999999" w:sz="4"/>
+              <w:left w:val="single" w:color="999999" w:sz="4"/>
+              <w:bottom w:val="single" w:color="999999" w:sz="4"/>
+              <w:right w:val="single" w:color="999999" w:sz="4"/>
+            </w:tcBorders>
+          </w:tcPr>
+          <w:p>
+            <w:r>
+              <w:rPr>
+                <w:rFonts w:ascii="Calibri" w:cs="Calibri" w:eastAsia="Calibri" w:hAnsi="Calibri"/>
+                <w:sz w:val="22"/>
+                <w:szCs w:val="22"/>
+              </w:rPr>
+              <w:t xml:space="preserve">We review this policy every 12 months, or sooner if our supports, our systems or the rules change. We record each review in the policy review register.</w:t>
             </w:r>
           </w:p>
         </w:tc>
@@ -1118,6 +1424,19 @@
           <w:szCs w:val="22"/>
         </w:rPr>
         <w:t xml:space="preserve"/>
+      </w:r>
+    </w:p>
+    <w:p>
+      <w:pPr>
+        <w:spacing w:after="120"/>
+      </w:pPr>
+      <w:r>
+        <w:rPr>
+          <w:rFonts w:ascii="Calibri" w:cs="Calibri" w:eastAsia="Calibri" w:hAnsi="Calibri"/>
+          <w:sz w:val="22"/>
+          <w:szCs w:val="22"/>
+        </w:rPr>
+        <w:t xml:space="preserve">As the sole person running Sunrise Supports, I am responsible for each of these commitments. Section 6 Responsibilities sets out who does what if we add workers.</w:t>
       </w:r>
     </w:p>
     <w:p>

--- a/product/evidence/req-005/sole-trader/records-management-policy.docx
+++ b/product/evidence/req-005/sole-trader/records-management-policy.docx
@@ -27,8 +27,8 @@
           <w:rFonts w:ascii="Calibri" w:cs="Calibri" w:eastAsia="Calibri" w:hAnsi="Calibri"/>
           <w:i/>
           <w:iCs/>
-          <w:sz w:val="22"/>
-          <w:szCs w:val="22"/>
+          <w:sz w:val="24"/>
+          <w:szCs w:val="24"/>
         </w:rPr>
         <w:t xml:space="preserve">Sunrise Supports</w:t>
       </w:r>
@@ -84,8 +84,6 @@
                 <w:rFonts w:ascii="Calibri" w:cs="Calibri" w:eastAsia="Calibri" w:hAnsi="Calibri"/>
                 <w:b/>
                 <w:bCs/>
-                <w:sz w:val="22"/>
-                <w:szCs w:val="22"/>
               </w:rPr>
               <w:t xml:space="preserve">Item</w:t>
             </w:r>
@@ -108,8 +106,6 @@
                 <w:rFonts w:ascii="Calibri" w:cs="Calibri" w:eastAsia="Calibri" w:hAnsi="Calibri"/>
                 <w:b/>
                 <w:bCs/>
-                <w:sz w:val="22"/>
-                <w:szCs w:val="22"/>
               </w:rPr>
               <w:t xml:space="preserve">Detail</w:t>
             </w:r>
@@ -117,22 +113,23 @@
         </w:tc>
       </w:tr>
       <w:tr>
-        <w:tc>
-          <w:tcPr>
-            <w:tcW w:type="dxa" w:w="4500"/>
-            <w:tcBorders>
-              <w:top w:val="single" w:color="999999" w:sz="4"/>
-              <w:left w:val="single" w:color="999999" w:sz="4"/>
-              <w:bottom w:val="single" w:color="999999" w:sz="4"/>
-              <w:right w:val="single" w:color="999999" w:sz="4"/>
-            </w:tcBorders>
-          </w:tcPr>
-          <w:p>
-            <w:r>
-              <w:rPr>
-                <w:rFonts w:ascii="Calibri" w:cs="Calibri" w:eastAsia="Calibri" w:hAnsi="Calibri"/>
-                <w:sz w:val="22"/>
-                <w:szCs w:val="22"/>
+        <w:trPr>
+          <w:cantSplit/>
+        </w:trPr>
+        <w:tc>
+          <w:tcPr>
+            <w:tcW w:type="dxa" w:w="4500"/>
+            <w:tcBorders>
+              <w:top w:val="single" w:color="999999" w:sz="4"/>
+              <w:left w:val="single" w:color="999999" w:sz="4"/>
+              <w:bottom w:val="single" w:color="999999" w:sz="4"/>
+              <w:right w:val="single" w:color="999999" w:sz="4"/>
+            </w:tcBorders>
+          </w:tcPr>
+          <w:p>
+            <w:r>
+              <w:rPr>
+                <w:rFonts w:ascii="Calibri" w:cs="Calibri" w:eastAsia="Calibri" w:hAnsi="Calibri"/>
               </w:rPr>
               <w:t xml:space="preserve">Document</w:t>
             </w:r>
@@ -152,8 +149,6 @@
             <w:r>
               <w:rPr>
                 <w:rFonts w:ascii="Calibri" w:cs="Calibri" w:eastAsia="Calibri" w:hAnsi="Calibri"/>
-                <w:sz w:val="22"/>
-                <w:szCs w:val="22"/>
               </w:rPr>
               <w:t xml:space="preserve">Records management policy</w:t>
             </w:r>
@@ -161,22 +156,23 @@
         </w:tc>
       </w:tr>
       <w:tr>
-        <w:tc>
-          <w:tcPr>
-            <w:tcW w:type="dxa" w:w="4500"/>
-            <w:tcBorders>
-              <w:top w:val="single" w:color="999999" w:sz="4"/>
-              <w:left w:val="single" w:color="999999" w:sz="4"/>
-              <w:bottom w:val="single" w:color="999999" w:sz="4"/>
-              <w:right w:val="single" w:color="999999" w:sz="4"/>
-            </w:tcBorders>
-          </w:tcPr>
-          <w:p>
-            <w:r>
-              <w:rPr>
-                <w:rFonts w:ascii="Calibri" w:cs="Calibri" w:eastAsia="Calibri" w:hAnsi="Calibri"/>
-                <w:sz w:val="22"/>
-                <w:szCs w:val="22"/>
+        <w:trPr>
+          <w:cantSplit/>
+        </w:trPr>
+        <w:tc>
+          <w:tcPr>
+            <w:tcW w:type="dxa" w:w="4500"/>
+            <w:tcBorders>
+              <w:top w:val="single" w:color="999999" w:sz="4"/>
+              <w:left w:val="single" w:color="999999" w:sz="4"/>
+              <w:bottom w:val="single" w:color="999999" w:sz="4"/>
+              <w:right w:val="single" w:color="999999" w:sz="4"/>
+            </w:tcBorders>
+          </w:tcPr>
+          <w:p>
+            <w:r>
+              <w:rPr>
+                <w:rFonts w:ascii="Calibri" w:cs="Calibri" w:eastAsia="Calibri" w:hAnsi="Calibri"/>
               </w:rPr>
               <w:t xml:space="preserve">Provider</w:t>
             </w:r>
@@ -196,8 +192,6 @@
             <w:r>
               <w:rPr>
                 <w:rFonts w:ascii="Calibri" w:cs="Calibri" w:eastAsia="Calibri" w:hAnsi="Calibri"/>
-                <w:sz w:val="22"/>
-                <w:szCs w:val="22"/>
               </w:rPr>
               <w:t xml:space="preserve">Sunrise Supports</w:t>
             </w:r>
@@ -205,22 +199,23 @@
         </w:tc>
       </w:tr>
       <w:tr>
-        <w:tc>
-          <w:tcPr>
-            <w:tcW w:type="dxa" w:w="4500"/>
-            <w:tcBorders>
-              <w:top w:val="single" w:color="999999" w:sz="4"/>
-              <w:left w:val="single" w:color="999999" w:sz="4"/>
-              <w:bottom w:val="single" w:color="999999" w:sz="4"/>
-              <w:right w:val="single" w:color="999999" w:sz="4"/>
-            </w:tcBorders>
-          </w:tcPr>
-          <w:p>
-            <w:r>
-              <w:rPr>
-                <w:rFonts w:ascii="Calibri" w:cs="Calibri" w:eastAsia="Calibri" w:hAnsi="Calibri"/>
-                <w:sz w:val="22"/>
-                <w:szCs w:val="22"/>
+        <w:trPr>
+          <w:cantSplit/>
+        </w:trPr>
+        <w:tc>
+          <w:tcPr>
+            <w:tcW w:type="dxa" w:w="4500"/>
+            <w:tcBorders>
+              <w:top w:val="single" w:color="999999" w:sz="4"/>
+              <w:left w:val="single" w:color="999999" w:sz="4"/>
+              <w:bottom w:val="single" w:color="999999" w:sz="4"/>
+              <w:right w:val="single" w:color="999999" w:sz="4"/>
+            </w:tcBorders>
+          </w:tcPr>
+          <w:p>
+            <w:r>
+              <w:rPr>
+                <w:rFonts w:ascii="Calibri" w:cs="Calibri" w:eastAsia="Calibri" w:hAnsi="Calibri"/>
               </w:rPr>
               <w:t xml:space="preserve">Version</w:t>
             </w:r>
@@ -240,8 +235,6 @@
             <w:r>
               <w:rPr>
                 <w:rFonts w:ascii="Calibri" w:cs="Calibri" w:eastAsia="Calibri" w:hAnsi="Calibri"/>
-                <w:sz w:val="22"/>
-                <w:szCs w:val="22"/>
               </w:rPr>
               <w:t xml:space="preserve">review-pack</w:t>
             </w:r>
@@ -249,110 +242,152 @@
         </w:tc>
       </w:tr>
       <w:tr>
-        <w:tc>
-          <w:tcPr>
-            <w:tcW w:type="dxa" w:w="4500"/>
-            <w:tcBorders>
-              <w:top w:val="single" w:color="999999" w:sz="4"/>
-              <w:left w:val="single" w:color="999999" w:sz="4"/>
-              <w:bottom w:val="single" w:color="999999" w:sz="4"/>
-              <w:right w:val="single" w:color="999999" w:sz="4"/>
-            </w:tcBorders>
-          </w:tcPr>
-          <w:p>
-            <w:r>
-              <w:rPr>
-                <w:rFonts w:ascii="Calibri" w:cs="Calibri" w:eastAsia="Calibri" w:hAnsi="Calibri"/>
-                <w:sz w:val="22"/>
-                <w:szCs w:val="22"/>
-              </w:rPr>
-              <w:t xml:space="preserve">Generated</w:t>
-            </w:r>
-          </w:p>
-        </w:tc>
-        <w:tc>
-          <w:tcPr>
-            <w:tcW w:type="dxa" w:w="4500"/>
-            <w:tcBorders>
-              <w:top w:val="single" w:color="999999" w:sz="4"/>
-              <w:left w:val="single" w:color="999999" w:sz="4"/>
-              <w:bottom w:val="single" w:color="999999" w:sz="4"/>
-              <w:right w:val="single" w:color="999999" w:sz="4"/>
-            </w:tcBorders>
-          </w:tcPr>
-          <w:p>
-            <w:r>
-              <w:rPr>
-                <w:rFonts w:ascii="Calibri" w:cs="Calibri" w:eastAsia="Calibri" w:hAnsi="Calibri"/>
-                <w:sz w:val="22"/>
-                <w:szCs w:val="22"/>
-              </w:rPr>
-              <w:t xml:space="preserve">12 October 2026</w:t>
-            </w:r>
-          </w:p>
-        </w:tc>
-      </w:tr>
-      <w:tr>
-        <w:tc>
-          <w:tcPr>
-            <w:tcW w:type="dxa" w:w="4500"/>
-            <w:tcBorders>
-              <w:top w:val="single" w:color="999999" w:sz="4"/>
-              <w:left w:val="single" w:color="999999" w:sz="4"/>
-              <w:bottom w:val="single" w:color="999999" w:sz="4"/>
-              <w:right w:val="single" w:color="999999" w:sz="4"/>
-            </w:tcBorders>
-          </w:tcPr>
-          <w:p>
-            <w:r>
-              <w:rPr>
-                <w:rFonts w:ascii="Calibri" w:cs="Calibri" w:eastAsia="Calibri" w:hAnsi="Calibri"/>
-                <w:sz w:val="22"/>
-                <w:szCs w:val="22"/>
-              </w:rPr>
-              <w:t xml:space="preserve">Approval</w:t>
-            </w:r>
-          </w:p>
-        </w:tc>
-        <w:tc>
-          <w:tcPr>
-            <w:tcW w:type="dxa" w:w="4500"/>
-            <w:tcBorders>
-              <w:top w:val="single" w:color="999999" w:sz="4"/>
-              <w:left w:val="single" w:color="999999" w:sz="4"/>
-              <w:bottom w:val="single" w:color="999999" w:sz="4"/>
-              <w:right w:val="single" w:color="999999" w:sz="4"/>
-            </w:tcBorders>
-          </w:tcPr>
-          <w:p>
-            <w:r>
-              <w:rPr>
-                <w:rFonts w:ascii="Calibri" w:cs="Calibri" w:eastAsia="Calibri" w:hAnsi="Calibri"/>
-                <w:sz w:val="22"/>
-                <w:szCs w:val="22"/>
-              </w:rPr>
-              <w:t xml:space="preserve">[Provider to complete: name, role and date]</w:t>
-            </w:r>
-          </w:p>
-        </w:tc>
-      </w:tr>
-      <w:tr>
-        <w:tc>
-          <w:tcPr>
-            <w:tcW w:type="dxa" w:w="4500"/>
-            <w:tcBorders>
-              <w:top w:val="single" w:color="999999" w:sz="4"/>
-              <w:left w:val="single" w:color="999999" w:sz="4"/>
-              <w:bottom w:val="single" w:color="999999" w:sz="4"/>
-              <w:right w:val="single" w:color="999999" w:sz="4"/>
-            </w:tcBorders>
-          </w:tcPr>
-          <w:p>
-            <w:r>
-              <w:rPr>
-                <w:rFonts w:ascii="Calibri" w:cs="Calibri" w:eastAsia="Calibri" w:hAnsi="Calibri"/>
-                <w:sz w:val="22"/>
-                <w:szCs w:val="22"/>
+        <w:trPr>
+          <w:cantSplit/>
+        </w:trPr>
+        <w:tc>
+          <w:tcPr>
+            <w:tcW w:type="dxa" w:w="4500"/>
+            <w:tcBorders>
+              <w:top w:val="single" w:color="999999" w:sz="4"/>
+              <w:left w:val="single" w:color="999999" w:sz="4"/>
+              <w:bottom w:val="single" w:color="999999" w:sz="4"/>
+              <w:right w:val="single" w:color="999999" w:sz="4"/>
+            </w:tcBorders>
+          </w:tcPr>
+          <w:p>
+            <w:r>
+              <w:rPr>
+                <w:rFonts w:ascii="Calibri" w:cs="Calibri" w:eastAsia="Calibri" w:hAnsi="Calibri"/>
+              </w:rPr>
+              <w:t xml:space="preserve">Drafted</w:t>
+            </w:r>
+          </w:p>
+        </w:tc>
+        <w:tc>
+          <w:tcPr>
+            <w:tcW w:type="dxa" w:w="4500"/>
+            <w:tcBorders>
+              <w:top w:val="single" w:color="999999" w:sz="4"/>
+              <w:left w:val="single" w:color="999999" w:sz="4"/>
+              <w:bottom w:val="single" w:color="999999" w:sz="4"/>
+              <w:right w:val="single" w:color="999999" w:sz="4"/>
+            </w:tcBorders>
+          </w:tcPr>
+          <w:p>
+            <w:r>
+              <w:rPr>
+                <w:rFonts w:ascii="Calibri" w:cs="Calibri" w:eastAsia="Calibri" w:hAnsi="Calibri"/>
+              </w:rPr>
+              <w:t xml:space="preserve">14 October 2026</w:t>
+            </w:r>
+          </w:p>
+        </w:tc>
+      </w:tr>
+      <w:tr>
+        <w:trPr>
+          <w:cantSplit/>
+        </w:trPr>
+        <w:tc>
+          <w:tcPr>
+            <w:tcW w:type="dxa" w:w="4500"/>
+            <w:tcBorders>
+              <w:top w:val="single" w:color="999999" w:sz="4"/>
+              <w:left w:val="single" w:color="999999" w:sz="4"/>
+              <w:bottom w:val="single" w:color="999999" w:sz="4"/>
+              <w:right w:val="single" w:color="999999" w:sz="4"/>
+            </w:tcBorders>
+          </w:tcPr>
+          <w:p>
+            <w:r>
+              <w:rPr>
+                <w:rFonts w:ascii="Calibri" w:cs="Calibri" w:eastAsia="Calibri" w:hAnsi="Calibri"/>
+              </w:rPr>
+              <w:t xml:space="preserve">Approver</w:t>
+            </w:r>
+          </w:p>
+        </w:tc>
+        <w:tc>
+          <w:tcPr>
+            <w:tcW w:type="dxa" w:w="4500"/>
+            <w:tcBorders>
+              <w:top w:val="single" w:color="999999" w:sz="4"/>
+              <w:left w:val="single" w:color="999999" w:sz="4"/>
+              <w:bottom w:val="single" w:color="999999" w:sz="4"/>
+              <w:right w:val="single" w:color="999999" w:sz="4"/>
+            </w:tcBorders>
+          </w:tcPr>
+          <w:p>
+            <w:r>
+              <w:rPr>
+                <w:rFonts w:ascii="Calibri" w:cs="Calibri" w:eastAsia="Calibri" w:hAnsi="Calibri"/>
+              </w:rPr>
+              <w:t xml:space="preserve">Jane Citizen, Owner</w:t>
+            </w:r>
+          </w:p>
+        </w:tc>
+      </w:tr>
+      <w:tr>
+        <w:trPr>
+          <w:cantSplit/>
+        </w:trPr>
+        <w:tc>
+          <w:tcPr>
+            <w:tcW w:type="dxa" w:w="4500"/>
+            <w:tcBorders>
+              <w:top w:val="single" w:color="999999" w:sz="4"/>
+              <w:left w:val="single" w:color="999999" w:sz="4"/>
+              <w:bottom w:val="single" w:color="999999" w:sz="4"/>
+              <w:right w:val="single" w:color="999999" w:sz="4"/>
+            </w:tcBorders>
+          </w:tcPr>
+          <w:p>
+            <w:r>
+              <w:rPr>
+                <w:rFonts w:ascii="Calibri" w:cs="Calibri" w:eastAsia="Calibri" w:hAnsi="Calibri"/>
+              </w:rPr>
+              <w:t xml:space="preserve">Approval date</w:t>
+            </w:r>
+          </w:p>
+        </w:tc>
+        <w:tc>
+          <w:tcPr>
+            <w:tcW w:type="dxa" w:w="4500"/>
+            <w:tcBorders>
+              <w:top w:val="single" w:color="999999" w:sz="4"/>
+              <w:left w:val="single" w:color="999999" w:sz="4"/>
+              <w:bottom w:val="single" w:color="999999" w:sz="4"/>
+              <w:right w:val="single" w:color="999999" w:sz="4"/>
+            </w:tcBorders>
+          </w:tcPr>
+          <w:p>
+            <w:r>
+              <w:rPr>
+                <w:rFonts w:ascii="Calibri" w:cs="Calibri" w:eastAsia="Calibri" w:hAnsi="Calibri"/>
+              </w:rPr>
+              <w:t xml:space="preserve">14 October 2026</w:t>
+            </w:r>
+          </w:p>
+        </w:tc>
+      </w:tr>
+      <w:tr>
+        <w:trPr>
+          <w:cantSplit/>
+        </w:trPr>
+        <w:tc>
+          <w:tcPr>
+            <w:tcW w:type="dxa" w:w="4500"/>
+            <w:tcBorders>
+              <w:top w:val="single" w:color="999999" w:sz="4"/>
+              <w:left w:val="single" w:color="999999" w:sz="4"/>
+              <w:bottom w:val="single" w:color="999999" w:sz="4"/>
+              <w:right w:val="single" w:color="999999" w:sz="4"/>
+            </w:tcBorders>
+          </w:tcPr>
+          <w:p>
+            <w:r>
+              <w:rPr>
+                <w:rFonts w:ascii="Calibri" w:cs="Calibri" w:eastAsia="Calibri" w:hAnsi="Calibri"/>
               </w:rPr>
               <w:t xml:space="preserve">Next review</w:t>
             </w:r>
@@ -372,10 +407,51 @@
             <w:r>
               <w:rPr>
                 <w:rFonts w:ascii="Calibri" w:cs="Calibri" w:eastAsia="Calibri" w:hAnsi="Calibri"/>
-                <w:sz w:val="22"/>
-                <w:szCs w:val="22"/>
-              </w:rPr>
-              <w:t xml:space="preserve">12 October 2027</w:t>
+              </w:rPr>
+              <w:t xml:space="preserve">14 October 2027</w:t>
+            </w:r>
+          </w:p>
+        </w:tc>
+      </w:tr>
+      <w:tr>
+        <w:trPr>
+          <w:cantSplit/>
+        </w:trPr>
+        <w:tc>
+          <w:tcPr>
+            <w:tcW w:type="dxa" w:w="4500"/>
+            <w:tcBorders>
+              <w:top w:val="single" w:color="999999" w:sz="4"/>
+              <w:left w:val="single" w:color="999999" w:sz="4"/>
+              <w:bottom w:val="single" w:color="999999" w:sz="4"/>
+              <w:right w:val="single" w:color="999999" w:sz="4"/>
+            </w:tcBorders>
+          </w:tcPr>
+          <w:p>
+            <w:r>
+              <w:rPr>
+                <w:rFonts w:ascii="Calibri" w:cs="Calibri" w:eastAsia="Calibri" w:hAnsi="Calibri"/>
+              </w:rPr>
+              <w:t xml:space="preserve">Standards it supports</w:t>
+            </w:r>
+          </w:p>
+        </w:tc>
+        <w:tc>
+          <w:tcPr>
+            <w:tcW w:type="dxa" w:w="4500"/>
+            <w:tcBorders>
+              <w:top w:val="single" w:color="999999" w:sz="4"/>
+              <w:left w:val="single" w:color="999999" w:sz="4"/>
+              <w:bottom w:val="single" w:color="999999" w:sz="4"/>
+              <w:right w:val="single" w:color="999999" w:sz="4"/>
+            </w:tcBorders>
+          </w:tcPr>
+          <w:p>
+            <w:r>
+              <w:rPr>
+                <w:rFonts w:ascii="Calibri" w:cs="Calibri" w:eastAsia="Calibri" w:hAnsi="Calibri"/>
+              </w:rPr>
+              <w:t xml:space="preserve">the record-keeping conditions of registration apply to every registered provider</w:t>
             </w:r>
           </w:p>
         </w:tc>
@@ -383,26 +459,22 @@
     </w:tbl>
     <w:p>
       <w:pPr>
-        <w:spacing w:after="120"/>
-      </w:pPr>
-      <w:r>
-        <w:rPr>
-          <w:rFonts w:ascii="Calibri" w:cs="Calibri" w:eastAsia="Calibri" w:hAnsi="Calibri"/>
-          <w:sz w:val="22"/>
-          <w:szCs w:val="22"/>
+        <w:spacing w:after="120" w:line="276"/>
+      </w:pPr>
+      <w:r>
+        <w:rPr>
+          <w:rFonts w:ascii="Calibri" w:cs="Calibri" w:eastAsia="Calibri" w:hAnsi="Calibri"/>
         </w:rPr>
         <w:t xml:space="preserve"/>
       </w:r>
     </w:p>
     <w:p>
       <w:pPr>
-        <w:spacing w:after="120"/>
-      </w:pPr>
-      <w:r>
-        <w:rPr>
-          <w:rFonts w:ascii="Calibri" w:cs="Calibri" w:eastAsia="Calibri" w:hAnsi="Calibri"/>
-          <w:sz w:val="22"/>
-          <w:szCs w:val="22"/>
+        <w:spacing w:after="120" w:line="276"/>
+      </w:pPr>
+      <w:r>
+        <w:rPr>
+          <w:rFonts w:ascii="Calibri" w:cs="Calibri" w:eastAsia="Calibri" w:hAnsi="Calibri"/>
         </w:rPr>
         <w:t xml:space="preserve">Verification providers are not audited against this document under the NDIS Practice Standards. We keep it because the record-keeping conditions of registration apply to every registered provider.</w:t>
       </w:r>
@@ -423,26 +495,38 @@
     </w:p>
     <w:p>
       <w:pPr>
-        <w:spacing w:after="120"/>
-      </w:pPr>
-      <w:r>
-        <w:rPr>
-          <w:rFonts w:ascii="Calibri" w:cs="Calibri" w:eastAsia="Calibri" w:hAnsi="Calibri"/>
-          <w:sz w:val="22"/>
-          <w:szCs w:val="22"/>
+        <w:spacing w:after="80"/>
+      </w:pPr>
+      <w:r>
+        <w:rPr>
+          <w:rFonts w:ascii="Calibri" w:cs="Calibri" w:eastAsia="Calibri" w:hAnsi="Calibri"/>
+          <w:i/>
+          <w:iCs/>
+          <w:color w:val="555555"/>
+          <w:sz w:val="20"/>
+          <w:szCs w:val="20"/>
+        </w:rPr>
+        <w:t xml:space="preserve">Drafted from your answers.</w:t>
+      </w:r>
+    </w:p>
+    <w:p>
+      <w:pPr>
+        <w:spacing w:after="120" w:line="276"/>
+      </w:pPr>
+      <w:r>
+        <w:rPr>
+          <w:rFonts w:ascii="Calibri" w:cs="Calibri" w:eastAsia="Calibri" w:hAnsi="Calibri"/>
         </w:rPr>
         <w:t xml:space="preserve">This policy sets out how Sunrise Supports keeps, protects and destroys its records.</w:t>
       </w:r>
     </w:p>
     <w:p>
       <w:pPr>
-        <w:spacing w:after="120"/>
-      </w:pPr>
-      <w:r>
-        <w:rPr>
-          <w:rFonts w:ascii="Calibri" w:cs="Calibri" w:eastAsia="Calibri" w:hAnsi="Calibri"/>
-          <w:sz w:val="22"/>
-          <w:szCs w:val="22"/>
+        <w:spacing w:after="120" w:line="276"/>
+      </w:pPr>
+      <w:r>
+        <w:rPr>
+          <w:rFonts w:ascii="Calibri" w:cs="Calibri" w:eastAsia="Calibri" w:hAnsi="Calibri"/>
         </w:rPr>
         <w:t xml:space="preserve">It supports the record-keeping conditions of registration that apply to every registered provider.</w:t>
       </w:r>
@@ -463,13 +547,27 @@
     </w:p>
     <w:p>
       <w:pPr>
-        <w:spacing w:after="120"/>
-      </w:pPr>
-      <w:r>
-        <w:rPr>
-          <w:rFonts w:ascii="Calibri" w:cs="Calibri" w:eastAsia="Calibri" w:hAnsi="Calibri"/>
-          <w:sz w:val="22"/>
-          <w:szCs w:val="22"/>
+        <w:spacing w:after="80"/>
+      </w:pPr>
+      <w:r>
+        <w:rPr>
+          <w:rFonts w:ascii="Calibri" w:cs="Calibri" w:eastAsia="Calibri" w:hAnsi="Calibri"/>
+          <w:i/>
+          <w:iCs/>
+          <w:color w:val="555555"/>
+          <w:sz w:val="20"/>
+          <w:szCs w:val="20"/>
+        </w:rPr>
+        <w:t xml:space="preserve">Drafted from your answers.</w:t>
+      </w:r>
+    </w:p>
+    <w:p>
+      <w:pPr>
+        <w:spacing w:after="120" w:line="276"/>
+      </w:pPr>
+      <w:r>
+        <w:rPr>
+          <w:rFonts w:ascii="Calibri" w:cs="Calibri" w:eastAsia="Calibri" w:hAnsi="Calibri"/>
         </w:rPr>
         <w:t xml:space="preserve">This policy applies to Sunrise Supports, a sole trader business. It covers every record we create, receive or keep in running our NDIS supports.</w:t>
       </w:r>
@@ -511,8 +609,6 @@
                 <w:rFonts w:ascii="Calibri" w:cs="Calibri" w:eastAsia="Calibri" w:hAnsi="Calibri"/>
                 <w:b/>
                 <w:bCs/>
-                <w:sz w:val="22"/>
-                <w:szCs w:val="22"/>
               </w:rPr>
               <w:t xml:space="preserve">What it covers</w:t>
             </w:r>
@@ -535,8 +631,6 @@
                 <w:rFonts w:ascii="Calibri" w:cs="Calibri" w:eastAsia="Calibri" w:hAnsi="Calibri"/>
                 <w:b/>
                 <w:bCs/>
-                <w:sz w:val="22"/>
-                <w:szCs w:val="22"/>
               </w:rPr>
               <w:t xml:space="preserve">Detail</w:t>
             </w:r>
@@ -544,22 +638,23 @@
         </w:tc>
       </w:tr>
       <w:tr>
-        <w:tc>
-          <w:tcPr>
-            <w:tcW w:type="dxa" w:w="4500"/>
-            <w:tcBorders>
-              <w:top w:val="single" w:color="999999" w:sz="4"/>
-              <w:left w:val="single" w:color="999999" w:sz="4"/>
-              <w:bottom w:val="single" w:color="999999" w:sz="4"/>
-              <w:right w:val="single" w:color="999999" w:sz="4"/>
-            </w:tcBorders>
-          </w:tcPr>
-          <w:p>
-            <w:r>
-              <w:rPr>
-                <w:rFonts w:ascii="Calibri" w:cs="Calibri" w:eastAsia="Calibri" w:hAnsi="Calibri"/>
-                <w:sz w:val="22"/>
-                <w:szCs w:val="22"/>
+        <w:trPr>
+          <w:cantSplit/>
+        </w:trPr>
+        <w:tc>
+          <w:tcPr>
+            <w:tcW w:type="dxa" w:w="4500"/>
+            <w:tcBorders>
+              <w:top w:val="single" w:color="999999" w:sz="4"/>
+              <w:left w:val="single" w:color="999999" w:sz="4"/>
+              <w:bottom w:val="single" w:color="999999" w:sz="4"/>
+              <w:right w:val="single" w:color="999999" w:sz="4"/>
+            </w:tcBorders>
+          </w:tcPr>
+          <w:p>
+            <w:r>
+              <w:rPr>
+                <w:rFonts w:ascii="Calibri" w:cs="Calibri" w:eastAsia="Calibri" w:hAnsi="Calibri"/>
               </w:rPr>
               <w:t xml:space="preserve">Supports</w:t>
             </w:r>
@@ -579,8 +674,6 @@
             <w:r>
               <w:rPr>
                 <w:rFonts w:ascii="Calibri" w:cs="Calibri" w:eastAsia="Calibri" w:hAnsi="Calibri"/>
-                <w:sz w:val="22"/>
-                <w:szCs w:val="22"/>
               </w:rPr>
               <w:t xml:space="preserve">0120 Household tasks</w:t>
             </w:r>
@@ -588,22 +681,23 @@
         </w:tc>
       </w:tr>
       <w:tr>
-        <w:tc>
-          <w:tcPr>
-            <w:tcW w:type="dxa" w:w="4500"/>
-            <w:tcBorders>
-              <w:top w:val="single" w:color="999999" w:sz="4"/>
-              <w:left w:val="single" w:color="999999" w:sz="4"/>
-              <w:bottom w:val="single" w:color="999999" w:sz="4"/>
-              <w:right w:val="single" w:color="999999" w:sz="4"/>
-            </w:tcBorders>
-          </w:tcPr>
-          <w:p>
-            <w:r>
-              <w:rPr>
-                <w:rFonts w:ascii="Calibri" w:cs="Calibri" w:eastAsia="Calibri" w:hAnsi="Calibri"/>
-                <w:sz w:val="22"/>
-                <w:szCs w:val="22"/>
+        <w:trPr>
+          <w:cantSplit/>
+        </w:trPr>
+        <w:tc>
+          <w:tcPr>
+            <w:tcW w:type="dxa" w:w="4500"/>
+            <w:tcBorders>
+              <w:top w:val="single" w:color="999999" w:sz="4"/>
+              <w:left w:val="single" w:color="999999" w:sz="4"/>
+              <w:bottom w:val="single" w:color="999999" w:sz="4"/>
+              <w:right w:val="single" w:color="999999" w:sz="4"/>
+            </w:tcBorders>
+          </w:tcPr>
+          <w:p>
+            <w:r>
+              <w:rPr>
+                <w:rFonts w:ascii="Calibri" w:cs="Calibri" w:eastAsia="Calibri" w:hAnsi="Calibri"/>
               </w:rPr>
               <w:t xml:space="preserve">State</w:t>
             </w:r>
@@ -623,8 +717,6 @@
             <w:r>
               <w:rPr>
                 <w:rFonts w:ascii="Calibri" w:cs="Calibri" w:eastAsia="Calibri" w:hAnsi="Calibri"/>
-                <w:sz w:val="22"/>
-                <w:szCs w:val="22"/>
               </w:rPr>
               <w:t xml:space="preserve">New South Wales</w:t>
             </w:r>
@@ -632,22 +724,23 @@
         </w:tc>
       </w:tr>
       <w:tr>
-        <w:tc>
-          <w:tcPr>
-            <w:tcW w:type="dxa" w:w="4500"/>
-            <w:tcBorders>
-              <w:top w:val="single" w:color="999999" w:sz="4"/>
-              <w:left w:val="single" w:color="999999" w:sz="4"/>
-              <w:bottom w:val="single" w:color="999999" w:sz="4"/>
-              <w:right w:val="single" w:color="999999" w:sz="4"/>
-            </w:tcBorders>
-          </w:tcPr>
-          <w:p>
-            <w:r>
-              <w:rPr>
-                <w:rFonts w:ascii="Calibri" w:cs="Calibri" w:eastAsia="Calibri" w:hAnsi="Calibri"/>
-                <w:sz w:val="22"/>
-                <w:szCs w:val="22"/>
+        <w:trPr>
+          <w:cantSplit/>
+        </w:trPr>
+        <w:tc>
+          <w:tcPr>
+            <w:tcW w:type="dxa" w:w="4500"/>
+            <w:tcBorders>
+              <w:top w:val="single" w:color="999999" w:sz="4"/>
+              <w:left w:val="single" w:color="999999" w:sz="4"/>
+              <w:bottom w:val="single" w:color="999999" w:sz="4"/>
+              <w:right w:val="single" w:color="999999" w:sz="4"/>
+            </w:tcBorders>
+          </w:tcPr>
+          <w:p>
+            <w:r>
+              <w:rPr>
+                <w:rFonts w:ascii="Calibri" w:cs="Calibri" w:eastAsia="Calibri" w:hAnsi="Calibri"/>
               </w:rPr>
               <w:t xml:space="preserve">People</w:t>
             </w:r>
@@ -667,8 +760,6 @@
             <w:r>
               <w:rPr>
                 <w:rFonts w:ascii="Calibri" w:cs="Calibri" w:eastAsia="Calibri" w:hAnsi="Calibri"/>
-                <w:sz w:val="22"/>
-                <w:szCs w:val="22"/>
               </w:rPr>
               <w:t xml:space="preserve">Our one key person, who is also our only worker, and anyone we later engage to work with us</w:t>
             </w:r>
@@ -676,22 +767,23 @@
         </w:tc>
       </w:tr>
       <w:tr>
-        <w:tc>
-          <w:tcPr>
-            <w:tcW w:type="dxa" w:w="4500"/>
-            <w:tcBorders>
-              <w:top w:val="single" w:color="999999" w:sz="4"/>
-              <w:left w:val="single" w:color="999999" w:sz="4"/>
-              <w:bottom w:val="single" w:color="999999" w:sz="4"/>
-              <w:right w:val="single" w:color="999999" w:sz="4"/>
-            </w:tcBorders>
-          </w:tcPr>
-          <w:p>
-            <w:r>
-              <w:rPr>
-                <w:rFonts w:ascii="Calibri" w:cs="Calibri" w:eastAsia="Calibri" w:hAnsi="Calibri"/>
-                <w:sz w:val="22"/>
-                <w:szCs w:val="22"/>
+        <w:trPr>
+          <w:cantSplit/>
+        </w:trPr>
+        <w:tc>
+          <w:tcPr>
+            <w:tcW w:type="dxa" w:w="4500"/>
+            <w:tcBorders>
+              <w:top w:val="single" w:color="999999" w:sz="4"/>
+              <w:left w:val="single" w:color="999999" w:sz="4"/>
+              <w:bottom w:val="single" w:color="999999" w:sz="4"/>
+              <w:right w:val="single" w:color="999999" w:sz="4"/>
+            </w:tcBorders>
+          </w:tcPr>
+          <w:p>
+            <w:r>
+              <w:rPr>
+                <w:rFonts w:ascii="Calibri" w:cs="Calibri" w:eastAsia="Calibri" w:hAnsi="Calibri"/>
               </w:rPr>
               <w:t xml:space="preserve">Records</w:t>
             </w:r>
@@ -711,8 +803,6 @@
             <w:r>
               <w:rPr>
                 <w:rFonts w:ascii="Calibri" w:cs="Calibri" w:eastAsia="Calibri" w:hAnsi="Calibri"/>
-                <w:sz w:val="22"/>
-                <w:szCs w:val="22"/>
               </w:rPr>
               <w:t xml:space="preserve">Participant records, worker records and business records, on paper or on a computer, phone or cloud service</w:t>
             </w:r>
@@ -722,65 +812,55 @@
     </w:tbl>
     <w:p>
       <w:pPr>
-        <w:spacing w:after="120"/>
-      </w:pPr>
-      <w:r>
-        <w:rPr>
-          <w:rFonts w:ascii="Calibri" w:cs="Calibri" w:eastAsia="Calibri" w:hAnsi="Calibri"/>
-          <w:sz w:val="22"/>
-          <w:szCs w:val="22"/>
+        <w:spacing w:after="120" w:line="276"/>
+      </w:pPr>
+      <w:r>
+        <w:rPr>
+          <w:rFonts w:ascii="Calibri" w:cs="Calibri" w:eastAsia="Calibri" w:hAnsi="Calibri"/>
         </w:rPr>
         <w:t xml:space="preserve"/>
       </w:r>
     </w:p>
     <w:p>
       <w:pPr>
-        <w:spacing w:after="120"/>
-      </w:pPr>
-      <w:r>
-        <w:rPr>
-          <w:rFonts w:ascii="Calibri" w:cs="Calibri" w:eastAsia="Calibri" w:hAnsi="Calibri"/>
-          <w:sz w:val="22"/>
-          <w:szCs w:val="22"/>
+        <w:spacing w:after="120" w:line="276"/>
+      </w:pPr>
+      <w:r>
+        <w:rPr>
+          <w:rFonts w:ascii="Calibri" w:cs="Calibri" w:eastAsia="Calibri" w:hAnsi="Calibri"/>
         </w:rPr>
         <w:t xml:space="preserve">Participant records include service agreements, support plans, shift notes, consents, feedback and complaints. Worker records include screening, identity and training records. Business records include insurance, financial and policy review records.</w:t>
       </w:r>
     </w:p>
     <w:p>
       <w:pPr>
-        <w:spacing w:after="120"/>
-      </w:pPr>
-      <w:r>
-        <w:rPr>
-          <w:rFonts w:ascii="Calibri" w:cs="Calibri" w:eastAsia="Calibri" w:hAnsi="Calibri"/>
-          <w:sz w:val="22"/>
-          <w:szCs w:val="22"/>
+        <w:spacing w:after="120" w:line="276"/>
+      </w:pPr>
+      <w:r>
+        <w:rPr>
+          <w:rFonts w:ascii="Calibri" w:cs="Calibri" w:eastAsia="Calibri" w:hAnsi="Calibri"/>
         </w:rPr>
         <w:t xml:space="preserve">Some of our workers may do risk-assessed roles. This policy covers the screening and role-risk records for those roles in the same way as all other worker records.</w:t>
       </w:r>
     </w:p>
     <w:p>
       <w:pPr>
-        <w:spacing w:after="120"/>
-      </w:pPr>
-      <w:r>
-        <w:rPr>
-          <w:rFonts w:ascii="Calibri" w:cs="Calibri" w:eastAsia="Calibri" w:hAnsi="Calibri"/>
-          <w:sz w:val="22"/>
-          <w:szCs w:val="22"/>
+        <w:spacing w:after="120" w:line="276"/>
+      </w:pPr>
+      <w:r>
+        <w:rPr>
+          <w:rFonts w:ascii="Calibri" w:cs="Calibri" w:eastAsia="Calibri" w:hAnsi="Calibri"/>
         </w:rPr>
         <w:t xml:space="preserve">This policy applies to all records created from the day we begin delivering supports. It also applies to the copies and backups of those records.</w:t>
       </w:r>
     </w:p>
     <w:p>
       <w:pPr>
-        <w:spacing w:after="120"/>
-      </w:pPr>
-      <w:r>
-        <w:rPr>
-          <w:rFonts w:ascii="Calibri" w:cs="Calibri" w:eastAsia="Calibri" w:hAnsi="Calibri"/>
-          <w:sz w:val="22"/>
-          <w:szCs w:val="22"/>
+        <w:spacing w:after="120" w:line="276"/>
+      </w:pPr>
+      <w:r>
+        <w:rPr>
+          <w:rFonts w:ascii="Calibri" w:cs="Calibri" w:eastAsia="Calibri" w:hAnsi="Calibri"/>
         </w:rPr>
         <w:t xml:space="preserve">If we start delivering another type of support, work in another state or take on more workers, we will review this scope. We will record the change in the policy review register.</w:t>
       </w:r>
@@ -806,13 +886,11 @@
           <w:ilvl w:val="0"/>
           <w:numId w:val="2"/>
         </w:numPr>
-        <w:spacing w:after="60"/>
-      </w:pPr>
-      <w:r>
-        <w:rPr>
-          <w:rFonts w:ascii="Calibri" w:cs="Calibri" w:eastAsia="Calibri" w:hAnsi="Calibri"/>
-          <w:sz w:val="22"/>
-          <w:szCs w:val="22"/>
+        <w:spacing w:after="60" w:line="276"/>
+      </w:pPr>
+      <w:r>
+        <w:rPr>
+          <w:rFonts w:ascii="Calibri" w:cs="Calibri" w:eastAsia="Calibri" w:hAnsi="Calibri"/>
         </w:rPr>
         <w:t xml:space="preserve">Participant: a person who receives supports from us under the NDIS.</w:t>
       </w:r>
@@ -824,13 +902,11 @@
           <w:ilvl w:val="0"/>
           <w:numId w:val="2"/>
         </w:numPr>
-        <w:spacing w:after="60"/>
-      </w:pPr>
-      <w:r>
-        <w:rPr>
-          <w:rFonts w:ascii="Calibri" w:cs="Calibri" w:eastAsia="Calibri" w:hAnsi="Calibri"/>
-          <w:sz w:val="22"/>
-          <w:szCs w:val="22"/>
+        <w:spacing w:after="60" w:line="276"/>
+      </w:pPr>
+      <w:r>
+        <w:rPr>
+          <w:rFonts w:ascii="Calibri" w:cs="Calibri" w:eastAsia="Calibri" w:hAnsi="Calibri"/>
         </w:rPr>
         <w:t xml:space="preserve">Worker: anyone who delivers or supports the delivery of our services, including the owner, people we employ, contractors and volunteers.</w:t>
       </w:r>
@@ -842,13 +918,11 @@
           <w:ilvl w:val="0"/>
           <w:numId w:val="2"/>
         </w:numPr>
-        <w:spacing w:after="60"/>
-      </w:pPr>
-      <w:r>
-        <w:rPr>
-          <w:rFonts w:ascii="Calibri" w:cs="Calibri" w:eastAsia="Calibri" w:hAnsi="Calibri"/>
-          <w:sz w:val="22"/>
-          <w:szCs w:val="22"/>
+        <w:spacing w:after="60" w:line="276"/>
+      </w:pPr>
+      <w:r>
+        <w:rPr>
+          <w:rFonts w:ascii="Calibri" w:cs="Calibri" w:eastAsia="Calibri" w:hAnsi="Calibri"/>
         </w:rPr>
         <w:t xml:space="preserve">Key personnel: the people who own, run or make decisions for the business.</w:t>
       </w:r>
@@ -860,13 +934,11 @@
           <w:ilvl w:val="0"/>
           <w:numId w:val="2"/>
         </w:numPr>
-        <w:spacing w:after="60"/>
-      </w:pPr>
-      <w:r>
-        <w:rPr>
-          <w:rFonts w:ascii="Calibri" w:cs="Calibri" w:eastAsia="Calibri" w:hAnsi="Calibri"/>
-          <w:sz w:val="22"/>
-          <w:szCs w:val="22"/>
+        <w:spacing w:after="60" w:line="276"/>
+      </w:pPr>
+      <w:r>
+        <w:rPr>
+          <w:rFonts w:ascii="Calibri" w:cs="Calibri" w:eastAsia="Calibri" w:hAnsi="Calibri"/>
         </w:rPr>
         <w:t xml:space="preserve">Provider: our business, named in the document control table.</w:t>
       </w:r>
@@ -878,13 +950,11 @@
           <w:ilvl w:val="0"/>
           <w:numId w:val="2"/>
         </w:numPr>
-        <w:spacing w:after="60"/>
-      </w:pPr>
-      <w:r>
-        <w:rPr>
-          <w:rFonts w:ascii="Calibri" w:cs="Calibri" w:eastAsia="Calibri" w:hAnsi="Calibri"/>
-          <w:sz w:val="22"/>
-          <w:szCs w:val="22"/>
+        <w:spacing w:after="60" w:line="276"/>
+      </w:pPr>
+      <w:r>
+        <w:rPr>
+          <w:rFonts w:ascii="Calibri" w:cs="Calibri" w:eastAsia="Calibri" w:hAnsi="Calibri"/>
         </w:rPr>
         <w:t xml:space="preserve">The Commission: the NDIS Quality and Safeguards Commission, which registers and regulates providers.</w:t>
       </w:r>
@@ -896,13 +966,11 @@
           <w:ilvl w:val="0"/>
           <w:numId w:val="2"/>
         </w:numPr>
-        <w:spacing w:after="60"/>
-      </w:pPr>
-      <w:r>
-        <w:rPr>
-          <w:rFonts w:ascii="Calibri" w:cs="Calibri" w:eastAsia="Calibri" w:hAnsi="Calibri"/>
-          <w:sz w:val="22"/>
-          <w:szCs w:val="22"/>
+        <w:spacing w:after="60" w:line="276"/>
+      </w:pPr>
+      <w:r>
+        <w:rPr>
+          <w:rFonts w:ascii="Calibri" w:cs="Calibri" w:eastAsia="Calibri" w:hAnsi="Calibri"/>
         </w:rPr>
         <w:t xml:space="preserve">Rules: the NDIS rules made under the National Disability Insurance Scheme Act 2013 that apply to registered providers.</w:t>
       </w:r>
@@ -923,26 +991,38 @@
     </w:p>
     <w:p>
       <w:pPr>
-        <w:spacing w:after="120"/>
-      </w:pPr>
-      <w:r>
-        <w:rPr>
-          <w:rFonts w:ascii="Calibri" w:cs="Calibri" w:eastAsia="Calibri" w:hAnsi="Calibri"/>
-          <w:sz w:val="22"/>
-          <w:szCs w:val="22"/>
+        <w:spacing w:after="80"/>
+      </w:pPr>
+      <w:r>
+        <w:rPr>
+          <w:rFonts w:ascii="Calibri" w:cs="Calibri" w:eastAsia="Calibri" w:hAnsi="Calibri"/>
+          <w:i/>
+          <w:iCs/>
+          <w:color w:val="555555"/>
+          <w:sz w:val="20"/>
+          <w:szCs w:val="20"/>
+        </w:rPr>
+        <w:t xml:space="preserve">Drafted from your answers.</w:t>
+      </w:r>
+    </w:p>
+    <w:p>
+      <w:pPr>
+        <w:spacing w:after="120" w:line="276"/>
+      </w:pPr>
+      <w:r>
+        <w:rPr>
+          <w:rFonts w:ascii="Calibri" w:cs="Calibri" w:eastAsia="Calibri" w:hAnsi="Calibri"/>
         </w:rPr>
         <w:t xml:space="preserve">Sunrise Supports is a sole trader that provides household tasks to participants in New South Wales. The record-keeping conditions of registration apply to every registered provider, and they apply to us. We keep the records we need to deliver safe supports and to show the Commission what we have done.</w:t>
       </w:r>
     </w:p>
     <w:p>
       <w:pPr>
-        <w:spacing w:after="120"/>
-      </w:pPr>
-      <w:r>
-        <w:rPr>
-          <w:rFonts w:ascii="Calibri" w:cs="Calibri" w:eastAsia="Calibri" w:hAnsi="Calibri"/>
-          <w:sz w:val="22"/>
-          <w:szCs w:val="22"/>
+        <w:spacing w:after="120" w:line="276"/>
+      </w:pPr>
+      <w:r>
+        <w:rPr>
+          <w:rFonts w:ascii="Calibri" w:cs="Calibri" w:eastAsia="Calibri" w:hAnsi="Calibri"/>
         </w:rPr>
         <w:t xml:space="preserve">We make the commitments below. Each one sets out what we do, not what we hope to do.</w:t>
       </w:r>
@@ -984,8 +1064,6 @@
                 <w:rFonts w:ascii="Calibri" w:cs="Calibri" w:eastAsia="Calibri" w:hAnsi="Calibri"/>
                 <w:b/>
                 <w:bCs/>
-                <w:sz w:val="22"/>
-                <w:szCs w:val="22"/>
               </w:rPr>
               <w:t xml:space="preserve">Our commitment</w:t>
             </w:r>
@@ -1008,8 +1086,6 @@
                 <w:rFonts w:ascii="Calibri" w:cs="Calibri" w:eastAsia="Calibri" w:hAnsi="Calibri"/>
                 <w:b/>
                 <w:bCs/>
-                <w:sz w:val="22"/>
-                <w:szCs w:val="22"/>
               </w:rPr>
               <w:t xml:space="preserve">What we do</w:t>
             </w:r>
@@ -1017,22 +1093,23 @@
         </w:tc>
       </w:tr>
       <w:tr>
-        <w:tc>
-          <w:tcPr>
-            <w:tcW w:type="dxa" w:w="4500"/>
-            <w:tcBorders>
-              <w:top w:val="single" w:color="999999" w:sz="4"/>
-              <w:left w:val="single" w:color="999999" w:sz="4"/>
-              <w:bottom w:val="single" w:color="999999" w:sz="4"/>
-              <w:right w:val="single" w:color="999999" w:sz="4"/>
-            </w:tcBorders>
-          </w:tcPr>
-          <w:p>
-            <w:r>
-              <w:rPr>
-                <w:rFonts w:ascii="Calibri" w:cs="Calibri" w:eastAsia="Calibri" w:hAnsi="Calibri"/>
-                <w:sz w:val="22"/>
-                <w:szCs w:val="22"/>
+        <w:trPr>
+          <w:cantSplit/>
+        </w:trPr>
+        <w:tc>
+          <w:tcPr>
+            <w:tcW w:type="dxa" w:w="4500"/>
+            <w:tcBorders>
+              <w:top w:val="single" w:color="999999" w:sz="4"/>
+              <w:left w:val="single" w:color="999999" w:sz="4"/>
+              <w:bottom w:val="single" w:color="999999" w:sz="4"/>
+              <w:right w:val="single" w:color="999999" w:sz="4"/>
+            </w:tcBorders>
+          </w:tcPr>
+          <w:p>
+            <w:r>
+              <w:rPr>
+                <w:rFonts w:ascii="Calibri" w:cs="Calibri" w:eastAsia="Calibri" w:hAnsi="Calibri"/>
               </w:rPr>
               <w:t xml:space="preserve">We keep the records a registered provider is expected to hold.</w:t>
             </w:r>
@@ -1052,8 +1129,6 @@
             <w:r>
               <w:rPr>
                 <w:rFonts w:ascii="Calibri" w:cs="Calibri" w:eastAsia="Calibri" w:hAnsi="Calibri"/>
-                <w:sz w:val="22"/>
-                <w:szCs w:val="22"/>
               </w:rPr>
               <w:t xml:space="preserve">We create and keep records of the supports we deliver, our worker checks and screening, and our incidents and complaints. Section 7 Retention schedule lists each record and how long we keep it.</w:t>
             </w:r>
@@ -1061,22 +1136,23 @@
         </w:tc>
       </w:tr>
       <w:tr>
-        <w:tc>
-          <w:tcPr>
-            <w:tcW w:type="dxa" w:w="4500"/>
-            <w:tcBorders>
-              <w:top w:val="single" w:color="999999" w:sz="4"/>
-              <w:left w:val="single" w:color="999999" w:sz="4"/>
-              <w:bottom w:val="single" w:color="999999" w:sz="4"/>
-              <w:right w:val="single" w:color="999999" w:sz="4"/>
-            </w:tcBorders>
-          </w:tcPr>
-          <w:p>
-            <w:r>
-              <w:rPr>
-                <w:rFonts w:ascii="Calibri" w:cs="Calibri" w:eastAsia="Calibri" w:hAnsi="Calibri"/>
-                <w:sz w:val="22"/>
-                <w:szCs w:val="22"/>
+        <w:trPr>
+          <w:cantSplit/>
+        </w:trPr>
+        <w:tc>
+          <w:tcPr>
+            <w:tcW w:type="dxa" w:w="4500"/>
+            <w:tcBorders>
+              <w:top w:val="single" w:color="999999" w:sz="4"/>
+              <w:left w:val="single" w:color="999999" w:sz="4"/>
+              <w:bottom w:val="single" w:color="999999" w:sz="4"/>
+              <w:right w:val="single" w:color="999999" w:sz="4"/>
+            </w:tcBorders>
+          </w:tcPr>
+          <w:p>
+            <w:r>
+              <w:rPr>
+                <w:rFonts w:ascii="Calibri" w:cs="Calibri" w:eastAsia="Calibri" w:hAnsi="Calibri"/>
               </w:rPr>
               <w:t xml:space="preserve">We keep records accurate and up to date.</w:t>
             </w:r>
@@ -1096,8 +1172,6 @@
             <w:r>
               <w:rPr>
                 <w:rFonts w:ascii="Calibri" w:cs="Calibri" w:eastAsia="Calibri" w:hAnsi="Calibri"/>
-                <w:sz w:val="22"/>
-                <w:szCs w:val="22"/>
               </w:rPr>
               <w:t xml:space="preserve">We write records at the time of the support or as soon as we can after it. We correct mistakes by adding a dated note. We do not delete the original entry.</w:t>
             </w:r>
@@ -1105,22 +1179,23 @@
         </w:tc>
       </w:tr>
       <w:tr>
-        <w:tc>
-          <w:tcPr>
-            <w:tcW w:type="dxa" w:w="4500"/>
-            <w:tcBorders>
-              <w:top w:val="single" w:color="999999" w:sz="4"/>
-              <w:left w:val="single" w:color="999999" w:sz="4"/>
-              <w:bottom w:val="single" w:color="999999" w:sz="4"/>
-              <w:right w:val="single" w:color="999999" w:sz="4"/>
-            </w:tcBorders>
-          </w:tcPr>
-          <w:p>
-            <w:r>
-              <w:rPr>
-                <w:rFonts w:ascii="Calibri" w:cs="Calibri" w:eastAsia="Calibri" w:hAnsi="Calibri"/>
-                <w:sz w:val="22"/>
-                <w:szCs w:val="22"/>
+        <w:trPr>
+          <w:cantSplit/>
+        </w:trPr>
+        <w:tc>
+          <w:tcPr>
+            <w:tcW w:type="dxa" w:w="4500"/>
+            <w:tcBorders>
+              <w:top w:val="single" w:color="999999" w:sz="4"/>
+              <w:left w:val="single" w:color="999999" w:sz="4"/>
+              <w:bottom w:val="single" w:color="999999" w:sz="4"/>
+              <w:right w:val="single" w:color="999999" w:sz="4"/>
+            </w:tcBorders>
+          </w:tcPr>
+          <w:p>
+            <w:r>
+              <w:rPr>
+                <w:rFonts w:ascii="Calibri" w:cs="Calibri" w:eastAsia="Calibri" w:hAnsi="Calibri"/>
               </w:rPr>
               <w:t xml:space="preserve">We keep participant information private.</w:t>
             </w:r>
@@ -1140,8 +1215,6 @@
             <w:r>
               <w:rPr>
                 <w:rFonts w:ascii="Calibri" w:cs="Calibri" w:eastAsia="Calibri" w:hAnsi="Calibri"/>
-                <w:sz w:val="22"/>
-                <w:szCs w:val="22"/>
               </w:rPr>
               <w:t xml:space="preserve">We collect only what we need to deliver the support. We store records in one secure place and use a password or lock on every device and file. We share a record only with the participant, people they have agreed to, or a body that is legally entitled to ask for it.</w:t>
             </w:r>
@@ -1149,22 +1222,23 @@
         </w:tc>
       </w:tr>
       <w:tr>
-        <w:tc>
-          <w:tcPr>
-            <w:tcW w:type="dxa" w:w="4500"/>
-            <w:tcBorders>
-              <w:top w:val="single" w:color="999999" w:sz="4"/>
-              <w:left w:val="single" w:color="999999" w:sz="4"/>
-              <w:bottom w:val="single" w:color="999999" w:sz="4"/>
-              <w:right w:val="single" w:color="999999" w:sz="4"/>
-            </w:tcBorders>
-          </w:tcPr>
-          <w:p>
-            <w:r>
-              <w:rPr>
-                <w:rFonts w:ascii="Calibri" w:cs="Calibri" w:eastAsia="Calibri" w:hAnsi="Calibri"/>
-                <w:sz w:val="22"/>
-                <w:szCs w:val="22"/>
+        <w:trPr>
+          <w:cantSplit/>
+        </w:trPr>
+        <w:tc>
+          <w:tcPr>
+            <w:tcW w:type="dxa" w:w="4500"/>
+            <w:tcBorders>
+              <w:top w:val="single" w:color="999999" w:sz="4"/>
+              <w:left w:val="single" w:color="999999" w:sz="4"/>
+              <w:bottom w:val="single" w:color="999999" w:sz="4"/>
+              <w:right w:val="single" w:color="999999" w:sz="4"/>
+            </w:tcBorders>
+          </w:tcPr>
+          <w:p>
+            <w:r>
+              <w:rPr>
+                <w:rFonts w:ascii="Calibri" w:cs="Calibri" w:eastAsia="Calibri" w:hAnsi="Calibri"/>
               </w:rPr>
               <w:t xml:space="preserve">We make records easy to find.</w:t>
             </w:r>
@@ -1184,8 +1258,6 @@
             <w:r>
               <w:rPr>
                 <w:rFonts w:ascii="Calibri" w:cs="Calibri" w:eastAsia="Calibri" w:hAnsi="Calibri"/>
-                <w:sz w:val="22"/>
-                <w:szCs w:val="22"/>
               </w:rPr>
               <w:t xml:space="preserve">We store records by type and date so we can find any record quickly. We list our registers in section 9 Related documents and registers.</w:t>
             </w:r>
@@ -1193,22 +1265,23 @@
         </w:tc>
       </w:tr>
       <w:tr>
-        <w:tc>
-          <w:tcPr>
-            <w:tcW w:type="dxa" w:w="4500"/>
-            <w:tcBorders>
-              <w:top w:val="single" w:color="999999" w:sz="4"/>
-              <w:left w:val="single" w:color="999999" w:sz="4"/>
-              <w:bottom w:val="single" w:color="999999" w:sz="4"/>
-              <w:right w:val="single" w:color="999999" w:sz="4"/>
-            </w:tcBorders>
-          </w:tcPr>
-          <w:p>
-            <w:r>
-              <w:rPr>
-                <w:rFonts w:ascii="Calibri" w:cs="Calibri" w:eastAsia="Calibri" w:hAnsi="Calibri"/>
-                <w:sz w:val="22"/>
-                <w:szCs w:val="22"/>
+        <w:trPr>
+          <w:cantSplit/>
+        </w:trPr>
+        <w:tc>
+          <w:tcPr>
+            <w:tcW w:type="dxa" w:w="4500"/>
+            <w:tcBorders>
+              <w:top w:val="single" w:color="999999" w:sz="4"/>
+              <w:left w:val="single" w:color="999999" w:sz="4"/>
+              <w:bottom w:val="single" w:color="999999" w:sz="4"/>
+              <w:right w:val="single" w:color="999999" w:sz="4"/>
+            </w:tcBorders>
+          </w:tcPr>
+          <w:p>
+            <w:r>
+              <w:rPr>
+                <w:rFonts w:ascii="Calibri" w:cs="Calibri" w:eastAsia="Calibri" w:hAnsi="Calibri"/>
               </w:rPr>
               <w:t xml:space="preserve">We keep records for as long as the retention schedule says.</w:t>
             </w:r>
@@ -1228,8 +1301,6 @@
             <w:r>
               <w:rPr>
                 <w:rFonts w:ascii="Calibri" w:cs="Calibri" w:eastAsia="Calibri" w:hAnsi="Calibri"/>
-                <w:sz w:val="22"/>
-                <w:szCs w:val="22"/>
               </w:rPr>
               <w:t xml:space="preserve">We check the dates in section 7 Retention schedule when we close a file. We do not destroy a record early. We do not destroy a record that is part of a complaint, an incident review or a legal matter.</w:t>
             </w:r>
@@ -1237,22 +1308,23 @@
         </w:tc>
       </w:tr>
       <w:tr>
-        <w:tc>
-          <w:tcPr>
-            <w:tcW w:type="dxa" w:w="4500"/>
-            <w:tcBorders>
-              <w:top w:val="single" w:color="999999" w:sz="4"/>
-              <w:left w:val="single" w:color="999999" w:sz="4"/>
-              <w:bottom w:val="single" w:color="999999" w:sz="4"/>
-              <w:right w:val="single" w:color="999999" w:sz="4"/>
-            </w:tcBorders>
-          </w:tcPr>
-          <w:p>
-            <w:r>
-              <w:rPr>
-                <w:rFonts w:ascii="Calibri" w:cs="Calibri" w:eastAsia="Calibri" w:hAnsi="Calibri"/>
-                <w:sz w:val="22"/>
-                <w:szCs w:val="22"/>
+        <w:trPr>
+          <w:cantSplit/>
+        </w:trPr>
+        <w:tc>
+          <w:tcPr>
+            <w:tcW w:type="dxa" w:w="4500"/>
+            <w:tcBorders>
+              <w:top w:val="single" w:color="999999" w:sz="4"/>
+              <w:left w:val="single" w:color="999999" w:sz="4"/>
+              <w:bottom w:val="single" w:color="999999" w:sz="4"/>
+              <w:right w:val="single" w:color="999999" w:sz="4"/>
+            </w:tcBorders>
+          </w:tcPr>
+          <w:p>
+            <w:r>
+              <w:rPr>
+                <w:rFonts w:ascii="Calibri" w:cs="Calibri" w:eastAsia="Calibri" w:hAnsi="Calibri"/>
               </w:rPr>
               <w:t xml:space="preserve">We destroy records safely.</w:t>
             </w:r>
@@ -1272,8 +1344,6 @@
             <w:r>
               <w:rPr>
                 <w:rFonts w:ascii="Calibri" w:cs="Calibri" w:eastAsia="Calibri" w:hAnsi="Calibri"/>
-                <w:sz w:val="22"/>
-                <w:szCs w:val="22"/>
               </w:rPr>
               <w:t xml:space="preserve">When a retention period ends, we destroy paper records by shredding. We delete electronic records permanently, including backup copies. We note what we destroyed and the date.</w:t>
             </w:r>
@@ -1281,22 +1351,23 @@
         </w:tc>
       </w:tr>
       <w:tr>
-        <w:tc>
-          <w:tcPr>
-            <w:tcW w:type="dxa" w:w="4500"/>
-            <w:tcBorders>
-              <w:top w:val="single" w:color="999999" w:sz="4"/>
-              <w:left w:val="single" w:color="999999" w:sz="4"/>
-              <w:bottom w:val="single" w:color="999999" w:sz="4"/>
-              <w:right w:val="single" w:color="999999" w:sz="4"/>
-            </w:tcBorders>
-          </w:tcPr>
-          <w:p>
-            <w:r>
-              <w:rPr>
-                <w:rFonts w:ascii="Calibri" w:cs="Calibri" w:eastAsia="Calibri" w:hAnsi="Calibri"/>
-                <w:sz w:val="22"/>
-                <w:szCs w:val="22"/>
+        <w:trPr>
+          <w:cantSplit/>
+        </w:trPr>
+        <w:tc>
+          <w:tcPr>
+            <w:tcW w:type="dxa" w:w="4500"/>
+            <w:tcBorders>
+              <w:top w:val="single" w:color="999999" w:sz="4"/>
+              <w:left w:val="single" w:color="999999" w:sz="4"/>
+              <w:bottom w:val="single" w:color="999999" w:sz="4"/>
+              <w:right w:val="single" w:color="999999" w:sz="4"/>
+            </w:tcBorders>
+          </w:tcPr>
+          <w:p>
+            <w:r>
+              <w:rPr>
+                <w:rFonts w:ascii="Calibri" w:cs="Calibri" w:eastAsia="Calibri" w:hAnsi="Calibri"/>
               </w:rPr>
               <w:t xml:space="preserve">We give participants access to their own records.</w:t>
             </w:r>
@@ -1316,8 +1387,6 @@
             <w:r>
               <w:rPr>
                 <w:rFonts w:ascii="Calibri" w:cs="Calibri" w:eastAsia="Calibri" w:hAnsi="Calibri"/>
-                <w:sz w:val="22"/>
-                <w:szCs w:val="22"/>
               </w:rPr>
               <w:t xml:space="preserve">If a participant asks to see their records, we give them access promptly and in a way they can understand. We check who is asking before we release anything.</w:t>
             </w:r>
@@ -1325,22 +1394,23 @@
         </w:tc>
       </w:tr>
       <w:tr>
-        <w:tc>
-          <w:tcPr>
-            <w:tcW w:type="dxa" w:w="4500"/>
-            <w:tcBorders>
-              <w:top w:val="single" w:color="999999" w:sz="4"/>
-              <w:left w:val="single" w:color="999999" w:sz="4"/>
-              <w:bottom w:val="single" w:color="999999" w:sz="4"/>
-              <w:right w:val="single" w:color="999999" w:sz="4"/>
-            </w:tcBorders>
-          </w:tcPr>
-          <w:p>
-            <w:r>
-              <w:rPr>
-                <w:rFonts w:ascii="Calibri" w:cs="Calibri" w:eastAsia="Calibri" w:hAnsi="Calibri"/>
-                <w:sz w:val="22"/>
-                <w:szCs w:val="22"/>
+        <w:trPr>
+          <w:cantSplit/>
+        </w:trPr>
+        <w:tc>
+          <w:tcPr>
+            <w:tcW w:type="dxa" w:w="4500"/>
+            <w:tcBorders>
+              <w:top w:val="single" w:color="999999" w:sz="4"/>
+              <w:left w:val="single" w:color="999999" w:sz="4"/>
+              <w:bottom w:val="single" w:color="999999" w:sz="4"/>
+              <w:right w:val="single" w:color="999999" w:sz="4"/>
+            </w:tcBorders>
+          </w:tcPr>
+          <w:p>
+            <w:r>
+              <w:rPr>
+                <w:rFonts w:ascii="Calibri" w:cs="Calibri" w:eastAsia="Calibri" w:hAnsi="Calibri"/>
               </w:rPr>
               <w:t xml:space="preserve">We act quickly if a record is lost or seen by someone who should not see it.</w:t>
             </w:r>
@@ -1360,8 +1430,6 @@
             <w:r>
               <w:rPr>
                 <w:rFonts w:ascii="Calibri" w:cs="Calibri" w:eastAsia="Calibri" w:hAnsi="Calibri"/>
-                <w:sz w:val="22"/>
-                <w:szCs w:val="22"/>
               </w:rPr>
               <w:t xml:space="preserve">We tell the participant, work out what happened, and fix the cause. We report it to the right body when the law or our registration requires it.</w:t>
             </w:r>
@@ -1369,22 +1437,23 @@
         </w:tc>
       </w:tr>
       <w:tr>
-        <w:tc>
-          <w:tcPr>
-            <w:tcW w:type="dxa" w:w="4500"/>
-            <w:tcBorders>
-              <w:top w:val="single" w:color="999999" w:sz="4"/>
-              <w:left w:val="single" w:color="999999" w:sz="4"/>
-              <w:bottom w:val="single" w:color="999999" w:sz="4"/>
-              <w:right w:val="single" w:color="999999" w:sz="4"/>
-            </w:tcBorders>
-          </w:tcPr>
-          <w:p>
-            <w:r>
-              <w:rPr>
-                <w:rFonts w:ascii="Calibri" w:cs="Calibri" w:eastAsia="Calibri" w:hAnsi="Calibri"/>
-                <w:sz w:val="22"/>
-                <w:szCs w:val="22"/>
+        <w:trPr>
+          <w:cantSplit/>
+        </w:trPr>
+        <w:tc>
+          <w:tcPr>
+            <w:tcW w:type="dxa" w:w="4500"/>
+            <w:tcBorders>
+              <w:top w:val="single" w:color="999999" w:sz="4"/>
+              <w:left w:val="single" w:color="999999" w:sz="4"/>
+              <w:bottom w:val="single" w:color="999999" w:sz="4"/>
+              <w:right w:val="single" w:color="999999" w:sz="4"/>
+            </w:tcBorders>
+          </w:tcPr>
+          <w:p>
+            <w:r>
+              <w:rPr>
+                <w:rFonts w:ascii="Calibri" w:cs="Calibri" w:eastAsia="Calibri" w:hAnsi="Calibri"/>
               </w:rPr>
               <w:t xml:space="preserve">We review this policy.</w:t>
             </w:r>
@@ -1404,8 +1473,6 @@
             <w:r>
               <w:rPr>
                 <w:rFonts w:ascii="Calibri" w:cs="Calibri" w:eastAsia="Calibri" w:hAnsi="Calibri"/>
-                <w:sz w:val="22"/>
-                <w:szCs w:val="22"/>
               </w:rPr>
               <w:t xml:space="preserve">We review this policy every 12 months, or sooner if our supports, our systems or the rules change. We record each review in the policy review register.</w:t>
             </w:r>
@@ -1415,26 +1482,22 @@
     </w:tbl>
     <w:p>
       <w:pPr>
-        <w:spacing w:after="120"/>
-      </w:pPr>
-      <w:r>
-        <w:rPr>
-          <w:rFonts w:ascii="Calibri" w:cs="Calibri" w:eastAsia="Calibri" w:hAnsi="Calibri"/>
-          <w:sz w:val="22"/>
-          <w:szCs w:val="22"/>
+        <w:spacing w:after="120" w:line="276"/>
+      </w:pPr>
+      <w:r>
+        <w:rPr>
+          <w:rFonts w:ascii="Calibri" w:cs="Calibri" w:eastAsia="Calibri" w:hAnsi="Calibri"/>
         </w:rPr>
         <w:t xml:space="preserve"/>
       </w:r>
     </w:p>
     <w:p>
       <w:pPr>
-        <w:spacing w:after="120"/>
-      </w:pPr>
-      <w:r>
-        <w:rPr>
-          <w:rFonts w:ascii="Calibri" w:cs="Calibri" w:eastAsia="Calibri" w:hAnsi="Calibri"/>
-          <w:sz w:val="22"/>
-          <w:szCs w:val="22"/>
+        <w:spacing w:after="120" w:line="276"/>
+      </w:pPr>
+      <w:r>
+        <w:rPr>
+          <w:rFonts w:ascii="Calibri" w:cs="Calibri" w:eastAsia="Calibri" w:hAnsi="Calibri"/>
         </w:rPr>
         <w:t xml:space="preserve">As the sole person running Sunrise Supports, I am responsible for each of these commitments. Section 6 Responsibilities sets out who does what if we add workers.</w:t>
       </w:r>
@@ -1455,13 +1518,27 @@
     </w:p>
     <w:p>
       <w:pPr>
-        <w:spacing w:after="120"/>
-      </w:pPr>
-      <w:r>
-        <w:rPr>
-          <w:rFonts w:ascii="Calibri" w:cs="Calibri" w:eastAsia="Calibri" w:hAnsi="Calibri"/>
-          <w:sz w:val="22"/>
-          <w:szCs w:val="22"/>
+        <w:spacing w:after="80"/>
+      </w:pPr>
+      <w:r>
+        <w:rPr>
+          <w:rFonts w:ascii="Calibri" w:cs="Calibri" w:eastAsia="Calibri" w:hAnsi="Calibri"/>
+          <w:i/>
+          <w:iCs/>
+          <w:color w:val="555555"/>
+          <w:sz w:val="20"/>
+          <w:szCs w:val="20"/>
+        </w:rPr>
+        <w:t xml:space="preserve">Drafted from your answers.</w:t>
+      </w:r>
+    </w:p>
+    <w:p>
+      <w:pPr>
+        <w:spacing w:after="120" w:line="276"/>
+      </w:pPr>
+      <w:r>
+        <w:rPr>
+          <w:rFonts w:ascii="Calibri" w:cs="Calibri" w:eastAsia="Calibri" w:hAnsi="Calibri"/>
         </w:rPr>
         <w:t xml:space="preserve">Sunrise Supports is run by one person, so the owner carries out every step below. We have no workers at this time. If we take on workers, we will update these steps before they start.</w:t>
       </w:r>
@@ -1473,13 +1550,11 @@
           <w:ilvl w:val="0"/>
           <w:numId w:val="3"/>
         </w:numPr>
-        <w:spacing w:after="60"/>
-      </w:pPr>
-      <w:r>
-        <w:rPr>
-          <w:rFonts w:ascii="Calibri" w:cs="Calibri" w:eastAsia="Calibri" w:hAnsi="Calibri"/>
-          <w:sz w:val="22"/>
-          <w:szCs w:val="22"/>
+        <w:spacing w:after="60" w:line="276"/>
+      </w:pPr>
+      <w:r>
+        <w:rPr>
+          <w:rFonts w:ascii="Calibri" w:cs="Calibri" w:eastAsia="Calibri" w:hAnsi="Calibri"/>
         </w:rPr>
         <w:t xml:space="preserve">We keep each record in one agreed place only. Paper records go in a locked box or cabinet at our business premises. Electronic records go in a password-protected folder on a device we control, with a backup copy kept separately.</w:t>
       </w:r>
@@ -1491,13 +1566,11 @@
           <w:ilvl w:val="0"/>
           <w:numId w:val="3"/>
         </w:numPr>
-        <w:spacing w:after="60"/>
-      </w:pPr>
-      <w:r>
-        <w:rPr>
-          <w:rFonts w:ascii="Calibri" w:cs="Calibri" w:eastAsia="Calibri" w:hAnsi="Calibri"/>
-          <w:sz w:val="22"/>
-          <w:szCs w:val="22"/>
+        <w:spacing w:after="60" w:line="276"/>
+      </w:pPr>
+      <w:r>
+        <w:rPr>
+          <w:rFonts w:ascii="Calibri" w:cs="Calibri" w:eastAsia="Calibri" w:hAnsi="Calibri"/>
         </w:rPr>
         <w:t xml:space="preserve">We create a record when something happens, not later. We write down the date, what happened and what we did, using plain words and only the facts.</w:t>
       </w:r>
@@ -1509,13 +1582,11 @@
           <w:ilvl w:val="0"/>
           <w:numId w:val="3"/>
         </w:numPr>
-        <w:spacing w:after="60"/>
-      </w:pPr>
-      <w:r>
-        <w:rPr>
-          <w:rFonts w:ascii="Calibri" w:cs="Calibri" w:eastAsia="Calibri" w:hAnsi="Calibri"/>
-          <w:sz w:val="22"/>
-          <w:szCs w:val="22"/>
+        <w:spacing w:after="60" w:line="276"/>
+      </w:pPr>
+      <w:r>
+        <w:rPr>
+          <w:rFonts w:ascii="Calibri" w:cs="Calibri" w:eastAsia="Calibri" w:hAnsi="Calibri"/>
         </w:rPr>
         <w:t xml:space="preserve">We collect only the information we need to deliver household task supports in New South Wales. We do not keep information just in case we might want it later.</w:t>
       </w:r>
@@ -1527,13 +1598,11 @@
           <w:ilvl w:val="0"/>
           <w:numId w:val="3"/>
         </w:numPr>
-        <w:spacing w:after="60"/>
-      </w:pPr>
-      <w:r>
-        <w:rPr>
-          <w:rFonts w:ascii="Calibri" w:cs="Calibri" w:eastAsia="Calibri" w:hAnsi="Calibri"/>
-          <w:sz w:val="22"/>
-          <w:szCs w:val="22"/>
+        <w:spacing w:after="60" w:line="276"/>
+      </w:pPr>
+      <w:r>
+        <w:rPr>
+          <w:rFonts w:ascii="Calibri" w:cs="Calibri" w:eastAsia="Calibri" w:hAnsi="Calibri"/>
         </w:rPr>
         <w:t xml:space="preserve">We name and file records the same way each time, so we can find any record quickly. Each file name shows the type of record and the date.</w:t>
       </w:r>
@@ -1545,13 +1614,11 @@
           <w:ilvl w:val="0"/>
           <w:numId w:val="3"/>
         </w:numPr>
-        <w:spacing w:after="60"/>
-      </w:pPr>
-      <w:r>
-        <w:rPr>
-          <w:rFonts w:ascii="Calibri" w:cs="Calibri" w:eastAsia="Calibri" w:hAnsi="Calibri"/>
-          <w:sz w:val="22"/>
-          <w:szCs w:val="22"/>
+        <w:spacing w:after="60" w:line="276"/>
+      </w:pPr>
+      <w:r>
+        <w:rPr>
+          <w:rFonts w:ascii="Calibri" w:cs="Calibri" w:eastAsia="Calibri" w:hAnsi="Calibri"/>
         </w:rPr>
         <w:t xml:space="preserve">Only the owner can open our records. We use a strong password on every device and account, lock our screens, and never leave paper records in a vehicle or in view of others.</w:t>
       </w:r>
@@ -1563,13 +1630,11 @@
           <w:ilvl w:val="0"/>
           <w:numId w:val="3"/>
         </w:numPr>
-        <w:spacing w:after="60"/>
-      </w:pPr>
-      <w:r>
-        <w:rPr>
-          <w:rFonts w:ascii="Calibri" w:cs="Calibri" w:eastAsia="Calibri" w:hAnsi="Calibri"/>
-          <w:sz w:val="22"/>
-          <w:szCs w:val="22"/>
+        <w:spacing w:after="60" w:line="276"/>
+      </w:pPr>
+      <w:r>
+        <w:rPr>
+          <w:rFonts w:ascii="Calibri" w:cs="Calibri" w:eastAsia="Calibri" w:hAnsi="Calibri"/>
         </w:rPr>
         <w:t xml:space="preserve">We share a participant's information only with the participant, with people they have agreed to in writing, or when the law requires it. We note each time we share information and why.</w:t>
       </w:r>
@@ -1581,13 +1646,11 @@
           <w:ilvl w:val="0"/>
           <w:numId w:val="3"/>
         </w:numPr>
-        <w:spacing w:after="60"/>
-      </w:pPr>
-      <w:r>
-        <w:rPr>
-          <w:rFonts w:ascii="Calibri" w:cs="Calibri" w:eastAsia="Calibri" w:hAnsi="Calibri"/>
-          <w:sz w:val="22"/>
-          <w:szCs w:val="22"/>
+        <w:spacing w:after="60" w:line="276"/>
+      </w:pPr>
+      <w:r>
+        <w:rPr>
+          <w:rFonts w:ascii="Calibri" w:cs="Calibri" w:eastAsia="Calibri" w:hAnsi="Calibri"/>
         </w:rPr>
         <w:t xml:space="preserve">We do not use personal email, messaging apps or social media to store or send participant records. We use only the accounts and devices we have set up for our business.</w:t>
       </w:r>
@@ -1599,13 +1662,11 @@
           <w:ilvl w:val="0"/>
           <w:numId w:val="3"/>
         </w:numPr>
-        <w:spacing w:after="60"/>
-      </w:pPr>
-      <w:r>
-        <w:rPr>
-          <w:rFonts w:ascii="Calibri" w:cs="Calibri" w:eastAsia="Calibri" w:hAnsi="Calibri"/>
-          <w:sz w:val="22"/>
-          <w:szCs w:val="22"/>
+        <w:spacing w:after="60" w:line="276"/>
+      </w:pPr>
+      <w:r>
+        <w:rPr>
+          <w:rFonts w:ascii="Calibri" w:cs="Calibri" w:eastAsia="Calibri" w:hAnsi="Calibri"/>
         </w:rPr>
         <w:t xml:space="preserve">We check our records every 3 months as part of our register review. We look for missing, out of date or misfiled records, fix what we find, and note the check in the policy review register.</w:t>
       </w:r>
@@ -1617,13 +1678,11 @@
           <w:ilvl w:val="0"/>
           <w:numId w:val="3"/>
         </w:numPr>
-        <w:spacing w:after="60"/>
-      </w:pPr>
-      <w:r>
-        <w:rPr>
-          <w:rFonts w:ascii="Calibri" w:cs="Calibri" w:eastAsia="Calibri" w:hAnsi="Calibri"/>
-          <w:sz w:val="22"/>
-          <w:szCs w:val="22"/>
+        <w:spacing w:after="60" w:line="276"/>
+      </w:pPr>
+      <w:r>
+        <w:rPr>
+          <w:rFonts w:ascii="Calibri" w:cs="Calibri" w:eastAsia="Calibri" w:hAnsi="Calibri"/>
         </w:rPr>
         <w:t xml:space="preserve">When a record reaches the end of its retention period, we check that we no longer need it. We then destroy it safely: paper is shredded, and electronic files are permanently deleted from our devices and backups. We note what we destroyed and the date. See section 7 Retention schedule for how long we keep each record.</w:t>
       </w:r>
@@ -1635,13 +1694,11 @@
           <w:ilvl w:val="0"/>
           <w:numId w:val="3"/>
         </w:numPr>
-        <w:spacing w:after="60"/>
-      </w:pPr>
-      <w:r>
-        <w:rPr>
-          <w:rFonts w:ascii="Calibri" w:cs="Calibri" w:eastAsia="Calibri" w:hAnsi="Calibri"/>
-          <w:sz w:val="22"/>
-          <w:szCs w:val="22"/>
+        <w:spacing w:after="60" w:line="276"/>
+      </w:pPr>
+      <w:r>
+        <w:rPr>
+          <w:rFonts w:ascii="Calibri" w:cs="Calibri" w:eastAsia="Calibri" w:hAnsi="Calibri"/>
         </w:rPr>
         <w:t xml:space="preserve">If we lose a record, or someone sees a record they should not, we write down what happened as soon as we find out and take steps to stop it happening again. For timeframes and reporting rules, see section 4 Policy statement.</w:t>
       </w:r>
@@ -1653,13 +1710,11 @@
           <w:ilvl w:val="0"/>
           <w:numId w:val="3"/>
         </w:numPr>
-        <w:spacing w:after="60"/>
-      </w:pPr>
-      <w:r>
-        <w:rPr>
-          <w:rFonts w:ascii="Calibri" w:cs="Calibri" w:eastAsia="Calibri" w:hAnsi="Calibri"/>
-          <w:sz w:val="22"/>
-          <w:szCs w:val="22"/>
+        <w:spacing w:after="60" w:line="276"/>
+      </w:pPr>
+      <w:r>
+        <w:rPr>
+          <w:rFonts w:ascii="Calibri" w:cs="Calibri" w:eastAsia="Calibri" w:hAnsi="Calibri"/>
         </w:rPr>
         <w:t xml:space="preserve">We review this policy every 12 months, and sooner if our supports, our business or our workers change. We record each review in the policy review register.</w:t>
       </w:r>
@@ -1697,8 +1752,6 @@
                 <w:rFonts w:ascii="Calibri" w:cs="Calibri" w:eastAsia="Calibri" w:hAnsi="Calibri"/>
                 <w:i/>
                 <w:iCs/>
-                <w:sz w:val="22"/>
-                <w:szCs w:val="22"/>
               </w:rPr>
               <w:t xml:space="preserve">[Provider to complete: the physical location of the locked storage, and the name of the electronic storage and backup service used.]</w:t>
             </w:r>
@@ -1708,13 +1761,11 @@
     </w:tbl>
     <w:p>
       <w:pPr>
-        <w:spacing w:after="120"/>
-      </w:pPr>
-      <w:r>
-        <w:rPr>
-          <w:rFonts w:ascii="Calibri" w:cs="Calibri" w:eastAsia="Calibri" w:hAnsi="Calibri"/>
-          <w:sz w:val="22"/>
-          <w:szCs w:val="22"/>
+        <w:spacing w:after="120" w:line="276"/>
+      </w:pPr>
+      <w:r>
+        <w:rPr>
+          <w:rFonts w:ascii="Calibri" w:cs="Calibri" w:eastAsia="Calibri" w:hAnsi="Calibri"/>
         </w:rPr>
         <w:t xml:space="preserve"/>
       </w:r>
@@ -1735,13 +1786,27 @@
     </w:p>
     <w:p>
       <w:pPr>
-        <w:spacing w:after="120"/>
-      </w:pPr>
-      <w:r>
-        <w:rPr>
-          <w:rFonts w:ascii="Calibri" w:cs="Calibri" w:eastAsia="Calibri" w:hAnsi="Calibri"/>
-          <w:sz w:val="22"/>
-          <w:szCs w:val="22"/>
+        <w:spacing w:after="80"/>
+      </w:pPr>
+      <w:r>
+        <w:rPr>
+          <w:rFonts w:ascii="Calibri" w:cs="Calibri" w:eastAsia="Calibri" w:hAnsi="Calibri"/>
+          <w:i/>
+          <w:iCs/>
+          <w:color w:val="555555"/>
+          <w:sz w:val="20"/>
+          <w:szCs w:val="20"/>
+        </w:rPr>
+        <w:t xml:space="preserve">Drafted from your answers.</w:t>
+      </w:r>
+    </w:p>
+    <w:p>
+      <w:pPr>
+        <w:spacing w:after="120" w:line="276"/>
+      </w:pPr>
+      <w:r>
+        <w:rPr>
+          <w:rFonts w:ascii="Calibri" w:cs="Calibri" w:eastAsia="Calibri" w:hAnsi="Calibri"/>
         </w:rPr>
         <w:t xml:space="preserve">Sunrise Supports is run by one person, a sole trader. We have no other workers at this time. That one person holds every role in the table below. If this changes, we will update this section and give each new worker their duties in writing.</w:t>
       </w:r>
@@ -1784,8 +1849,6 @@
                 <w:rFonts w:ascii="Calibri" w:cs="Calibri" w:eastAsia="Calibri" w:hAnsi="Calibri"/>
                 <w:b/>
                 <w:bCs/>
-                <w:sz w:val="22"/>
-                <w:szCs w:val="22"/>
               </w:rPr>
               <w:t xml:space="preserve">Role</w:t>
             </w:r>
@@ -1808,8 +1871,6 @@
                 <w:rFonts w:ascii="Calibri" w:cs="Calibri" w:eastAsia="Calibri" w:hAnsi="Calibri"/>
                 <w:b/>
                 <w:bCs/>
-                <w:sz w:val="22"/>
-                <w:szCs w:val="22"/>
               </w:rPr>
               <w:t xml:space="preserve">Does what</w:t>
             </w:r>
@@ -1832,8 +1893,6 @@
                 <w:rFonts w:ascii="Calibri" w:cs="Calibri" w:eastAsia="Calibri" w:hAnsi="Calibri"/>
                 <w:b/>
                 <w:bCs/>
-                <w:sz w:val="22"/>
-                <w:szCs w:val="22"/>
               </w:rPr>
               <w:t xml:space="preserve">When</w:t>
             </w:r>
@@ -1841,22 +1900,23 @@
         </w:tc>
       </w:tr>
       <w:tr>
-        <w:tc>
-          <w:tcPr>
-            <w:tcW w:type="dxa" w:w="3000"/>
-            <w:tcBorders>
-              <w:top w:val="single" w:color="999999" w:sz="4"/>
-              <w:left w:val="single" w:color="999999" w:sz="4"/>
-              <w:bottom w:val="single" w:color="999999" w:sz="4"/>
-              <w:right w:val="single" w:color="999999" w:sz="4"/>
-            </w:tcBorders>
-          </w:tcPr>
-          <w:p>
-            <w:r>
-              <w:rPr>
-                <w:rFonts w:ascii="Calibri" w:cs="Calibri" w:eastAsia="Calibri" w:hAnsi="Calibri"/>
-                <w:sz w:val="22"/>
-                <w:szCs w:val="22"/>
+        <w:trPr>
+          <w:cantSplit/>
+        </w:trPr>
+        <w:tc>
+          <w:tcPr>
+            <w:tcW w:type="dxa" w:w="3000"/>
+            <w:tcBorders>
+              <w:top w:val="single" w:color="999999" w:sz="4"/>
+              <w:left w:val="single" w:color="999999" w:sz="4"/>
+              <w:bottom w:val="single" w:color="999999" w:sz="4"/>
+              <w:right w:val="single" w:color="999999" w:sz="4"/>
+            </w:tcBorders>
+          </w:tcPr>
+          <w:p>
+            <w:r>
+              <w:rPr>
+                <w:rFonts w:ascii="Calibri" w:cs="Calibri" w:eastAsia="Calibri" w:hAnsi="Calibri"/>
               </w:rPr>
               <w:t xml:space="preserve">Owner and key personnel</w:t>
             </w:r>
@@ -1876,8 +1936,6 @@
             <w:r>
               <w:rPr>
                 <w:rFonts w:ascii="Calibri" w:cs="Calibri" w:eastAsia="Calibri" w:hAnsi="Calibri"/>
-                <w:sz w:val="22"/>
-                <w:szCs w:val="22"/>
               </w:rPr>
               <w:t xml:space="preserve">Decides what records we keep, where we keep them and who can see them. Makes sure this policy is followed.</w:t>
             </w:r>
@@ -1897,8 +1955,6 @@
             <w:r>
               <w:rPr>
                 <w:rFonts w:ascii="Calibri" w:cs="Calibri" w:eastAsia="Calibri" w:hAnsi="Calibri"/>
-                <w:sz w:val="22"/>
-                <w:szCs w:val="22"/>
               </w:rPr>
               <w:t xml:space="preserve">Every day we work</w:t>
             </w:r>
@@ -1906,22 +1962,23 @@
         </w:tc>
       </w:tr>
       <w:tr>
-        <w:tc>
-          <w:tcPr>
-            <w:tcW w:type="dxa" w:w="3000"/>
-            <w:tcBorders>
-              <w:top w:val="single" w:color="999999" w:sz="4"/>
-              <w:left w:val="single" w:color="999999" w:sz="4"/>
-              <w:bottom w:val="single" w:color="999999" w:sz="4"/>
-              <w:right w:val="single" w:color="999999" w:sz="4"/>
-            </w:tcBorders>
-          </w:tcPr>
-          <w:p>
-            <w:r>
-              <w:rPr>
-                <w:rFonts w:ascii="Calibri" w:cs="Calibri" w:eastAsia="Calibri" w:hAnsi="Calibri"/>
-                <w:sz w:val="22"/>
-                <w:szCs w:val="22"/>
+        <w:trPr>
+          <w:cantSplit/>
+        </w:trPr>
+        <w:tc>
+          <w:tcPr>
+            <w:tcW w:type="dxa" w:w="3000"/>
+            <w:tcBorders>
+              <w:top w:val="single" w:color="999999" w:sz="4"/>
+              <w:left w:val="single" w:color="999999" w:sz="4"/>
+              <w:bottom w:val="single" w:color="999999" w:sz="4"/>
+              <w:right w:val="single" w:color="999999" w:sz="4"/>
+            </w:tcBorders>
+          </w:tcPr>
+          <w:p>
+            <w:r>
+              <w:rPr>
+                <w:rFonts w:ascii="Calibri" w:cs="Calibri" w:eastAsia="Calibri" w:hAnsi="Calibri"/>
               </w:rPr>
               <w:t xml:space="preserve">Owner as record keeper</w:t>
             </w:r>
@@ -1941,8 +1998,6 @@
             <w:r>
               <w:rPr>
                 <w:rFonts w:ascii="Calibri" w:cs="Calibri" w:eastAsia="Calibri" w:hAnsi="Calibri"/>
-                <w:sz w:val="22"/>
-                <w:szCs w:val="22"/>
               </w:rPr>
               <w:t xml:space="preserve">Creates, files and updates records. Keeps paper and digital records in secure places. Follows section 7 Retention schedule when keeping or destroying records.</w:t>
             </w:r>
@@ -1962,8 +2017,6 @@
             <w:r>
               <w:rPr>
                 <w:rFonts w:ascii="Calibri" w:cs="Calibri" w:eastAsia="Calibri" w:hAnsi="Calibri"/>
-                <w:sz w:val="22"/>
-                <w:szCs w:val="22"/>
               </w:rPr>
               <w:t xml:space="preserve">As each record is made or changes</w:t>
             </w:r>
@@ -1971,22 +2024,23 @@
         </w:tc>
       </w:tr>
       <w:tr>
-        <w:tc>
-          <w:tcPr>
-            <w:tcW w:type="dxa" w:w="3000"/>
-            <w:tcBorders>
-              <w:top w:val="single" w:color="999999" w:sz="4"/>
-              <w:left w:val="single" w:color="999999" w:sz="4"/>
-              <w:bottom w:val="single" w:color="999999" w:sz="4"/>
-              <w:right w:val="single" w:color="999999" w:sz="4"/>
-            </w:tcBorders>
-          </w:tcPr>
-          <w:p>
-            <w:r>
-              <w:rPr>
-                <w:rFonts w:ascii="Calibri" w:cs="Calibri" w:eastAsia="Calibri" w:hAnsi="Calibri"/>
-                <w:sz w:val="22"/>
-                <w:szCs w:val="22"/>
+        <w:trPr>
+          <w:cantSplit/>
+        </w:trPr>
+        <w:tc>
+          <w:tcPr>
+            <w:tcW w:type="dxa" w:w="3000"/>
+            <w:tcBorders>
+              <w:top w:val="single" w:color="999999" w:sz="4"/>
+              <w:left w:val="single" w:color="999999" w:sz="4"/>
+              <w:bottom w:val="single" w:color="999999" w:sz="4"/>
+              <w:right w:val="single" w:color="999999" w:sz="4"/>
+            </w:tcBorders>
+          </w:tcPr>
+          <w:p>
+            <w:r>
+              <w:rPr>
+                <w:rFonts w:ascii="Calibri" w:cs="Calibri" w:eastAsia="Calibri" w:hAnsi="Calibri"/>
               </w:rPr>
               <w:t xml:space="preserve">Owner as privacy contact</w:t>
             </w:r>
@@ -2006,8 +2060,6 @@
             <w:r>
               <w:rPr>
                 <w:rFonts w:ascii="Calibri" w:cs="Calibri" w:eastAsia="Calibri" w:hAnsi="Calibri"/>
-                <w:sz w:val="22"/>
-                <w:szCs w:val="22"/>
               </w:rPr>
               <w:t xml:space="preserve">Answers requests from participants to see or correct their records. Keeps participant information away from anyone who does not need it.</w:t>
             </w:r>
@@ -2027,8 +2079,6 @@
             <w:r>
               <w:rPr>
                 <w:rFonts w:ascii="Calibri" w:cs="Calibri" w:eastAsia="Calibri" w:hAnsi="Calibri"/>
-                <w:sz w:val="22"/>
-                <w:szCs w:val="22"/>
               </w:rPr>
               <w:t xml:space="preserve">When a request is made, and every day we hold records</w:t>
             </w:r>
@@ -2036,22 +2086,23 @@
         </w:tc>
       </w:tr>
       <w:tr>
-        <w:tc>
-          <w:tcPr>
-            <w:tcW w:type="dxa" w:w="3000"/>
-            <w:tcBorders>
-              <w:top w:val="single" w:color="999999" w:sz="4"/>
-              <w:left w:val="single" w:color="999999" w:sz="4"/>
-              <w:bottom w:val="single" w:color="999999" w:sz="4"/>
-              <w:right w:val="single" w:color="999999" w:sz="4"/>
-            </w:tcBorders>
-          </w:tcPr>
-          <w:p>
-            <w:r>
-              <w:rPr>
-                <w:rFonts w:ascii="Calibri" w:cs="Calibri" w:eastAsia="Calibri" w:hAnsi="Calibri"/>
-                <w:sz w:val="22"/>
-                <w:szCs w:val="22"/>
+        <w:trPr>
+          <w:cantSplit/>
+        </w:trPr>
+        <w:tc>
+          <w:tcPr>
+            <w:tcW w:type="dxa" w:w="3000"/>
+            <w:tcBorders>
+              <w:top w:val="single" w:color="999999" w:sz="4"/>
+              <w:left w:val="single" w:color="999999" w:sz="4"/>
+              <w:bottom w:val="single" w:color="999999" w:sz="4"/>
+              <w:right w:val="single" w:color="999999" w:sz="4"/>
+            </w:tcBorders>
+          </w:tcPr>
+          <w:p>
+            <w:r>
+              <w:rPr>
+                <w:rFonts w:ascii="Calibri" w:cs="Calibri" w:eastAsia="Calibri" w:hAnsi="Calibri"/>
               </w:rPr>
               <w:t xml:space="preserve">Owner as policy reviewer</w:t>
             </w:r>
@@ -2071,8 +2122,6 @@
             <w:r>
               <w:rPr>
                 <w:rFonts w:ascii="Calibri" w:cs="Calibri" w:eastAsia="Calibri" w:hAnsi="Calibri"/>
-                <w:sz w:val="22"/>
-                <w:szCs w:val="22"/>
               </w:rPr>
               <w:t xml:space="preserve">Reviews this policy and records the review in the Policy review register. Updates the policy if our services or our records change.</w:t>
             </w:r>
@@ -2092,8 +2141,6 @@
             <w:r>
               <w:rPr>
                 <w:rFonts w:ascii="Calibri" w:cs="Calibri" w:eastAsia="Calibri" w:hAnsi="Calibri"/>
-                <w:sz w:val="22"/>
-                <w:szCs w:val="22"/>
               </w:rPr>
               <w:t xml:space="preserve">Every 12 months</w:t>
             </w:r>
@@ -2101,22 +2148,23 @@
         </w:tc>
       </w:tr>
       <w:tr>
-        <w:tc>
-          <w:tcPr>
-            <w:tcW w:type="dxa" w:w="3000"/>
-            <w:tcBorders>
-              <w:top w:val="single" w:color="999999" w:sz="4"/>
-              <w:left w:val="single" w:color="999999" w:sz="4"/>
-              <w:bottom w:val="single" w:color="999999" w:sz="4"/>
-              <w:right w:val="single" w:color="999999" w:sz="4"/>
-            </w:tcBorders>
-          </w:tcPr>
-          <w:p>
-            <w:r>
-              <w:rPr>
-                <w:rFonts w:ascii="Calibri" w:cs="Calibri" w:eastAsia="Calibri" w:hAnsi="Calibri"/>
-                <w:sz w:val="22"/>
-                <w:szCs w:val="22"/>
+        <w:trPr>
+          <w:cantSplit/>
+        </w:trPr>
+        <w:tc>
+          <w:tcPr>
+            <w:tcW w:type="dxa" w:w="3000"/>
+            <w:tcBorders>
+              <w:top w:val="single" w:color="999999" w:sz="4"/>
+              <w:left w:val="single" w:color="999999" w:sz="4"/>
+              <w:bottom w:val="single" w:color="999999" w:sz="4"/>
+              <w:right w:val="single" w:color="999999" w:sz="4"/>
+            </w:tcBorders>
+          </w:tcPr>
+          <w:p>
+            <w:r>
+              <w:rPr>
+                <w:rFonts w:ascii="Calibri" w:cs="Calibri" w:eastAsia="Calibri" w:hAnsi="Calibri"/>
               </w:rPr>
               <w:t xml:space="preserve">Owner as register reviewer</w:t>
             </w:r>
@@ -2136,8 +2184,6 @@
             <w:r>
               <w:rPr>
                 <w:rFonts w:ascii="Calibri" w:cs="Calibri" w:eastAsia="Calibri" w:hAnsi="Calibri"/>
-                <w:sz w:val="22"/>
-                <w:szCs w:val="22"/>
               </w:rPr>
               <w:t xml:space="preserve">Checks that each register we keep is complete and up to date. Records the check in the Policy review register.</w:t>
             </w:r>
@@ -2157,8 +2203,6 @@
             <w:r>
               <w:rPr>
                 <w:rFonts w:ascii="Calibri" w:cs="Calibri" w:eastAsia="Calibri" w:hAnsi="Calibri"/>
-                <w:sz w:val="22"/>
-                <w:szCs w:val="22"/>
               </w:rPr>
               <w:t xml:space="preserve">Every 3 months</w:t>
             </w:r>
@@ -2166,22 +2210,23 @@
         </w:tc>
       </w:tr>
       <w:tr>
-        <w:tc>
-          <w:tcPr>
-            <w:tcW w:type="dxa" w:w="3000"/>
-            <w:tcBorders>
-              <w:top w:val="single" w:color="999999" w:sz="4"/>
-              <w:left w:val="single" w:color="999999" w:sz="4"/>
-              <w:bottom w:val="single" w:color="999999" w:sz="4"/>
-              <w:right w:val="single" w:color="999999" w:sz="4"/>
-            </w:tcBorders>
-          </w:tcPr>
-          <w:p>
-            <w:r>
-              <w:rPr>
-                <w:rFonts w:ascii="Calibri" w:cs="Calibri" w:eastAsia="Calibri" w:hAnsi="Calibri"/>
-                <w:sz w:val="22"/>
-                <w:szCs w:val="22"/>
+        <w:trPr>
+          <w:cantSplit/>
+        </w:trPr>
+        <w:tc>
+          <w:tcPr>
+            <w:tcW w:type="dxa" w:w="3000"/>
+            <w:tcBorders>
+              <w:top w:val="single" w:color="999999" w:sz="4"/>
+              <w:left w:val="single" w:color="999999" w:sz="4"/>
+              <w:bottom w:val="single" w:color="999999" w:sz="4"/>
+              <w:right w:val="single" w:color="999999" w:sz="4"/>
+            </w:tcBorders>
+          </w:tcPr>
+          <w:p>
+            <w:r>
+              <w:rPr>
+                <w:rFonts w:ascii="Calibri" w:cs="Calibri" w:eastAsia="Calibri" w:hAnsi="Calibri"/>
               </w:rPr>
               <w:t xml:space="preserve">Any worker we engage in future</w:t>
             </w:r>
@@ -2201,8 +2246,6 @@
             <w:r>
               <w:rPr>
                 <w:rFonts w:ascii="Calibri" w:cs="Calibri" w:eastAsia="Calibri" w:hAnsi="Calibri"/>
-                <w:sz w:val="22"/>
-                <w:szCs w:val="22"/>
               </w:rPr>
               <w:t xml:space="preserve">Reads this policy before they start. Records only what is needed. Keeps records secure. Tells the owner at once if a record is lost or seen by the wrong person.</w:t>
             </w:r>
@@ -2222,8 +2265,6 @@
             <w:r>
               <w:rPr>
                 <w:rFonts w:ascii="Calibri" w:cs="Calibri" w:eastAsia="Calibri" w:hAnsi="Calibri"/>
-                <w:sz w:val="22"/>
-                <w:szCs w:val="22"/>
               </w:rPr>
               <w:t xml:space="preserve">Before starting work, then every day they work</w:t>
             </w:r>
@@ -2233,26 +2274,22 @@
     </w:tbl>
     <w:p>
       <w:pPr>
-        <w:spacing w:after="120"/>
-      </w:pPr>
-      <w:r>
-        <w:rPr>
-          <w:rFonts w:ascii="Calibri" w:cs="Calibri" w:eastAsia="Calibri" w:hAnsi="Calibri"/>
-          <w:sz w:val="22"/>
-          <w:szCs w:val="22"/>
+        <w:spacing w:after="120" w:line="276"/>
+      </w:pPr>
+      <w:r>
+        <w:rPr>
+          <w:rFonts w:ascii="Calibri" w:cs="Calibri" w:eastAsia="Calibri" w:hAnsi="Calibri"/>
         </w:rPr>
         <w:t xml:space="preserve"/>
       </w:r>
     </w:p>
     <w:p>
       <w:pPr>
-        <w:spacing w:after="120"/>
-      </w:pPr>
-      <w:r>
-        <w:rPr>
-          <w:rFonts w:ascii="Calibri" w:cs="Calibri" w:eastAsia="Calibri" w:hAnsi="Calibri"/>
-          <w:sz w:val="22"/>
-          <w:szCs w:val="22"/>
+        <w:spacing w:after="120" w:line="276"/>
+      </w:pPr>
+      <w:r>
+        <w:rPr>
+          <w:rFonts w:ascii="Calibri" w:cs="Calibri" w:eastAsia="Calibri" w:hAnsi="Calibri"/>
         </w:rPr>
         <w:t xml:space="preserve">The records we must keep, and how long we keep them, are set out in section 7 Retention schedule and section 8 Records and evidence to retain. We do not repeat them here.</w:t>
       </w:r>
@@ -2273,26 +2310,38 @@
     </w:p>
     <w:p>
       <w:pPr>
-        <w:spacing w:after="120"/>
-      </w:pPr>
-      <w:r>
-        <w:rPr>
-          <w:rFonts w:ascii="Calibri" w:cs="Calibri" w:eastAsia="Calibri" w:hAnsi="Calibri"/>
-          <w:sz w:val="22"/>
-          <w:szCs w:val="22"/>
+        <w:spacing w:after="80"/>
+      </w:pPr>
+      <w:r>
+        <w:rPr>
+          <w:rFonts w:ascii="Calibri" w:cs="Calibri" w:eastAsia="Calibri" w:hAnsi="Calibri"/>
+          <w:i/>
+          <w:iCs/>
+          <w:color w:val="555555"/>
+          <w:sz w:val="20"/>
+          <w:szCs w:val="20"/>
+        </w:rPr>
+        <w:t xml:space="preserve">Drafted from your answers.</w:t>
+      </w:r>
+    </w:p>
+    <w:p>
+      <w:pPr>
+        <w:spacing w:after="120" w:line="276"/>
+      </w:pPr>
+      <w:r>
+        <w:rPr>
+          <w:rFonts w:ascii="Calibri" w:cs="Calibri" w:eastAsia="Calibri" w:hAnsi="Calibri"/>
         </w:rPr>
         <w:t xml:space="preserve">This table shows how long Sunrise Supports keeps each type of record. We provide 0120 Household tasks in New South Wales as a sole trader, so we list only the records that apply to our work.</w:t>
       </w:r>
     </w:p>
     <w:p>
       <w:pPr>
-        <w:spacing w:after="120"/>
-      </w:pPr>
-      <w:r>
-        <w:rPr>
-          <w:rFonts w:ascii="Calibri" w:cs="Calibri" w:eastAsia="Calibri" w:hAnsi="Calibri"/>
-          <w:sz w:val="22"/>
-          <w:szCs w:val="22"/>
+        <w:spacing w:after="120" w:line="276"/>
+      </w:pPr>
+      <w:r>
+        <w:rPr>
+          <w:rFonts w:ascii="Calibri" w:cs="Calibri" w:eastAsia="Calibri" w:hAnsi="Calibri"/>
         </w:rPr>
         <w:t xml:space="preserve">Where a period comes from a law, a Commission rule or the NDIS Practice Standards, the source is named. Where we have not confirmed the period, the table says so. We do not destroy a record early or keep it past its period without a reason.</w:t>
       </w:r>
@@ -2335,8 +2384,6 @@
                 <w:rFonts w:ascii="Calibri" w:cs="Calibri" w:eastAsia="Calibri" w:hAnsi="Calibri"/>
                 <w:b/>
                 <w:bCs/>
-                <w:sz w:val="22"/>
-                <w:szCs w:val="22"/>
               </w:rPr>
               <w:t xml:space="preserve">Record type</w:t>
             </w:r>
@@ -2359,8 +2406,6 @@
                 <w:rFonts w:ascii="Calibri" w:cs="Calibri" w:eastAsia="Calibri" w:hAnsi="Calibri"/>
                 <w:b/>
                 <w:bCs/>
-                <w:sz w:val="22"/>
-                <w:szCs w:val="22"/>
               </w:rPr>
               <w:t xml:space="preserve">How long we keep it</w:t>
             </w:r>
@@ -2383,8 +2428,6 @@
                 <w:rFonts w:ascii="Calibri" w:cs="Calibri" w:eastAsia="Calibri" w:hAnsi="Calibri"/>
                 <w:b/>
                 <w:bCs/>
-                <w:sz w:val="22"/>
-                <w:szCs w:val="22"/>
               </w:rPr>
               <w:t xml:space="preserve">Source or status</w:t>
             </w:r>
@@ -2392,22 +2435,23 @@
         </w:tc>
       </w:tr>
       <w:tr>
-        <w:tc>
-          <w:tcPr>
-            <w:tcW w:type="dxa" w:w="3000"/>
-            <w:tcBorders>
-              <w:top w:val="single" w:color="999999" w:sz="4"/>
-              <w:left w:val="single" w:color="999999" w:sz="4"/>
-              <w:bottom w:val="single" w:color="999999" w:sz="4"/>
-              <w:right w:val="single" w:color="999999" w:sz="4"/>
-            </w:tcBorders>
-          </w:tcPr>
-          <w:p>
-            <w:r>
-              <w:rPr>
-                <w:rFonts w:ascii="Calibri" w:cs="Calibri" w:eastAsia="Calibri" w:hAnsi="Calibri"/>
-                <w:sz w:val="22"/>
-                <w:szCs w:val="22"/>
+        <w:trPr>
+          <w:cantSplit/>
+        </w:trPr>
+        <w:tc>
+          <w:tcPr>
+            <w:tcW w:type="dxa" w:w="3000"/>
+            <w:tcBorders>
+              <w:top w:val="single" w:color="999999" w:sz="4"/>
+              <w:left w:val="single" w:color="999999" w:sz="4"/>
+              <w:bottom w:val="single" w:color="999999" w:sz="4"/>
+              <w:right w:val="single" w:color="999999" w:sz="4"/>
+            </w:tcBorders>
+          </w:tcPr>
+          <w:p>
+            <w:r>
+              <w:rPr>
+                <w:rFonts w:ascii="Calibri" w:cs="Calibri" w:eastAsia="Calibri" w:hAnsi="Calibri"/>
               </w:rPr>
               <w:t xml:space="preserve">Service agreements and participant plan details</w:t>
             </w:r>
@@ -2427,8 +2471,9 @@
             <w:r>
               <w:rPr>
                 <w:rFonts w:ascii="Calibri" w:cs="Calibri" w:eastAsia="Calibri" w:hAnsi="Calibri"/>
-                <w:sz w:val="22"/>
-                <w:szCs w:val="22"/>
+                <w:sz w:val="24"/>
+                <w:szCs w:val="24"/>
+                <w:shd w:fill="FBE9D7" w:val="clear"/>
               </w:rPr>
               <w:t xml:space="preserve">[Provider to complete: retention period]</w:t>
             </w:r>
@@ -2448,8 +2493,6 @@
             <w:r>
               <w:rPr>
                 <w:rFonts w:ascii="Calibri" w:cs="Calibri" w:eastAsia="Calibri" w:hAnsi="Calibri"/>
-                <w:sz w:val="22"/>
-                <w:szCs w:val="22"/>
               </w:rPr>
               <w:t xml:space="preserve">[Provider to confirm against the NDIS Practice Standards, NDIS Rules and NSW requirements]</w:t>
             </w:r>
@@ -2457,22 +2500,23 @@
         </w:tc>
       </w:tr>
       <w:tr>
-        <w:tc>
-          <w:tcPr>
-            <w:tcW w:type="dxa" w:w="3000"/>
-            <w:tcBorders>
-              <w:top w:val="single" w:color="999999" w:sz="4"/>
-              <w:left w:val="single" w:color="999999" w:sz="4"/>
-              <w:bottom w:val="single" w:color="999999" w:sz="4"/>
-              <w:right w:val="single" w:color="999999" w:sz="4"/>
-            </w:tcBorders>
-          </w:tcPr>
-          <w:p>
-            <w:r>
-              <w:rPr>
-                <w:rFonts w:ascii="Calibri" w:cs="Calibri" w:eastAsia="Calibri" w:hAnsi="Calibri"/>
-                <w:sz w:val="22"/>
-                <w:szCs w:val="22"/>
+        <w:trPr>
+          <w:cantSplit/>
+        </w:trPr>
+        <w:tc>
+          <w:tcPr>
+            <w:tcW w:type="dxa" w:w="3000"/>
+            <w:tcBorders>
+              <w:top w:val="single" w:color="999999" w:sz="4"/>
+              <w:left w:val="single" w:color="999999" w:sz="4"/>
+              <w:bottom w:val="single" w:color="999999" w:sz="4"/>
+              <w:right w:val="single" w:color="999999" w:sz="4"/>
+            </w:tcBorders>
+          </w:tcPr>
+          <w:p>
+            <w:r>
+              <w:rPr>
+                <w:rFonts w:ascii="Calibri" w:cs="Calibri" w:eastAsia="Calibri" w:hAnsi="Calibri"/>
               </w:rPr>
               <w:t xml:space="preserve">Records of supports delivered and shift notes</w:t>
             </w:r>
@@ -2492,8 +2536,9 @@
             <w:r>
               <w:rPr>
                 <w:rFonts w:ascii="Calibri" w:cs="Calibri" w:eastAsia="Calibri" w:hAnsi="Calibri"/>
-                <w:sz w:val="22"/>
-                <w:szCs w:val="22"/>
+                <w:sz w:val="24"/>
+                <w:szCs w:val="24"/>
+                <w:shd w:fill="FBE9D7" w:val="clear"/>
               </w:rPr>
               <w:t xml:space="preserve">[Provider to complete: retention period]</w:t>
             </w:r>
@@ -2513,8 +2558,9 @@
             <w:r>
               <w:rPr>
                 <w:rFonts w:ascii="Calibri" w:cs="Calibri" w:eastAsia="Calibri" w:hAnsi="Calibri"/>
-                <w:sz w:val="22"/>
-                <w:szCs w:val="22"/>
+                <w:sz w:val="24"/>
+                <w:szCs w:val="24"/>
+                <w:shd w:fill="FBE9D7" w:val="clear"/>
               </w:rPr>
               <w:t xml:space="preserve">[Provider to confirm against the NDIS Rules and NSW requirements]</w:t>
             </w:r>
@@ -2522,22 +2568,23 @@
         </w:tc>
       </w:tr>
       <w:tr>
-        <w:tc>
-          <w:tcPr>
-            <w:tcW w:type="dxa" w:w="3000"/>
-            <w:tcBorders>
-              <w:top w:val="single" w:color="999999" w:sz="4"/>
-              <w:left w:val="single" w:color="999999" w:sz="4"/>
-              <w:bottom w:val="single" w:color="999999" w:sz="4"/>
-              <w:right w:val="single" w:color="999999" w:sz="4"/>
-            </w:tcBorders>
-          </w:tcPr>
-          <w:p>
-            <w:r>
-              <w:rPr>
-                <w:rFonts w:ascii="Calibri" w:cs="Calibri" w:eastAsia="Calibri" w:hAnsi="Calibri"/>
-                <w:sz w:val="22"/>
-                <w:szCs w:val="22"/>
+        <w:trPr>
+          <w:cantSplit/>
+        </w:trPr>
+        <w:tc>
+          <w:tcPr>
+            <w:tcW w:type="dxa" w:w="3000"/>
+            <w:tcBorders>
+              <w:top w:val="single" w:color="999999" w:sz="4"/>
+              <w:left w:val="single" w:color="999999" w:sz="4"/>
+              <w:bottom w:val="single" w:color="999999" w:sz="4"/>
+              <w:right w:val="single" w:color="999999" w:sz="4"/>
+            </w:tcBorders>
+          </w:tcPr>
+          <w:p>
+            <w:r>
+              <w:rPr>
+                <w:rFonts w:ascii="Calibri" w:cs="Calibri" w:eastAsia="Calibri" w:hAnsi="Calibri"/>
               </w:rPr>
               <w:t xml:space="preserve">Complaints and their outcomes</w:t>
             </w:r>
@@ -2557,8 +2604,9 @@
             <w:r>
               <w:rPr>
                 <w:rFonts w:ascii="Calibri" w:cs="Calibri" w:eastAsia="Calibri" w:hAnsi="Calibri"/>
-                <w:sz w:val="22"/>
-                <w:szCs w:val="22"/>
+                <w:sz w:val="24"/>
+                <w:szCs w:val="24"/>
+                <w:shd w:fill="FBE9D7" w:val="clear"/>
               </w:rPr>
               <w:t xml:space="preserve">[Provider to complete: retention period]</w:t>
             </w:r>
@@ -2578,8 +2626,9 @@
             <w:r>
               <w:rPr>
                 <w:rFonts w:ascii="Calibri" w:cs="Calibri" w:eastAsia="Calibri" w:hAnsi="Calibri"/>
-                <w:sz w:val="22"/>
-                <w:szCs w:val="22"/>
+                <w:sz w:val="24"/>
+                <w:szCs w:val="24"/>
+                <w:shd w:fill="FBE9D7" w:val="clear"/>
               </w:rPr>
               <w:t xml:space="preserve">[Provider to confirm against the NDIS Complaints Management and Resolution Rules]</w:t>
             </w:r>
@@ -2587,22 +2636,23 @@
         </w:tc>
       </w:tr>
       <w:tr>
-        <w:tc>
-          <w:tcPr>
-            <w:tcW w:type="dxa" w:w="3000"/>
-            <w:tcBorders>
-              <w:top w:val="single" w:color="999999" w:sz="4"/>
-              <w:left w:val="single" w:color="999999" w:sz="4"/>
-              <w:bottom w:val="single" w:color="999999" w:sz="4"/>
-              <w:right w:val="single" w:color="999999" w:sz="4"/>
-            </w:tcBorders>
-          </w:tcPr>
-          <w:p>
-            <w:r>
-              <w:rPr>
-                <w:rFonts w:ascii="Calibri" w:cs="Calibri" w:eastAsia="Calibri" w:hAnsi="Calibri"/>
-                <w:sz w:val="22"/>
-                <w:szCs w:val="22"/>
+        <w:trPr>
+          <w:cantSplit/>
+        </w:trPr>
+        <w:tc>
+          <w:tcPr>
+            <w:tcW w:type="dxa" w:w="3000"/>
+            <w:tcBorders>
+              <w:top w:val="single" w:color="999999" w:sz="4"/>
+              <w:left w:val="single" w:color="999999" w:sz="4"/>
+              <w:bottom w:val="single" w:color="999999" w:sz="4"/>
+              <w:right w:val="single" w:color="999999" w:sz="4"/>
+            </w:tcBorders>
+          </w:tcPr>
+          <w:p>
+            <w:r>
+              <w:rPr>
+                <w:rFonts w:ascii="Calibri" w:cs="Calibri" w:eastAsia="Calibri" w:hAnsi="Calibri"/>
               </w:rPr>
               <w:t xml:space="preserve">Incident records and notifications to the Commission</w:t>
             </w:r>
@@ -2622,8 +2672,9 @@
             <w:r>
               <w:rPr>
                 <w:rFonts w:ascii="Calibri" w:cs="Calibri" w:eastAsia="Calibri" w:hAnsi="Calibri"/>
-                <w:sz w:val="22"/>
-                <w:szCs w:val="22"/>
+                <w:sz w:val="24"/>
+                <w:szCs w:val="24"/>
+                <w:shd w:fill="FBE9D7" w:val="clear"/>
               </w:rPr>
               <w:t xml:space="preserve">[Provider to complete: retention period]</w:t>
             </w:r>
@@ -2643,8 +2694,6 @@
             <w:r>
               <w:rPr>
                 <w:rFonts w:ascii="Calibri" w:cs="Calibri" w:eastAsia="Calibri" w:hAnsi="Calibri"/>
-                <w:sz w:val="22"/>
-                <w:szCs w:val="22"/>
               </w:rPr>
               <w:t xml:space="preserve">[Provider to confirm against the NDIS Incident Management and Reportable Incidents Rules]</w:t>
             </w:r>
@@ -2652,22 +2701,23 @@
         </w:tc>
       </w:tr>
       <w:tr>
-        <w:tc>
-          <w:tcPr>
-            <w:tcW w:type="dxa" w:w="3000"/>
-            <w:tcBorders>
-              <w:top w:val="single" w:color="999999" w:sz="4"/>
-              <w:left w:val="single" w:color="999999" w:sz="4"/>
-              <w:bottom w:val="single" w:color="999999" w:sz="4"/>
-              <w:right w:val="single" w:color="999999" w:sz="4"/>
-            </w:tcBorders>
-          </w:tcPr>
-          <w:p>
-            <w:r>
-              <w:rPr>
-                <w:rFonts w:ascii="Calibri" w:cs="Calibri" w:eastAsia="Calibri" w:hAnsi="Calibri"/>
-                <w:sz w:val="22"/>
-                <w:szCs w:val="22"/>
+        <w:trPr>
+          <w:cantSplit/>
+        </w:trPr>
+        <w:tc>
+          <w:tcPr>
+            <w:tcW w:type="dxa" w:w="3000"/>
+            <w:tcBorders>
+              <w:top w:val="single" w:color="999999" w:sz="4"/>
+              <w:left w:val="single" w:color="999999" w:sz="4"/>
+              <w:bottom w:val="single" w:color="999999" w:sz="4"/>
+              <w:right w:val="single" w:color="999999" w:sz="4"/>
+            </w:tcBorders>
+          </w:tcPr>
+          <w:p>
+            <w:r>
+              <w:rPr>
+                <w:rFonts w:ascii="Calibri" w:cs="Calibri" w:eastAsia="Calibri" w:hAnsi="Calibri"/>
               </w:rPr>
               <w:t xml:space="preserve">Worker screening checks, identity and qualification checks</w:t>
             </w:r>
@@ -2687,8 +2737,9 @@
             <w:r>
               <w:rPr>
                 <w:rFonts w:ascii="Calibri" w:cs="Calibri" w:eastAsia="Calibri" w:hAnsi="Calibri"/>
-                <w:sz w:val="22"/>
-                <w:szCs w:val="22"/>
+                <w:sz w:val="24"/>
+                <w:szCs w:val="24"/>
+                <w:shd w:fill="FBE9D7" w:val="clear"/>
               </w:rPr>
               <w:t xml:space="preserve">[Provider to complete: retention period]</w:t>
             </w:r>
@@ -2708,8 +2759,9 @@
             <w:r>
               <w:rPr>
                 <w:rFonts w:ascii="Calibri" w:cs="Calibri" w:eastAsia="Calibri" w:hAnsi="Calibri"/>
-                <w:sz w:val="22"/>
-                <w:szCs w:val="22"/>
+                <w:sz w:val="24"/>
+                <w:szCs w:val="24"/>
+                <w:shd w:fill="FBE9D7" w:val="clear"/>
               </w:rPr>
               <w:t xml:space="preserve">[Provider to confirm against the NDIS Worker Screening Rules]</w:t>
             </w:r>
@@ -2717,22 +2769,23 @@
         </w:tc>
       </w:tr>
       <w:tr>
-        <w:tc>
-          <w:tcPr>
-            <w:tcW w:type="dxa" w:w="3000"/>
-            <w:tcBorders>
-              <w:top w:val="single" w:color="999999" w:sz="4"/>
-              <w:left w:val="single" w:color="999999" w:sz="4"/>
-              <w:bottom w:val="single" w:color="999999" w:sz="4"/>
-              <w:right w:val="single" w:color="999999" w:sz="4"/>
-            </w:tcBorders>
-          </w:tcPr>
-          <w:p>
-            <w:r>
-              <w:rPr>
-                <w:rFonts w:ascii="Calibri" w:cs="Calibri" w:eastAsia="Calibri" w:hAnsi="Calibri"/>
-                <w:sz w:val="22"/>
-                <w:szCs w:val="22"/>
+        <w:trPr>
+          <w:cantSplit/>
+        </w:trPr>
+        <w:tc>
+          <w:tcPr>
+            <w:tcW w:type="dxa" w:w="3000"/>
+            <w:tcBorders>
+              <w:top w:val="single" w:color="999999" w:sz="4"/>
+              <w:left w:val="single" w:color="999999" w:sz="4"/>
+              <w:bottom w:val="single" w:color="999999" w:sz="4"/>
+              <w:right w:val="single" w:color="999999" w:sz="4"/>
+            </w:tcBorders>
+          </w:tcPr>
+          <w:p>
+            <w:r>
+              <w:rPr>
+                <w:rFonts w:ascii="Calibri" w:cs="Calibri" w:eastAsia="Calibri" w:hAnsi="Calibri"/>
               </w:rPr>
               <w:t xml:space="preserve">Worker training and induction records</w:t>
             </w:r>
@@ -2752,8 +2805,9 @@
             <w:r>
               <w:rPr>
                 <w:rFonts w:ascii="Calibri" w:cs="Calibri" w:eastAsia="Calibri" w:hAnsi="Calibri"/>
-                <w:sz w:val="22"/>
-                <w:szCs w:val="22"/>
+                <w:sz w:val="24"/>
+                <w:szCs w:val="24"/>
+                <w:shd w:fill="FBE9D7" w:val="clear"/>
               </w:rPr>
               <w:t xml:space="preserve">[Provider to complete: retention period]</w:t>
             </w:r>
@@ -2773,8 +2827,9 @@
             <w:r>
               <w:rPr>
                 <w:rFonts w:ascii="Calibri" w:cs="Calibri" w:eastAsia="Calibri" w:hAnsi="Calibri"/>
-                <w:sz w:val="22"/>
-                <w:szCs w:val="22"/>
+                <w:sz w:val="24"/>
+                <w:szCs w:val="24"/>
+                <w:shd w:fill="FBE9D7" w:val="clear"/>
               </w:rPr>
               <w:t xml:space="preserve">[Provider to confirm against the NDIS Practice Standards]</w:t>
             </w:r>
@@ -2782,22 +2837,23 @@
         </w:tc>
       </w:tr>
       <w:tr>
-        <w:tc>
-          <w:tcPr>
-            <w:tcW w:type="dxa" w:w="3000"/>
-            <w:tcBorders>
-              <w:top w:val="single" w:color="999999" w:sz="4"/>
-              <w:left w:val="single" w:color="999999" w:sz="4"/>
-              <w:bottom w:val="single" w:color="999999" w:sz="4"/>
-              <w:right w:val="single" w:color="999999" w:sz="4"/>
-            </w:tcBorders>
-          </w:tcPr>
-          <w:p>
-            <w:r>
-              <w:rPr>
-                <w:rFonts w:ascii="Calibri" w:cs="Calibri" w:eastAsia="Calibri" w:hAnsi="Calibri"/>
-                <w:sz w:val="22"/>
-                <w:szCs w:val="22"/>
+        <w:trPr>
+          <w:cantSplit/>
+        </w:trPr>
+        <w:tc>
+          <w:tcPr>
+            <w:tcW w:type="dxa" w:w="3000"/>
+            <w:tcBorders>
+              <w:top w:val="single" w:color="999999" w:sz="4"/>
+              <w:left w:val="single" w:color="999999" w:sz="4"/>
+              <w:bottom w:val="single" w:color="999999" w:sz="4"/>
+              <w:right w:val="single" w:color="999999" w:sz="4"/>
+            </w:tcBorders>
+          </w:tcPr>
+          <w:p>
+            <w:r>
+              <w:rPr>
+                <w:rFonts w:ascii="Calibri" w:cs="Calibri" w:eastAsia="Calibri" w:hAnsi="Calibri"/>
               </w:rPr>
               <w:t xml:space="preserve">Invoices, claims and financial records</w:t>
             </w:r>
@@ -2817,8 +2873,9 @@
             <w:r>
               <w:rPr>
                 <w:rFonts w:ascii="Calibri" w:cs="Calibri" w:eastAsia="Calibri" w:hAnsi="Calibri"/>
-                <w:sz w:val="22"/>
-                <w:szCs w:val="22"/>
+                <w:sz w:val="24"/>
+                <w:szCs w:val="24"/>
+                <w:shd w:fill="FBE9D7" w:val="clear"/>
               </w:rPr>
               <w:t xml:space="preserve">[Provider to complete: retention period]</w:t>
             </w:r>
@@ -2838,8 +2895,9 @@
             <w:r>
               <w:rPr>
                 <w:rFonts w:ascii="Calibri" w:cs="Calibri" w:eastAsia="Calibri" w:hAnsi="Calibri"/>
-                <w:sz w:val="22"/>
-                <w:szCs w:val="22"/>
+                <w:sz w:val="24"/>
+                <w:szCs w:val="24"/>
+                <w:shd w:fill="FBE9D7" w:val="clear"/>
               </w:rPr>
               <w:t xml:space="preserve">[Provider to confirm against Australian tax law and the NDIS Pricing Arrangements]</w:t>
             </w:r>
@@ -2847,22 +2905,23 @@
         </w:tc>
       </w:tr>
       <w:tr>
-        <w:tc>
-          <w:tcPr>
-            <w:tcW w:type="dxa" w:w="3000"/>
-            <w:tcBorders>
-              <w:top w:val="single" w:color="999999" w:sz="4"/>
-              <w:left w:val="single" w:color="999999" w:sz="4"/>
-              <w:bottom w:val="single" w:color="999999" w:sz="4"/>
-              <w:right w:val="single" w:color="999999" w:sz="4"/>
-            </w:tcBorders>
-          </w:tcPr>
-          <w:p>
-            <w:r>
-              <w:rPr>
-                <w:rFonts w:ascii="Calibri" w:cs="Calibri" w:eastAsia="Calibri" w:hAnsi="Calibri"/>
-                <w:sz w:val="22"/>
-                <w:szCs w:val="22"/>
+        <w:trPr>
+          <w:cantSplit/>
+        </w:trPr>
+        <w:tc>
+          <w:tcPr>
+            <w:tcW w:type="dxa" w:w="3000"/>
+            <w:tcBorders>
+              <w:top w:val="single" w:color="999999" w:sz="4"/>
+              <w:left w:val="single" w:color="999999" w:sz="4"/>
+              <w:bottom w:val="single" w:color="999999" w:sz="4"/>
+              <w:right w:val="single" w:color="999999" w:sz="4"/>
+            </w:tcBorders>
+          </w:tcPr>
+          <w:p>
+            <w:r>
+              <w:rPr>
+                <w:rFonts w:ascii="Calibri" w:cs="Calibri" w:eastAsia="Calibri" w:hAnsi="Calibri"/>
               </w:rPr>
               <w:t xml:space="preserve">Policy review register and document control records</w:t>
             </w:r>
@@ -2882,29 +2941,37 @@
             <w:r>
               <w:rPr>
                 <w:rFonts w:ascii="Calibri" w:cs="Calibri" w:eastAsia="Calibri" w:hAnsi="Calibri"/>
-                <w:sz w:val="22"/>
-                <w:szCs w:val="22"/>
-              </w:rPr>
-              <w:t xml:space="preserve">Until the policy is replaced, then [provider to complete: retention period]</w:t>
-            </w:r>
-          </w:p>
-        </w:tc>
-        <w:tc>
-          <w:tcPr>
-            <w:tcW w:type="dxa" w:w="3000"/>
-            <w:tcBorders>
-              <w:top w:val="single" w:color="999999" w:sz="4"/>
-              <w:left w:val="single" w:color="999999" w:sz="4"/>
-              <w:bottom w:val="single" w:color="999999" w:sz="4"/>
-              <w:right w:val="single" w:color="999999" w:sz="4"/>
-            </w:tcBorders>
-          </w:tcPr>
-          <w:p>
-            <w:r>
-              <w:rPr>
-                <w:rFonts w:ascii="Calibri" w:cs="Calibri" w:eastAsia="Calibri" w:hAnsi="Calibri"/>
-                <w:sz w:val="22"/>
-                <w:szCs w:val="22"/>
+              </w:rPr>
+              <w:t xml:space="preserve">Until the policy is replaced, then </w:t>
+            </w:r>
+            <w:r>
+              <w:rPr>
+                <w:rFonts w:ascii="Calibri" w:cs="Calibri" w:eastAsia="Calibri" w:hAnsi="Calibri"/>
+                <w:sz w:val="24"/>
+                <w:szCs w:val="24"/>
+                <w:shd w:fill="FBE9D7" w:val="clear"/>
+              </w:rPr>
+              <w:t xml:space="preserve">[provider to complete: retention period]</w:t>
+            </w:r>
+          </w:p>
+        </w:tc>
+        <w:tc>
+          <w:tcPr>
+            <w:tcW w:type="dxa" w:w="3000"/>
+            <w:tcBorders>
+              <w:top w:val="single" w:color="999999" w:sz="4"/>
+              <w:left w:val="single" w:color="999999" w:sz="4"/>
+              <w:bottom w:val="single" w:color="999999" w:sz="4"/>
+              <w:right w:val="single" w:color="999999" w:sz="4"/>
+            </w:tcBorders>
+          </w:tcPr>
+          <w:p>
+            <w:r>
+              <w:rPr>
+                <w:rFonts w:ascii="Calibri" w:cs="Calibri" w:eastAsia="Calibri" w:hAnsi="Calibri"/>
+                <w:sz w:val="24"/>
+                <w:szCs w:val="24"/>
+                <w:shd w:fill="FBE9D7" w:val="clear"/>
               </w:rPr>
               <w:t xml:space="preserve">[Provider to confirm]</w:t>
             </w:r>
@@ -2914,26 +2981,22 @@
     </w:tbl>
     <w:p>
       <w:pPr>
-        <w:spacing w:after="120"/>
-      </w:pPr>
-      <w:r>
-        <w:rPr>
-          <w:rFonts w:ascii="Calibri" w:cs="Calibri" w:eastAsia="Calibri" w:hAnsi="Calibri"/>
-          <w:sz w:val="22"/>
-          <w:szCs w:val="22"/>
+        <w:spacing w:after="120" w:line="276"/>
+      </w:pPr>
+      <w:r>
+        <w:rPr>
+          <w:rFonts w:ascii="Calibri" w:cs="Calibri" w:eastAsia="Calibri" w:hAnsi="Calibri"/>
         </w:rPr>
         <w:t xml:space="preserve"/>
       </w:r>
     </w:p>
     <w:p>
       <w:pPr>
-        <w:spacing w:after="120"/>
-      </w:pPr>
-      <w:r>
-        <w:rPr>
-          <w:rFonts w:ascii="Calibri" w:cs="Calibri" w:eastAsia="Calibri" w:hAnsi="Calibri"/>
-          <w:sz w:val="22"/>
-          <w:szCs w:val="22"/>
+        <w:spacing w:after="120" w:line="276"/>
+      </w:pPr>
+      <w:r>
+        <w:rPr>
+          <w:rFonts w:ascii="Calibri" w:cs="Calibri" w:eastAsia="Calibri" w:hAnsi="Calibri"/>
         </w:rPr>
         <w:t xml:space="preserve">We keep records for the longer of the periods above or any period set by law, and the longest period applies where two rules differ. We do not use restrictive practices, so we hold no restrictive practice records.</w:t>
       </w:r>
@@ -2971,8 +3034,6 @@
                 <w:rFonts w:ascii="Calibri" w:cs="Calibri" w:eastAsia="Calibri" w:hAnsi="Calibri"/>
                 <w:i/>
                 <w:iCs/>
-                <w:sz w:val="22"/>
-                <w:szCs w:val="22"/>
               </w:rPr>
               <w:t xml:space="preserve">[Provider to complete: confirm each retention period with your accountant or a legal adviser, then replace the placeholders in the table.]</w:t>
             </w:r>
@@ -2982,26 +3043,22 @@
     </w:tbl>
     <w:p>
       <w:pPr>
-        <w:spacing w:after="120"/>
-      </w:pPr>
-      <w:r>
-        <w:rPr>
-          <w:rFonts w:ascii="Calibri" w:cs="Calibri" w:eastAsia="Calibri" w:hAnsi="Calibri"/>
-          <w:sz w:val="22"/>
-          <w:szCs w:val="22"/>
+        <w:spacing w:after="120" w:line="276"/>
+      </w:pPr>
+      <w:r>
+        <w:rPr>
+          <w:rFonts w:ascii="Calibri" w:cs="Calibri" w:eastAsia="Calibri" w:hAnsi="Calibri"/>
         </w:rPr>
         <w:t xml:space="preserve"/>
       </w:r>
     </w:p>
     <w:p>
       <w:pPr>
-        <w:spacing w:after="120"/>
-      </w:pPr>
-      <w:r>
-        <w:rPr>
-          <w:rFonts w:ascii="Calibri" w:cs="Calibri" w:eastAsia="Calibri" w:hAnsi="Calibri"/>
-          <w:sz w:val="22"/>
-          <w:szCs w:val="22"/>
+        <w:spacing w:after="120" w:line="276"/>
+      </w:pPr>
+      <w:r>
+        <w:rPr>
+          <w:rFonts w:ascii="Calibri" w:cs="Calibri" w:eastAsia="Calibri" w:hAnsi="Calibri"/>
         </w:rPr>
         <w:t xml:space="preserve">When a record reaches the end of its period, we check that no complaint, investigation or legal matter needs it. If none does, we destroy it as set out in section 5 How we put this into practice.</w:t>
       </w:r>
@@ -3022,26 +3079,22 @@
     </w:p>
     <w:p>
       <w:pPr>
-        <w:spacing w:after="120"/>
-      </w:pPr>
-      <w:r>
-        <w:rPr>
-          <w:rFonts w:ascii="Calibri" w:cs="Calibri" w:eastAsia="Calibri" w:hAnsi="Calibri"/>
-          <w:sz w:val="22"/>
-          <w:szCs w:val="22"/>
+        <w:spacing w:after="120" w:line="276"/>
+      </w:pPr>
+      <w:r>
+        <w:rPr>
+          <w:rFonts w:ascii="Calibri" w:cs="Calibri" w:eastAsia="Calibri" w:hAnsi="Calibri"/>
         </w:rPr>
         <w:t xml:space="preserve">Verification providers are not audited against this document under the NDIS Practice Standards. We keep it because the record-keeping conditions of registration apply to every registered provider.</w:t>
       </w:r>
     </w:p>
     <w:p>
       <w:pPr>
-        <w:spacing w:after="120"/>
-      </w:pPr>
-      <w:r>
-        <w:rPr>
-          <w:rFonts w:ascii="Calibri" w:cs="Calibri" w:eastAsia="Calibri" w:hAnsi="Calibri"/>
-          <w:sz w:val="22"/>
-          <w:szCs w:val="22"/>
+        <w:spacing w:after="120" w:line="276"/>
+      </w:pPr>
+      <w:r>
+        <w:rPr>
+          <w:rFonts w:ascii="Calibri" w:cs="Calibri" w:eastAsia="Calibri" w:hAnsi="Calibri"/>
         </w:rPr>
         <w:t xml:space="preserve">We keep the records this document names, with the dates they were made, so an auditor can see it in use.</w:t>
       </w:r>
@@ -3062,15 +3115,13 @@
     </w:p>
     <w:p>
       <w:pPr>
-        <w:spacing w:after="120"/>
-      </w:pPr>
-      <w:r>
-        <w:rPr>
-          <w:rFonts w:ascii="Calibri" w:cs="Calibri" w:eastAsia="Calibri" w:hAnsi="Calibri"/>
-          <w:sz w:val="22"/>
-          <w:szCs w:val="22"/>
-        </w:rPr>
-        <w:t xml:space="preserve">This document is part of the Sunrise Supports policy set prepared with Readyline on 12 October 2026.</w:t>
+        <w:spacing w:after="120" w:line="276"/>
+      </w:pPr>
+      <w:r>
+        <w:rPr>
+          <w:rFonts w:ascii="Calibri" w:cs="Calibri" w:eastAsia="Calibri" w:hAnsi="Calibri"/>
+        </w:rPr>
+        <w:t xml:space="preserve">This document is part of the Sunrise Supports policy set prepared with Readyline on 14 October 2026.</w:t>
       </w:r>
     </w:p>
     <w:p>
@@ -3080,13 +3131,11 @@
           <w:ilvl w:val="0"/>
           <w:numId w:val="2"/>
         </w:numPr>
-        <w:spacing w:after="60"/>
-      </w:pPr>
-      <w:r>
-        <w:rPr>
-          <w:rFonts w:ascii="Calibri" w:cs="Calibri" w:eastAsia="Calibri" w:hAnsi="Calibri"/>
-          <w:sz w:val="22"/>
-          <w:szCs w:val="22"/>
+        <w:spacing w:after="60" w:line="276"/>
+      </w:pPr>
+      <w:r>
+        <w:rPr>
+          <w:rFonts w:ascii="Calibri" w:cs="Calibri" w:eastAsia="Calibri" w:hAnsi="Calibri"/>
         </w:rPr>
         <w:t xml:space="preserve">Policy review register</w:t>
       </w:r>
@@ -3107,15 +3156,13 @@
     </w:p>
     <w:p>
       <w:pPr>
-        <w:spacing w:after="120"/>
-      </w:pPr>
-      <w:r>
-        <w:rPr>
-          <w:rFonts w:ascii="Calibri" w:cs="Calibri" w:eastAsia="Calibri" w:hAnsi="Calibri"/>
-          <w:sz w:val="22"/>
-          <w:szCs w:val="22"/>
-        </w:rPr>
-        <w:t xml:space="preserve">We review this document every 12 months, after any incident or complaint that shows a gap, and when the Commission changes the rules it supports. Next review: 12 October 2027.</w:t>
+        <w:spacing w:after="120" w:line="276"/>
+      </w:pPr>
+      <w:r>
+        <w:rPr>
+          <w:rFonts w:ascii="Calibri" w:cs="Calibri" w:eastAsia="Calibri" w:hAnsi="Calibri"/>
+        </w:rPr>
+        <w:t xml:space="preserve">We review this document every 12 months, after any incident or complaint that shows a gap, and when the Commission changes the rules it supports. Next review: 14 October 2027.</w:t>
       </w:r>
     </w:p>
     <w:tbl>
@@ -3156,8 +3203,6 @@
                 <w:rFonts w:ascii="Calibri" w:cs="Calibri" w:eastAsia="Calibri" w:hAnsi="Calibri"/>
                 <w:b/>
                 <w:bCs/>
-                <w:sz w:val="22"/>
-                <w:szCs w:val="22"/>
               </w:rPr>
               <w:t xml:space="preserve">Role</w:t>
             </w:r>
@@ -3180,8 +3225,6 @@
                 <w:rFonts w:ascii="Calibri" w:cs="Calibri" w:eastAsia="Calibri" w:hAnsi="Calibri"/>
                 <w:b/>
                 <w:bCs/>
-                <w:sz w:val="22"/>
-                <w:szCs w:val="22"/>
               </w:rPr>
               <w:t xml:space="preserve">Does what</w:t>
             </w:r>
@@ -3204,8 +3247,6 @@
                 <w:rFonts w:ascii="Calibri" w:cs="Calibri" w:eastAsia="Calibri" w:hAnsi="Calibri"/>
                 <w:b/>
                 <w:bCs/>
-                <w:sz w:val="22"/>
-                <w:szCs w:val="22"/>
               </w:rPr>
               <w:t xml:space="preserve">When</w:t>
             </w:r>
@@ -3213,43 +3254,42 @@
         </w:tc>
       </w:tr>
       <w:tr>
-        <w:tc>
-          <w:tcPr>
-            <w:tcW w:type="dxa" w:w="3000"/>
-            <w:tcBorders>
-              <w:top w:val="single" w:color="999999" w:sz="4"/>
-              <w:left w:val="single" w:color="999999" w:sz="4"/>
-              <w:bottom w:val="single" w:color="999999" w:sz="4"/>
-              <w:right w:val="single" w:color="999999" w:sz="4"/>
-            </w:tcBorders>
-          </w:tcPr>
-          <w:p>
-            <w:r>
-              <w:rPr>
-                <w:rFonts w:ascii="Calibri" w:cs="Calibri" w:eastAsia="Calibri" w:hAnsi="Calibri"/>
-                <w:sz w:val="22"/>
-                <w:szCs w:val="22"/>
-              </w:rPr>
-              <w:t xml:space="preserve">[Provider to complete: owner role]</w:t>
-            </w:r>
-          </w:p>
-        </w:tc>
-        <w:tc>
-          <w:tcPr>
-            <w:tcW w:type="dxa" w:w="3000"/>
-            <w:tcBorders>
-              <w:top w:val="single" w:color="999999" w:sz="4"/>
-              <w:left w:val="single" w:color="999999" w:sz="4"/>
-              <w:bottom w:val="single" w:color="999999" w:sz="4"/>
-              <w:right w:val="single" w:color="999999" w:sz="4"/>
-            </w:tcBorders>
-          </w:tcPr>
-          <w:p>
-            <w:r>
-              <w:rPr>
-                <w:rFonts w:ascii="Calibri" w:cs="Calibri" w:eastAsia="Calibri" w:hAnsi="Calibri"/>
-                <w:sz w:val="22"/>
-                <w:szCs w:val="22"/>
+        <w:trPr>
+          <w:cantSplit/>
+        </w:trPr>
+        <w:tc>
+          <w:tcPr>
+            <w:tcW w:type="dxa" w:w="3000"/>
+            <w:tcBorders>
+              <w:top w:val="single" w:color="999999" w:sz="4"/>
+              <w:left w:val="single" w:color="999999" w:sz="4"/>
+              <w:bottom w:val="single" w:color="999999" w:sz="4"/>
+              <w:right w:val="single" w:color="999999" w:sz="4"/>
+            </w:tcBorders>
+          </w:tcPr>
+          <w:p>
+            <w:r>
+              <w:rPr>
+                <w:rFonts w:ascii="Calibri" w:cs="Calibri" w:eastAsia="Calibri" w:hAnsi="Calibri"/>
+              </w:rPr>
+              <w:t xml:space="preserve">Owner</w:t>
+            </w:r>
+          </w:p>
+        </w:tc>
+        <w:tc>
+          <w:tcPr>
+            <w:tcW w:type="dxa" w:w="3000"/>
+            <w:tcBorders>
+              <w:top w:val="single" w:color="999999" w:sz="4"/>
+              <w:left w:val="single" w:color="999999" w:sz="4"/>
+              <w:bottom w:val="single" w:color="999999" w:sz="4"/>
+              <w:right w:val="single" w:color="999999" w:sz="4"/>
+            </w:tcBorders>
+          </w:tcPr>
+          <w:p>
+            <w:r>
+              <w:rPr>
+                <w:rFonts w:ascii="Calibri" w:cs="Calibri" w:eastAsia="Calibri" w:hAnsi="Calibri"/>
               </w:rPr>
               <w:t xml:space="preserve">Reviews and approves this document</w:t>
             </w:r>
@@ -3269,8 +3309,6 @@
             <w:r>
               <w:rPr>
                 <w:rFonts w:ascii="Calibri" w:cs="Calibri" w:eastAsia="Calibri" w:hAnsi="Calibri"/>
-                <w:sz w:val="22"/>
-                <w:szCs w:val="22"/>
               </w:rPr>
               <w:t xml:space="preserve">Every 12 months</w:t>
             </w:r>
@@ -3278,22 +3316,23 @@
         </w:tc>
       </w:tr>
       <w:tr>
-        <w:tc>
-          <w:tcPr>
-            <w:tcW w:type="dxa" w:w="3000"/>
-            <w:tcBorders>
-              <w:top w:val="single" w:color="999999" w:sz="4"/>
-              <w:left w:val="single" w:color="999999" w:sz="4"/>
-              <w:bottom w:val="single" w:color="999999" w:sz="4"/>
-              <w:right w:val="single" w:color="999999" w:sz="4"/>
-            </w:tcBorders>
-          </w:tcPr>
-          <w:p>
-            <w:r>
-              <w:rPr>
-                <w:rFonts w:ascii="Calibri" w:cs="Calibri" w:eastAsia="Calibri" w:hAnsi="Calibri"/>
-                <w:sz w:val="22"/>
-                <w:szCs w:val="22"/>
+        <w:trPr>
+          <w:cantSplit/>
+        </w:trPr>
+        <w:tc>
+          <w:tcPr>
+            <w:tcW w:type="dxa" w:w="3000"/>
+            <w:tcBorders>
+              <w:top w:val="single" w:color="999999" w:sz="4"/>
+              <w:left w:val="single" w:color="999999" w:sz="4"/>
+              <w:bottom w:val="single" w:color="999999" w:sz="4"/>
+              <w:right w:val="single" w:color="999999" w:sz="4"/>
+            </w:tcBorders>
+          </w:tcPr>
+          <w:p>
+            <w:r>
+              <w:rPr>
+                <w:rFonts w:ascii="Calibri" w:cs="Calibri" w:eastAsia="Calibri" w:hAnsi="Calibri"/>
               </w:rPr>
               <w:t xml:space="preserve">All workers</w:t>
             </w:r>
@@ -3313,8 +3352,6 @@
             <w:r>
               <w:rPr>
                 <w:rFonts w:ascii="Calibri" w:cs="Calibri" w:eastAsia="Calibri" w:hAnsi="Calibri"/>
-                <w:sz w:val="22"/>
-                <w:szCs w:val="22"/>
               </w:rPr>
               <w:t xml:space="preserve">Read the current version and follow it</w:t>
             </w:r>
@@ -3334,8 +3371,6 @@
             <w:r>
               <w:rPr>
                 <w:rFonts w:ascii="Calibri" w:cs="Calibri" w:eastAsia="Calibri" w:hAnsi="Calibri"/>
-                <w:sz w:val="22"/>
-                <w:szCs w:val="22"/>
               </w:rPr>
               <w:t xml:space="preserve">At induction and after each change</w:t>
             </w:r>
@@ -3345,13 +3380,11 @@
     </w:tbl>
     <w:p>
       <w:pPr>
-        <w:spacing w:after="120"/>
-      </w:pPr>
-      <w:r>
-        <w:rPr>
-          <w:rFonts w:ascii="Calibri" w:cs="Calibri" w:eastAsia="Calibri" w:hAnsi="Calibri"/>
-          <w:sz w:val="22"/>
-          <w:szCs w:val="22"/>
+        <w:spacing w:after="120" w:line="276"/>
+      </w:pPr>
+      <w:r>
+        <w:rPr>
+          <w:rFonts w:ascii="Calibri" w:cs="Calibri" w:eastAsia="Calibri" w:hAnsi="Calibri"/>
         </w:rPr>
         <w:t xml:space="preserve"/>
       </w:r>
@@ -3367,33 +3400,222 @@
           <w:b/>
           <w:bCs/>
         </w:rPr>
-        <w:t xml:space="preserve">About this document</w:t>
-      </w:r>
-    </w:p>
-    <w:p>
-      <w:pPr>
-        <w:spacing w:after="120"/>
-      </w:pPr>
-      <w:r>
-        <w:rPr>
-          <w:rFonts w:ascii="Calibri" w:cs="Calibri" w:eastAsia="Calibri" w:hAnsi="Calibri"/>
-          <w:sz w:val="22"/>
-          <w:szCs w:val="22"/>
-        </w:rPr>
-        <w:t xml:space="preserve">Readyline provides general information and document templates for your own review. It is not legal advice and does not take account of your specific circumstances. Seek legal advice if you are unsure how a requirement applies to you. Readyline is an independent service and is not affiliated with the National Disability Insurance Agency or the NDIS Quality and Safeguards Commission.</w:t>
-      </w:r>
-    </w:p>
-    <w:p>
-      <w:pPr>
-        <w:spacing w:after="120"/>
-      </w:pPr>
-      <w:r>
-        <w:rPr>
-          <w:rFonts w:ascii="Calibri" w:cs="Calibri" w:eastAsia="Calibri" w:hAnsi="Calibri"/>
-          <w:sz w:val="22"/>
-          <w:szCs w:val="22"/>
-        </w:rPr>
-        <w:t xml:space="preserve">First drafts of your documents are generated with AI from your questionnaire answers. You are responsible for reviewing, editing and adopting them before use.</w:t>
+        <w:t xml:space="preserve">Change log</w:t>
+      </w:r>
+    </w:p>
+    <w:p>
+      <w:pPr>
+        <w:spacing w:after="120" w:line="276"/>
+      </w:pPr>
+      <w:r>
+        <w:rPr>
+          <w:rFonts w:ascii="Calibri" w:cs="Calibri" w:eastAsia="Calibri" w:hAnsi="Calibri"/>
+        </w:rPr>
+        <w:t xml:space="preserve">We record every change to this document here and tell workers when a new version applies.</w:t>
+      </w:r>
+    </w:p>
+    <w:tbl>
+      <w:tblPr>
+        <w:tblW w:type="dxa" w:w="9000"/>
+        <w:tblBorders>
+          <w:top w:val="single" w:color="auto" w:sz="4"/>
+          <w:left w:val="single" w:color="auto" w:sz="4"/>
+          <w:bottom w:val="single" w:color="auto" w:sz="4"/>
+          <w:right w:val="single" w:color="auto" w:sz="4"/>
+          <w:insideH w:val="single" w:color="auto" w:sz="4"/>
+          <w:insideV w:val="single" w:color="auto" w:sz="4"/>
+        </w:tblBorders>
+      </w:tblPr>
+      <w:tblGrid>
+        <w:gridCol w:w="2250"/>
+        <w:gridCol w:w="2250"/>
+        <w:gridCol w:w="2250"/>
+        <w:gridCol w:w="2250"/>
+      </w:tblGrid>
+      <w:tr>
+        <w:trPr>
+          <w:tblHeader/>
+        </w:trPr>
+        <w:tc>
+          <w:tcPr>
+            <w:tcW w:type="dxa" w:w="2250"/>
+            <w:tcBorders>
+              <w:top w:val="single" w:color="999999" w:sz="4"/>
+              <w:left w:val="single" w:color="999999" w:sz="4"/>
+              <w:bottom w:val="single" w:color="999999" w:sz="4"/>
+              <w:right w:val="single" w:color="999999" w:sz="4"/>
+            </w:tcBorders>
+            <w:shd w:fill="EEEEEE" w:val="clear"/>
+          </w:tcPr>
+          <w:p>
+            <w:r>
+              <w:rPr>
+                <w:rFonts w:ascii="Calibri" w:cs="Calibri" w:eastAsia="Calibri" w:hAnsi="Calibri"/>
+                <w:b/>
+                <w:bCs/>
+              </w:rPr>
+              <w:t xml:space="preserve">Version</w:t>
+            </w:r>
+          </w:p>
+        </w:tc>
+        <w:tc>
+          <w:tcPr>
+            <w:tcW w:type="dxa" w:w="2250"/>
+            <w:tcBorders>
+              <w:top w:val="single" w:color="999999" w:sz="4"/>
+              <w:left w:val="single" w:color="999999" w:sz="4"/>
+              <w:bottom w:val="single" w:color="999999" w:sz="4"/>
+              <w:right w:val="single" w:color="999999" w:sz="4"/>
+            </w:tcBorders>
+            <w:shd w:fill="EEEEEE" w:val="clear"/>
+          </w:tcPr>
+          <w:p>
+            <w:r>
+              <w:rPr>
+                <w:rFonts w:ascii="Calibri" w:cs="Calibri" w:eastAsia="Calibri" w:hAnsi="Calibri"/>
+                <w:b/>
+                <w:bCs/>
+              </w:rPr>
+              <w:t xml:space="preserve">Date</w:t>
+            </w:r>
+          </w:p>
+        </w:tc>
+        <w:tc>
+          <w:tcPr>
+            <w:tcW w:type="dxa" w:w="2250"/>
+            <w:tcBorders>
+              <w:top w:val="single" w:color="999999" w:sz="4"/>
+              <w:left w:val="single" w:color="999999" w:sz="4"/>
+              <w:bottom w:val="single" w:color="999999" w:sz="4"/>
+              <w:right w:val="single" w:color="999999" w:sz="4"/>
+            </w:tcBorders>
+            <w:shd w:fill="EEEEEE" w:val="clear"/>
+          </w:tcPr>
+          <w:p>
+            <w:r>
+              <w:rPr>
+                <w:rFonts w:ascii="Calibri" w:cs="Calibri" w:eastAsia="Calibri" w:hAnsi="Calibri"/>
+                <w:b/>
+                <w:bCs/>
+              </w:rPr>
+              <w:t xml:space="preserve">What changed</w:t>
+            </w:r>
+          </w:p>
+        </w:tc>
+        <w:tc>
+          <w:tcPr>
+            <w:tcW w:type="dxa" w:w="2250"/>
+            <w:tcBorders>
+              <w:top w:val="single" w:color="999999" w:sz="4"/>
+              <w:left w:val="single" w:color="999999" w:sz="4"/>
+              <w:bottom w:val="single" w:color="999999" w:sz="4"/>
+              <w:right w:val="single" w:color="999999" w:sz="4"/>
+            </w:tcBorders>
+            <w:shd w:fill="EEEEEE" w:val="clear"/>
+          </w:tcPr>
+          <w:p>
+            <w:r>
+              <w:rPr>
+                <w:rFonts w:ascii="Calibri" w:cs="Calibri" w:eastAsia="Calibri" w:hAnsi="Calibri"/>
+                <w:b/>
+                <w:bCs/>
+              </w:rPr>
+              <w:t xml:space="preserve">By whom</w:t>
+            </w:r>
+          </w:p>
+        </w:tc>
+      </w:tr>
+      <w:tr>
+        <w:trPr>
+          <w:cantSplit/>
+        </w:trPr>
+        <w:tc>
+          <w:tcPr>
+            <w:tcW w:type="dxa" w:w="2250"/>
+            <w:tcBorders>
+              <w:top w:val="single" w:color="999999" w:sz="4"/>
+              <w:left w:val="single" w:color="999999" w:sz="4"/>
+              <w:bottom w:val="single" w:color="999999" w:sz="4"/>
+              <w:right w:val="single" w:color="999999" w:sz="4"/>
+            </w:tcBorders>
+          </w:tcPr>
+          <w:p>
+            <w:r>
+              <w:rPr>
+                <w:rFonts w:ascii="Calibri" w:cs="Calibri" w:eastAsia="Calibri" w:hAnsi="Calibri"/>
+              </w:rPr>
+              <w:t xml:space="preserve">review-pack</w:t>
+            </w:r>
+          </w:p>
+        </w:tc>
+        <w:tc>
+          <w:tcPr>
+            <w:tcW w:type="dxa" w:w="2250"/>
+            <w:tcBorders>
+              <w:top w:val="single" w:color="999999" w:sz="4"/>
+              <w:left w:val="single" w:color="999999" w:sz="4"/>
+              <w:bottom w:val="single" w:color="999999" w:sz="4"/>
+              <w:right w:val="single" w:color="999999" w:sz="4"/>
+            </w:tcBorders>
+          </w:tcPr>
+          <w:p>
+            <w:r>
+              <w:rPr>
+                <w:rFonts w:ascii="Calibri" w:cs="Calibri" w:eastAsia="Calibri" w:hAnsi="Calibri"/>
+              </w:rPr>
+              <w:t xml:space="preserve">14 October 2026</w:t>
+            </w:r>
+          </w:p>
+        </w:tc>
+        <w:tc>
+          <w:tcPr>
+            <w:tcW w:type="dxa" w:w="2250"/>
+            <w:tcBorders>
+              <w:top w:val="single" w:color="999999" w:sz="4"/>
+              <w:left w:val="single" w:color="999999" w:sz="4"/>
+              <w:bottom w:val="single" w:color="999999" w:sz="4"/>
+              <w:right w:val="single" w:color="999999" w:sz="4"/>
+            </w:tcBorders>
+          </w:tcPr>
+          <w:p>
+            <w:r>
+              <w:rPr>
+                <w:rFonts w:ascii="Calibri" w:cs="Calibri" w:eastAsia="Calibri" w:hAnsi="Calibri"/>
+              </w:rPr>
+              <w:t xml:space="preserve">First version, drafted from our questionnaire answers</w:t>
+            </w:r>
+          </w:p>
+        </w:tc>
+        <w:tc>
+          <w:tcPr>
+            <w:tcW w:type="dxa" w:w="2250"/>
+            <w:tcBorders>
+              <w:top w:val="single" w:color="999999" w:sz="4"/>
+              <w:left w:val="single" w:color="999999" w:sz="4"/>
+              <w:bottom w:val="single" w:color="999999" w:sz="4"/>
+              <w:right w:val="single" w:color="999999" w:sz="4"/>
+            </w:tcBorders>
+          </w:tcPr>
+          <w:p>
+            <w:r>
+              <w:rPr>
+                <w:rFonts w:ascii="Calibri" w:cs="Calibri" w:eastAsia="Calibri" w:hAnsi="Calibri"/>
+              </w:rPr>
+              <w:t xml:space="preserve">Jane Citizen</w:t>
+            </w:r>
+          </w:p>
+        </w:tc>
+      </w:tr>
+    </w:tbl>
+    <w:p>
+      <w:pPr>
+        <w:spacing w:after="120" w:line="276"/>
+      </w:pPr>
+      <w:r>
+        <w:rPr>
+          <w:rFonts w:ascii="Calibri" w:cs="Calibri" w:eastAsia="Calibri" w:hAnsi="Calibri"/>
+        </w:rPr>
+        <w:t xml:space="preserve"/>
       </w:r>
     </w:p>
     <w:sectPr>
@@ -3454,16 +3676,16 @@
     <w:r>
       <w:rPr>
         <w:rFonts w:ascii="Calibri" w:cs="Calibri" w:eastAsia="Calibri" w:hAnsi="Calibri"/>
-        <w:sz w:val="22"/>
-        <w:szCs w:val="22"/>
+        <w:sz w:val="24"/>
+        <w:szCs w:val="24"/>
       </w:rPr>
-      <w:t xml:space="preserve">Prepared with Readyline. Version review-pack. Page </w:t>
+      <w:t xml:space="preserve">Records management policy. Version review-pack. Draft prepared with Readyline. Page </w:t>
     </w:r>
     <w:r>
       <w:rPr>
         <w:rFonts w:ascii="Calibri" w:cs="Calibri" w:eastAsia="Calibri" w:hAnsi="Calibri"/>
-        <w:sz w:val="22"/>
-        <w:szCs w:val="22"/>
+        <w:sz w:val="24"/>
+        <w:szCs w:val="24"/>
       </w:rPr>
       <w:fldChar w:fldCharType="begin"/>
       <w:instrText xml:space="preserve">PAGE</w:instrText>
@@ -3473,16 +3695,16 @@
     <w:r>
       <w:rPr>
         <w:rFonts w:ascii="Calibri" w:cs="Calibri" w:eastAsia="Calibri" w:hAnsi="Calibri"/>
-        <w:sz w:val="22"/>
-        <w:szCs w:val="22"/>
+        <w:sz w:val="24"/>
+        <w:szCs w:val="24"/>
       </w:rPr>
       <w:t xml:space="preserve"> of </w:t>
     </w:r>
     <w:r>
       <w:rPr>
         <w:rFonts w:ascii="Calibri" w:cs="Calibri" w:eastAsia="Calibri" w:hAnsi="Calibri"/>
-        <w:sz w:val="22"/>
-        <w:szCs w:val="22"/>
+        <w:sz w:val="24"/>
+        <w:szCs w:val="24"/>
       </w:rPr>
       <w:fldChar w:fldCharType="begin"/>
       <w:instrText xml:space="preserve">NUMPAGES</w:instrText>
@@ -3539,8 +3761,8 @@
     <w:r>
       <w:rPr>
         <w:rFonts w:ascii="Calibri" w:cs="Calibri" w:eastAsia="Calibri" w:hAnsi="Calibri"/>
-        <w:sz w:val="22"/>
-        <w:szCs w:val="22"/>
+        <w:sz w:val="24"/>
+        <w:szCs w:val="24"/>
       </w:rPr>
       <w:t xml:space="preserve">Sunrise Supports: Records management policy</w:t>
     </w:r>
@@ -3817,11 +4039,16 @@
     <w:rPrDefault>
       <w:rPr>
         <w:rFonts w:ascii="Calibri" w:cs="Calibri" w:eastAsia="Calibri" w:hAnsi="Calibri"/>
-        <w:sz w:val="22"/>
-        <w:szCs w:val="22"/>
+        <w:sz w:val="24"/>
+        <w:szCs w:val="24"/>
       </w:rPr>
     </w:rPrDefault>
-    <w:pPrDefault/>
+    <w:pPrDefault>
+      <w:pPr>
+        <w:spacing w:after="120" w:line="276"/>
+        <w:jc w:val="left"/>
+      </w:pPr>
+    </w:pPrDefault>
   </w:docDefaults>
   <w:style w:type="paragraph" w:styleId="Normal" w:default="1">
     <w:name w:val="Normal"/>
@@ -3876,9 +4103,12 @@
     <w:next w:val="Normal"/>
     <w:qFormat/>
     <w:rPr>
-      <w:color w:val="2E74B5"/>
-      <w:sz w:val="26"/>
-      <w:szCs w:val="26"/>
+      <w:rFonts w:ascii="Calibri" w:cs="Calibri" w:eastAsia="Calibri" w:hAnsi="Calibri"/>
+      <w:b/>
+      <w:bCs/>
+      <w:color w:val="000000"/>
+      <w:sz w:val="24"/>
+      <w:szCs w:val="24"/>
     </w:rPr>
   </w:style>
   <w:style w:type="paragraph" w:styleId="Heading3">

--- a/product/evidence/req-005/sole-trader/records-management-policy.docx
+++ b/product/evidence/req-005/sole-trader/records-management-policy.docx
@@ -2310,40 +2310,13 @@
     </w:p>
     <w:p>
       <w:pPr>
-        <w:spacing w:after="80"/>
-      </w:pPr>
-      <w:r>
-        <w:rPr>
-          <w:rFonts w:ascii="Calibri" w:cs="Calibri" w:eastAsia="Calibri" w:hAnsi="Calibri"/>
-          <w:i/>
-          <w:iCs/>
-          <w:color w:val="555555"/>
-          <w:sz w:val="20"/>
-          <w:szCs w:val="20"/>
-        </w:rPr>
-        <w:t xml:space="preserve">Drafted from your answers.</w:t>
-      </w:r>
-    </w:p>
-    <w:p>
-      <w:pPr>
         <w:spacing w:after="120" w:line="276"/>
       </w:pPr>
       <w:r>
         <w:rPr>
           <w:rFonts w:ascii="Calibri" w:cs="Calibri" w:eastAsia="Calibri" w:hAnsi="Calibri"/>
         </w:rPr>
-        <w:t xml:space="preserve">This table shows how long Sunrise Supports keeps each type of record. We provide 0120 Household tasks in New South Wales as a sole trader, so we list only the records that apply to our work.</w:t>
-      </w:r>
-    </w:p>
-    <w:p>
-      <w:pPr>
-        <w:spacing w:after="120" w:line="276"/>
-      </w:pPr>
-      <w:r>
-        <w:rPr>
-          <w:rFonts w:ascii="Calibri" w:cs="Calibri" w:eastAsia="Calibri" w:hAnsi="Calibri"/>
-        </w:rPr>
-        <w:t xml:space="preserve">Where a period comes from a law, a Commission rule or the NDIS Practice Standards, the source is named. Where we have not confirmed the period, the table says so. We do not destroy a record early or keep it past its period without a reason.</w:t>
+        <w:t xml:space="preserve">We keep each record for at least the period below, or longer where a law, a funding agreement or a complaint requires it, then destroy it securely. Each row names the rule that sets the period; where no rule sets one, the period is our choice.</w:t>
       </w:r>
     </w:p>
     <w:tbl>
@@ -2385,7 +2358,7 @@
                 <w:b/>
                 <w:bCs/>
               </w:rPr>
-              <w:t xml:space="preserve">Record type</w:t>
+              <w:t xml:space="preserve">Record</w:t>
             </w:r>
           </w:p>
         </w:tc>
@@ -2407,7 +2380,7 @@
                 <w:b/>
                 <w:bCs/>
               </w:rPr>
-              <w:t xml:space="preserve">How long we keep it</w:t>
+              <w:t xml:space="preserve">Kept for</w:t>
             </w:r>
           </w:p>
         </w:tc>
@@ -2429,7 +2402,7 @@
                 <w:b/>
                 <w:bCs/>
               </w:rPr>
-              <w:t xml:space="preserve">Source or status</w:t>
+              <w:t xml:space="preserve">Set by</w:t>
             </w:r>
           </w:p>
         </w:tc>
@@ -2453,48 +2426,45 @@
               <w:rPr>
                 <w:rFonts w:ascii="Calibri" w:cs="Calibri" w:eastAsia="Calibri" w:hAnsi="Calibri"/>
               </w:rPr>
-              <w:t xml:space="preserve">Service agreements and participant plan details</w:t>
-            </w:r>
-          </w:p>
-        </w:tc>
-        <w:tc>
-          <w:tcPr>
-            <w:tcW w:type="dxa" w:w="3000"/>
-            <w:tcBorders>
-              <w:top w:val="single" w:color="999999" w:sz="4"/>
-              <w:left w:val="single" w:color="999999" w:sz="4"/>
-              <w:bottom w:val="single" w:color="999999" w:sz="4"/>
-              <w:right w:val="single" w:color="999999" w:sz="4"/>
-            </w:tcBorders>
-          </w:tcPr>
-          <w:p>
-            <w:r>
-              <w:rPr>
-                <w:rFonts w:ascii="Calibri" w:cs="Calibri" w:eastAsia="Calibri" w:hAnsi="Calibri"/>
-                <w:sz w:val="24"/>
-                <w:szCs w:val="24"/>
-                <w:shd w:fill="FBE9D7" w:val="clear"/>
-              </w:rPr>
-              <w:t xml:space="preserve">[Provider to complete: retention period]</w:t>
-            </w:r>
-          </w:p>
-        </w:tc>
-        <w:tc>
-          <w:tcPr>
-            <w:tcW w:type="dxa" w:w="3000"/>
-            <w:tcBorders>
-              <w:top w:val="single" w:color="999999" w:sz="4"/>
-              <w:left w:val="single" w:color="999999" w:sz="4"/>
-              <w:bottom w:val="single" w:color="999999" w:sz="4"/>
-              <w:right w:val="single" w:color="999999" w:sz="4"/>
-            </w:tcBorders>
-          </w:tcPr>
-          <w:p>
-            <w:r>
-              <w:rPr>
-                <w:rFonts w:ascii="Calibri" w:cs="Calibri" w:eastAsia="Calibri" w:hAnsi="Calibri"/>
-              </w:rPr>
-              <w:t xml:space="preserve">[Provider to confirm against the NDIS Practice Standards, NDIS Rules and NSW requirements]</w:t>
+              <w:t xml:space="preserve">Reportable incident records</w:t>
+            </w:r>
+          </w:p>
+        </w:tc>
+        <w:tc>
+          <w:tcPr>
+            <w:tcW w:type="dxa" w:w="3000"/>
+            <w:tcBorders>
+              <w:top w:val="single" w:color="999999" w:sz="4"/>
+              <w:left w:val="single" w:color="999999" w:sz="4"/>
+              <w:bottom w:val="single" w:color="999999" w:sz="4"/>
+              <w:right w:val="single" w:color="999999" w:sz="4"/>
+            </w:tcBorders>
+          </w:tcPr>
+          <w:p>
+            <w:r>
+              <w:rPr>
+                <w:rFonts w:ascii="Calibri" w:cs="Calibri" w:eastAsia="Calibri" w:hAnsi="Calibri"/>
+              </w:rPr>
+              <w:t xml:space="preserve">7 years from the date we notified the Commission</w:t>
+            </w:r>
+          </w:p>
+        </w:tc>
+        <w:tc>
+          <w:tcPr>
+            <w:tcW w:type="dxa" w:w="3000"/>
+            <w:tcBorders>
+              <w:top w:val="single" w:color="999999" w:sz="4"/>
+              <w:left w:val="single" w:color="999999" w:sz="4"/>
+              <w:bottom w:val="single" w:color="999999" w:sz="4"/>
+              <w:right w:val="single" w:color="999999" w:sz="4"/>
+            </w:tcBorders>
+          </w:tcPr>
+          <w:p>
+            <w:r>
+              <w:rPr>
+                <w:rFonts w:ascii="Calibri" w:cs="Calibri" w:eastAsia="Calibri" w:hAnsi="Calibri"/>
+              </w:rPr>
+              <w:t xml:space="preserve">Incident Rules s 25(2), read 15 October 2026</w:t>
             </w:r>
           </w:p>
         </w:tc>
@@ -2518,51 +2488,45 @@
               <w:rPr>
                 <w:rFonts w:ascii="Calibri" w:cs="Calibri" w:eastAsia="Calibri" w:hAnsi="Calibri"/>
               </w:rPr>
-              <w:t xml:space="preserve">Records of supports delivered and shift notes</w:t>
-            </w:r>
-          </w:p>
-        </w:tc>
-        <w:tc>
-          <w:tcPr>
-            <w:tcW w:type="dxa" w:w="3000"/>
-            <w:tcBorders>
-              <w:top w:val="single" w:color="999999" w:sz="4"/>
-              <w:left w:val="single" w:color="999999" w:sz="4"/>
-              <w:bottom w:val="single" w:color="999999" w:sz="4"/>
-              <w:right w:val="single" w:color="999999" w:sz="4"/>
-            </w:tcBorders>
-          </w:tcPr>
-          <w:p>
-            <w:r>
-              <w:rPr>
-                <w:rFonts w:ascii="Calibri" w:cs="Calibri" w:eastAsia="Calibri" w:hAnsi="Calibri"/>
-                <w:sz w:val="24"/>
-                <w:szCs w:val="24"/>
-                <w:shd w:fill="FBE9D7" w:val="clear"/>
-              </w:rPr>
-              <w:t xml:space="preserve">[Provider to complete: retention period]</w:t>
-            </w:r>
-          </w:p>
-        </w:tc>
-        <w:tc>
-          <w:tcPr>
-            <w:tcW w:type="dxa" w:w="3000"/>
-            <w:tcBorders>
-              <w:top w:val="single" w:color="999999" w:sz="4"/>
-              <w:left w:val="single" w:color="999999" w:sz="4"/>
-              <w:bottom w:val="single" w:color="999999" w:sz="4"/>
-              <w:right w:val="single" w:color="999999" w:sz="4"/>
-            </w:tcBorders>
-          </w:tcPr>
-          <w:p>
-            <w:r>
-              <w:rPr>
-                <w:rFonts w:ascii="Calibri" w:cs="Calibri" w:eastAsia="Calibri" w:hAnsi="Calibri"/>
-                <w:sz w:val="24"/>
-                <w:szCs w:val="24"/>
-                <w:shd w:fill="FBE9D7" w:val="clear"/>
-              </w:rPr>
-              <w:t xml:space="preserve">[Provider to confirm against the NDIS Rules and NSW requirements]</w:t>
+              <w:t xml:space="preserve">Other incident records (the register entry the Rules require)</w:t>
+            </w:r>
+          </w:p>
+        </w:tc>
+        <w:tc>
+          <w:tcPr>
+            <w:tcW w:type="dxa" w:w="3000"/>
+            <w:tcBorders>
+              <w:top w:val="single" w:color="999999" w:sz="4"/>
+              <w:left w:val="single" w:color="999999" w:sz="4"/>
+              <w:bottom w:val="single" w:color="999999" w:sz="4"/>
+              <w:right w:val="single" w:color="999999" w:sz="4"/>
+            </w:tcBorders>
+          </w:tcPr>
+          <w:p>
+            <w:r>
+              <w:rPr>
+                <w:rFonts w:ascii="Calibri" w:cs="Calibri" w:eastAsia="Calibri" w:hAnsi="Calibri"/>
+              </w:rPr>
+              <w:t xml:space="preserve">No period set in the Rules; we keep it 7 years, our choice</w:t>
+            </w:r>
+          </w:p>
+        </w:tc>
+        <w:tc>
+          <w:tcPr>
+            <w:tcW w:type="dxa" w:w="3000"/>
+            <w:tcBorders>
+              <w:top w:val="single" w:color="999999" w:sz="4"/>
+              <w:left w:val="single" w:color="999999" w:sz="4"/>
+              <w:bottom w:val="single" w:color="999999" w:sz="4"/>
+              <w:right w:val="single" w:color="999999" w:sz="4"/>
+            </w:tcBorders>
+          </w:tcPr>
+          <w:p>
+            <w:r>
+              <w:rPr>
+                <w:rFonts w:ascii="Calibri" w:cs="Calibri" w:eastAsia="Calibri" w:hAnsi="Calibri"/>
+              </w:rPr>
+              <w:t xml:space="preserve">Incident Rules s 12(2) sets what we record, not how long, read 15 October 2026</w:t>
             </w:r>
           </w:p>
         </w:tc>
@@ -2586,51 +2550,45 @@
               <w:rPr>
                 <w:rFonts w:ascii="Calibri" w:cs="Calibri" w:eastAsia="Calibri" w:hAnsi="Calibri"/>
               </w:rPr>
-              <w:t xml:space="preserve">Complaints and their outcomes</w:t>
-            </w:r>
-          </w:p>
-        </w:tc>
-        <w:tc>
-          <w:tcPr>
-            <w:tcW w:type="dxa" w:w="3000"/>
-            <w:tcBorders>
-              <w:top w:val="single" w:color="999999" w:sz="4"/>
-              <w:left w:val="single" w:color="999999" w:sz="4"/>
-              <w:bottom w:val="single" w:color="999999" w:sz="4"/>
-              <w:right w:val="single" w:color="999999" w:sz="4"/>
-            </w:tcBorders>
-          </w:tcPr>
-          <w:p>
-            <w:r>
-              <w:rPr>
-                <w:rFonts w:ascii="Calibri" w:cs="Calibri" w:eastAsia="Calibri" w:hAnsi="Calibri"/>
-                <w:sz w:val="24"/>
-                <w:szCs w:val="24"/>
-                <w:shd w:fill="FBE9D7" w:val="clear"/>
-              </w:rPr>
-              <w:t xml:space="preserve">[Provider to complete: retention period]</w:t>
-            </w:r>
-          </w:p>
-        </w:tc>
-        <w:tc>
-          <w:tcPr>
-            <w:tcW w:type="dxa" w:w="3000"/>
-            <w:tcBorders>
-              <w:top w:val="single" w:color="999999" w:sz="4"/>
-              <w:left w:val="single" w:color="999999" w:sz="4"/>
-              <w:bottom w:val="single" w:color="999999" w:sz="4"/>
-              <w:right w:val="single" w:color="999999" w:sz="4"/>
-            </w:tcBorders>
-          </w:tcPr>
-          <w:p>
-            <w:r>
-              <w:rPr>
-                <w:rFonts w:ascii="Calibri" w:cs="Calibri" w:eastAsia="Calibri" w:hAnsi="Calibri"/>
-                <w:sz w:val="24"/>
-                <w:szCs w:val="24"/>
-                <w:shd w:fill="FBE9D7" w:val="clear"/>
-              </w:rPr>
-              <w:t xml:space="preserve">[Provider to confirm against the NDIS Complaints Management and Resolution Rules]</w:t>
+              <w:t xml:space="preserve">Complaint records</w:t>
+            </w:r>
+          </w:p>
+        </w:tc>
+        <w:tc>
+          <w:tcPr>
+            <w:tcW w:type="dxa" w:w="3000"/>
+            <w:tcBorders>
+              <w:top w:val="single" w:color="999999" w:sz="4"/>
+              <w:left w:val="single" w:color="999999" w:sz="4"/>
+              <w:bottom w:val="single" w:color="999999" w:sz="4"/>
+              <w:right w:val="single" w:color="999999" w:sz="4"/>
+            </w:tcBorders>
+          </w:tcPr>
+          <w:p>
+            <w:r>
+              <w:rPr>
+                <w:rFonts w:ascii="Calibri" w:cs="Calibri" w:eastAsia="Calibri" w:hAnsi="Calibri"/>
+              </w:rPr>
+              <w:t xml:space="preserve">7 years from the day the record is made</w:t>
+            </w:r>
+          </w:p>
+        </w:tc>
+        <w:tc>
+          <w:tcPr>
+            <w:tcW w:type="dxa" w:w="3000"/>
+            <w:tcBorders>
+              <w:top w:val="single" w:color="999999" w:sz="4"/>
+              <w:left w:val="single" w:color="999999" w:sz="4"/>
+              <w:bottom w:val="single" w:color="999999" w:sz="4"/>
+              <w:right w:val="single" w:color="999999" w:sz="4"/>
+            </w:tcBorders>
+          </w:tcPr>
+          <w:p>
+            <w:r>
+              <w:rPr>
+                <w:rFonts w:ascii="Calibri" w:cs="Calibri" w:eastAsia="Calibri" w:hAnsi="Calibri"/>
+              </w:rPr>
+              <w:t xml:space="preserve">Complaints Rules s 10(3), read 15 October 2026</w:t>
             </w:r>
           </w:p>
         </w:tc>
@@ -2654,48 +2612,45 @@
               <w:rPr>
                 <w:rFonts w:ascii="Calibri" w:cs="Calibri" w:eastAsia="Calibri" w:hAnsi="Calibri"/>
               </w:rPr>
-              <w:t xml:space="preserve">Incident records and notifications to the Commission</w:t>
-            </w:r>
-          </w:p>
-        </w:tc>
-        <w:tc>
-          <w:tcPr>
-            <w:tcW w:type="dxa" w:w="3000"/>
-            <w:tcBorders>
-              <w:top w:val="single" w:color="999999" w:sz="4"/>
-              <w:left w:val="single" w:color="999999" w:sz="4"/>
-              <w:bottom w:val="single" w:color="999999" w:sz="4"/>
-              <w:right w:val="single" w:color="999999" w:sz="4"/>
-            </w:tcBorders>
-          </w:tcPr>
-          <w:p>
-            <w:r>
-              <w:rPr>
-                <w:rFonts w:ascii="Calibri" w:cs="Calibri" w:eastAsia="Calibri" w:hAnsi="Calibri"/>
-                <w:sz w:val="24"/>
-                <w:szCs w:val="24"/>
-                <w:shd w:fill="FBE9D7" w:val="clear"/>
-              </w:rPr>
-              <w:t xml:space="preserve">[Provider to complete: retention period]</w:t>
-            </w:r>
-          </w:p>
-        </w:tc>
-        <w:tc>
-          <w:tcPr>
-            <w:tcW w:type="dxa" w:w="3000"/>
-            <w:tcBorders>
-              <w:top w:val="single" w:color="999999" w:sz="4"/>
-              <w:left w:val="single" w:color="999999" w:sz="4"/>
-              <w:bottom w:val="single" w:color="999999" w:sz="4"/>
-              <w:right w:val="single" w:color="999999" w:sz="4"/>
-            </w:tcBorders>
-          </w:tcPr>
-          <w:p>
-            <w:r>
-              <w:rPr>
-                <w:rFonts w:ascii="Calibri" w:cs="Calibri" w:eastAsia="Calibri" w:hAnsi="Calibri"/>
-              </w:rPr>
-              <w:t xml:space="preserve">[Provider to confirm against the NDIS Incident Management and Reportable Incidents Rules]</w:t>
+              <w:t xml:space="preserve">The list of risk-assessed roles and the list of screened workers</w:t>
+            </w:r>
+          </w:p>
+        </w:tc>
+        <w:tc>
+          <w:tcPr>
+            <w:tcW w:type="dxa" w:w="3000"/>
+            <w:tcBorders>
+              <w:top w:val="single" w:color="999999" w:sz="4"/>
+              <w:left w:val="single" w:color="999999" w:sz="4"/>
+              <w:bottom w:val="single" w:color="999999" w:sz="4"/>
+              <w:right w:val="single" w:color="999999" w:sz="4"/>
+            </w:tcBorders>
+          </w:tcPr>
+          <w:p>
+            <w:r>
+              <w:rPr>
+                <w:rFonts w:ascii="Calibri" w:cs="Calibri" w:eastAsia="Calibri" w:hAnsi="Calibri"/>
+              </w:rPr>
+              <w:t xml:space="preserve">7 years from the date the record is made, kept so an auditor can see who was in a risk-assessed role on any day in the last 7 years</w:t>
+            </w:r>
+          </w:p>
+        </w:tc>
+        <w:tc>
+          <w:tcPr>
+            <w:tcW w:type="dxa" w:w="3000"/>
+            <w:tcBorders>
+              <w:top w:val="single" w:color="999999" w:sz="4"/>
+              <w:left w:val="single" w:color="999999" w:sz="4"/>
+              <w:bottom w:val="single" w:color="999999" w:sz="4"/>
+              <w:right w:val="single" w:color="999999" w:sz="4"/>
+            </w:tcBorders>
+          </w:tcPr>
+          <w:p>
+            <w:r>
+              <w:rPr>
+                <w:rFonts w:ascii="Calibri" w:cs="Calibri" w:eastAsia="Calibri" w:hAnsi="Calibri"/>
+              </w:rPr>
+              <w:t xml:space="preserve">Worker Screening Rules ss 20 and 21, read 15 October 2026</w:t>
             </w:r>
           </w:p>
         </w:tc>
@@ -2719,51 +2674,45 @@
               <w:rPr>
                 <w:rFonts w:ascii="Calibri" w:cs="Calibri" w:eastAsia="Calibri" w:hAnsi="Calibri"/>
               </w:rPr>
-              <w:t xml:space="preserve">Worker screening checks, identity and qualification checks</w:t>
-            </w:r>
-          </w:p>
-        </w:tc>
-        <w:tc>
-          <w:tcPr>
-            <w:tcW w:type="dxa" w:w="3000"/>
-            <w:tcBorders>
-              <w:top w:val="single" w:color="999999" w:sz="4"/>
-              <w:left w:val="single" w:color="999999" w:sz="4"/>
-              <w:bottom w:val="single" w:color="999999" w:sz="4"/>
-              <w:right w:val="single" w:color="999999" w:sz="4"/>
-            </w:tcBorders>
-          </w:tcPr>
-          <w:p>
-            <w:r>
-              <w:rPr>
-                <w:rFonts w:ascii="Calibri" w:cs="Calibri" w:eastAsia="Calibri" w:hAnsi="Calibri"/>
-                <w:sz w:val="24"/>
-                <w:szCs w:val="24"/>
-                <w:shd w:fill="FBE9D7" w:val="clear"/>
-              </w:rPr>
-              <w:t xml:space="preserve">[Provider to complete: retention period]</w:t>
-            </w:r>
-          </w:p>
-        </w:tc>
-        <w:tc>
-          <w:tcPr>
-            <w:tcW w:type="dxa" w:w="3000"/>
-            <w:tcBorders>
-              <w:top w:val="single" w:color="999999" w:sz="4"/>
-              <w:left w:val="single" w:color="999999" w:sz="4"/>
-              <w:bottom w:val="single" w:color="999999" w:sz="4"/>
-              <w:right w:val="single" w:color="999999" w:sz="4"/>
-            </w:tcBorders>
-          </w:tcPr>
-          <w:p>
-            <w:r>
-              <w:rPr>
-                <w:rFonts w:ascii="Calibri" w:cs="Calibri" w:eastAsia="Calibri" w:hAnsi="Calibri"/>
-                <w:sz w:val="24"/>
-                <w:szCs w:val="24"/>
-                <w:shd w:fill="FBE9D7" w:val="clear"/>
-              </w:rPr>
-              <w:t xml:space="preserve">[Provider to confirm against the NDIS Worker Screening Rules]</w:t>
+              <w:t xml:space="preserve">Service agreements and support plans</w:t>
+            </w:r>
+          </w:p>
+        </w:tc>
+        <w:tc>
+          <w:tcPr>
+            <w:tcW w:type="dxa" w:w="3000"/>
+            <w:tcBorders>
+              <w:top w:val="single" w:color="999999" w:sz="4"/>
+              <w:left w:val="single" w:color="999999" w:sz="4"/>
+              <w:bottom w:val="single" w:color="999999" w:sz="4"/>
+              <w:right w:val="single" w:color="999999" w:sz="4"/>
+            </w:tcBorders>
+          </w:tcPr>
+          <w:p>
+            <w:r>
+              <w:rPr>
+                <w:rFonts w:ascii="Calibri" w:cs="Calibri" w:eastAsia="Calibri" w:hAnsi="Calibri"/>
+              </w:rPr>
+              <w:t xml:space="preserve">No period set in the Rules; we keep it 7 years, our choice</w:t>
+            </w:r>
+          </w:p>
+        </w:tc>
+        <w:tc>
+          <w:tcPr>
+            <w:tcW w:type="dxa" w:w="3000"/>
+            <w:tcBorders>
+              <w:top w:val="single" w:color="999999" w:sz="4"/>
+              <w:left w:val="single" w:color="999999" w:sz="4"/>
+              <w:bottom w:val="single" w:color="999999" w:sz="4"/>
+              <w:right w:val="single" w:color="999999" w:sz="4"/>
+            </w:tcBorders>
+          </w:tcPr>
+          <w:p>
+            <w:r>
+              <w:rPr>
+                <w:rFonts w:ascii="Calibri" w:cs="Calibri" w:eastAsia="Calibri" w:hAnsi="Calibri"/>
+              </w:rPr>
+              <w:t xml:space="preserve">The Practice Standards name the records, not a period</w:t>
             </w:r>
           </w:p>
         </w:tc>
@@ -2787,51 +2736,45 @@
               <w:rPr>
                 <w:rFonts w:ascii="Calibri" w:cs="Calibri" w:eastAsia="Calibri" w:hAnsi="Calibri"/>
               </w:rPr>
-              <w:t xml:space="preserve">Worker training and induction records</w:t>
-            </w:r>
-          </w:p>
-        </w:tc>
-        <w:tc>
-          <w:tcPr>
-            <w:tcW w:type="dxa" w:w="3000"/>
-            <w:tcBorders>
-              <w:top w:val="single" w:color="999999" w:sz="4"/>
-              <w:left w:val="single" w:color="999999" w:sz="4"/>
-              <w:bottom w:val="single" w:color="999999" w:sz="4"/>
-              <w:right w:val="single" w:color="999999" w:sz="4"/>
-            </w:tcBorders>
-          </w:tcPr>
-          <w:p>
-            <w:r>
-              <w:rPr>
-                <w:rFonts w:ascii="Calibri" w:cs="Calibri" w:eastAsia="Calibri" w:hAnsi="Calibri"/>
-                <w:sz w:val="24"/>
-                <w:szCs w:val="24"/>
-                <w:shd w:fill="FBE9D7" w:val="clear"/>
-              </w:rPr>
-              <w:t xml:space="preserve">[Provider to complete: retention period]</w:t>
-            </w:r>
-          </w:p>
-        </w:tc>
-        <w:tc>
-          <w:tcPr>
-            <w:tcW w:type="dxa" w:w="3000"/>
-            <w:tcBorders>
-              <w:top w:val="single" w:color="999999" w:sz="4"/>
-              <w:left w:val="single" w:color="999999" w:sz="4"/>
-              <w:bottom w:val="single" w:color="999999" w:sz="4"/>
-              <w:right w:val="single" w:color="999999" w:sz="4"/>
-            </w:tcBorders>
-          </w:tcPr>
-          <w:p>
-            <w:r>
-              <w:rPr>
-                <w:rFonts w:ascii="Calibri" w:cs="Calibri" w:eastAsia="Calibri" w:hAnsi="Calibri"/>
-                <w:sz w:val="24"/>
-                <w:szCs w:val="24"/>
-                <w:shd w:fill="FBE9D7" w:val="clear"/>
-              </w:rPr>
-              <w:t xml:space="preserve">[Provider to confirm against the NDIS Practice Standards]</w:t>
+              <w:t xml:space="preserve">Policies, procedures and the document control register</w:t>
+            </w:r>
+          </w:p>
+        </w:tc>
+        <w:tc>
+          <w:tcPr>
+            <w:tcW w:type="dxa" w:w="3000"/>
+            <w:tcBorders>
+              <w:top w:val="single" w:color="999999" w:sz="4"/>
+              <w:left w:val="single" w:color="999999" w:sz="4"/>
+              <w:bottom w:val="single" w:color="999999" w:sz="4"/>
+              <w:right w:val="single" w:color="999999" w:sz="4"/>
+            </w:tcBorders>
+          </w:tcPr>
+          <w:p>
+            <w:r>
+              <w:rPr>
+                <w:rFonts w:ascii="Calibri" w:cs="Calibri" w:eastAsia="Calibri" w:hAnsi="Calibri"/>
+              </w:rPr>
+              <w:t xml:space="preserve">No period set in the Rules; we keep it 7 years, our choice</w:t>
+            </w:r>
+          </w:p>
+        </w:tc>
+        <w:tc>
+          <w:tcPr>
+            <w:tcW w:type="dxa" w:w="3000"/>
+            <w:tcBorders>
+              <w:top w:val="single" w:color="999999" w:sz="4"/>
+              <w:left w:val="single" w:color="999999" w:sz="4"/>
+              <w:bottom w:val="single" w:color="999999" w:sz="4"/>
+              <w:right w:val="single" w:color="999999" w:sz="4"/>
+            </w:tcBorders>
+          </w:tcPr>
+          <w:p>
+            <w:r>
+              <w:rPr>
+                <w:rFonts w:ascii="Calibri" w:cs="Calibri" w:eastAsia="Calibri" w:hAnsi="Calibri"/>
+              </w:rPr>
+              <w:t xml:space="preserve">The Practice Standards name the records, not a period</w:t>
             </w:r>
           </w:p>
         </w:tc>
@@ -2855,51 +2798,45 @@
               <w:rPr>
                 <w:rFonts w:ascii="Calibri" w:cs="Calibri" w:eastAsia="Calibri" w:hAnsi="Calibri"/>
               </w:rPr>
-              <w:t xml:space="preserve">Invoices, claims and financial records</w:t>
-            </w:r>
-          </w:p>
-        </w:tc>
-        <w:tc>
-          <w:tcPr>
-            <w:tcW w:type="dxa" w:w="3000"/>
-            <w:tcBorders>
-              <w:top w:val="single" w:color="999999" w:sz="4"/>
-              <w:left w:val="single" w:color="999999" w:sz="4"/>
-              <w:bottom w:val="single" w:color="999999" w:sz="4"/>
-              <w:right w:val="single" w:color="999999" w:sz="4"/>
-            </w:tcBorders>
-          </w:tcPr>
-          <w:p>
-            <w:r>
-              <w:rPr>
-                <w:rFonts w:ascii="Calibri" w:cs="Calibri" w:eastAsia="Calibri" w:hAnsi="Calibri"/>
-                <w:sz w:val="24"/>
-                <w:szCs w:val="24"/>
-                <w:shd w:fill="FBE9D7" w:val="clear"/>
-              </w:rPr>
-              <w:t xml:space="preserve">[Provider to complete: retention period]</w:t>
-            </w:r>
-          </w:p>
-        </w:tc>
-        <w:tc>
-          <w:tcPr>
-            <w:tcW w:type="dxa" w:w="3000"/>
-            <w:tcBorders>
-              <w:top w:val="single" w:color="999999" w:sz="4"/>
-              <w:left w:val="single" w:color="999999" w:sz="4"/>
-              <w:bottom w:val="single" w:color="999999" w:sz="4"/>
-              <w:right w:val="single" w:color="999999" w:sz="4"/>
-            </w:tcBorders>
-          </w:tcPr>
-          <w:p>
-            <w:r>
-              <w:rPr>
-                <w:rFonts w:ascii="Calibri" w:cs="Calibri" w:eastAsia="Calibri" w:hAnsi="Calibri"/>
-                <w:sz w:val="24"/>
-                <w:szCs w:val="24"/>
-                <w:shd w:fill="FBE9D7" w:val="clear"/>
-              </w:rPr>
-              <w:t xml:space="preserve">[Provider to confirm against Australian tax law and the NDIS Pricing Arrangements]</w:t>
+              <w:t xml:space="preserve">Worker files, training and induction records</w:t>
+            </w:r>
+          </w:p>
+        </w:tc>
+        <w:tc>
+          <w:tcPr>
+            <w:tcW w:type="dxa" w:w="3000"/>
+            <w:tcBorders>
+              <w:top w:val="single" w:color="999999" w:sz="4"/>
+              <w:left w:val="single" w:color="999999" w:sz="4"/>
+              <w:bottom w:val="single" w:color="999999" w:sz="4"/>
+              <w:right w:val="single" w:color="999999" w:sz="4"/>
+            </w:tcBorders>
+          </w:tcPr>
+          <w:p>
+            <w:r>
+              <w:rPr>
+                <w:rFonts w:ascii="Calibri" w:cs="Calibri" w:eastAsia="Calibri" w:hAnsi="Calibri"/>
+              </w:rPr>
+              <w:t xml:space="preserve">No period set in the Rules; we keep it 7 years, our choice</w:t>
+            </w:r>
+          </w:p>
+        </w:tc>
+        <w:tc>
+          <w:tcPr>
+            <w:tcW w:type="dxa" w:w="3000"/>
+            <w:tcBorders>
+              <w:top w:val="single" w:color="999999" w:sz="4"/>
+              <w:left w:val="single" w:color="999999" w:sz="4"/>
+              <w:bottom w:val="single" w:color="999999" w:sz="4"/>
+              <w:right w:val="single" w:color="999999" w:sz="4"/>
+            </w:tcBorders>
+          </w:tcPr>
+          <w:p>
+            <w:r>
+              <w:rPr>
+                <w:rFonts w:ascii="Calibri" w:cs="Calibri" w:eastAsia="Calibri" w:hAnsi="Calibri"/>
+              </w:rPr>
+              <w:t xml:space="preserve">The Practice Standards name the records, not a period</w:t>
             </w:r>
           </w:p>
         </w:tc>
@@ -2923,57 +2860,45 @@
               <w:rPr>
                 <w:rFonts w:ascii="Calibri" w:cs="Calibri" w:eastAsia="Calibri" w:hAnsi="Calibri"/>
               </w:rPr>
-              <w:t xml:space="preserve">Policy review register and document control records</w:t>
-            </w:r>
-          </w:p>
-        </w:tc>
-        <w:tc>
-          <w:tcPr>
-            <w:tcW w:type="dxa" w:w="3000"/>
-            <w:tcBorders>
-              <w:top w:val="single" w:color="999999" w:sz="4"/>
-              <w:left w:val="single" w:color="999999" w:sz="4"/>
-              <w:bottom w:val="single" w:color="999999" w:sz="4"/>
-              <w:right w:val="single" w:color="999999" w:sz="4"/>
-            </w:tcBorders>
-          </w:tcPr>
-          <w:p>
-            <w:r>
-              <w:rPr>
-                <w:rFonts w:ascii="Calibri" w:cs="Calibri" w:eastAsia="Calibri" w:hAnsi="Calibri"/>
-              </w:rPr>
-              <w:t xml:space="preserve">Until the policy is replaced, then </w:t>
-            </w:r>
-            <w:r>
-              <w:rPr>
-                <w:rFonts w:ascii="Calibri" w:cs="Calibri" w:eastAsia="Calibri" w:hAnsi="Calibri"/>
-                <w:sz w:val="24"/>
-                <w:szCs w:val="24"/>
-                <w:shd w:fill="FBE9D7" w:val="clear"/>
-              </w:rPr>
-              <w:t xml:space="preserve">[provider to complete: retention period]</w:t>
-            </w:r>
-          </w:p>
-        </w:tc>
-        <w:tc>
-          <w:tcPr>
-            <w:tcW w:type="dxa" w:w="3000"/>
-            <w:tcBorders>
-              <w:top w:val="single" w:color="999999" w:sz="4"/>
-              <w:left w:val="single" w:color="999999" w:sz="4"/>
-              <w:bottom w:val="single" w:color="999999" w:sz="4"/>
-              <w:right w:val="single" w:color="999999" w:sz="4"/>
-            </w:tcBorders>
-          </w:tcPr>
-          <w:p>
-            <w:r>
-              <w:rPr>
-                <w:rFonts w:ascii="Calibri" w:cs="Calibri" w:eastAsia="Calibri" w:hAnsi="Calibri"/>
-                <w:sz w:val="24"/>
-                <w:szCs w:val="24"/>
-                <w:shd w:fill="FBE9D7" w:val="clear"/>
-              </w:rPr>
-              <w:t xml:space="preserve">[Provider to confirm]</w:t>
+              <w:t xml:space="preserve">Financial records</w:t>
+            </w:r>
+          </w:p>
+        </w:tc>
+        <w:tc>
+          <w:tcPr>
+            <w:tcW w:type="dxa" w:w="3000"/>
+            <w:tcBorders>
+              <w:top w:val="single" w:color="999999" w:sz="4"/>
+              <w:left w:val="single" w:color="999999" w:sz="4"/>
+              <w:bottom w:val="single" w:color="999999" w:sz="4"/>
+              <w:right w:val="single" w:color="999999" w:sz="4"/>
+            </w:tcBorders>
+          </w:tcPr>
+          <w:p>
+            <w:r>
+              <w:rPr>
+                <w:rFonts w:ascii="Calibri" w:cs="Calibri" w:eastAsia="Calibri" w:hAnsi="Calibri"/>
+              </w:rPr>
+              <w:t xml:space="preserve">No period set in the Rules; we keep it 7 years, our choice</w:t>
+            </w:r>
+          </w:p>
+        </w:tc>
+        <w:tc>
+          <w:tcPr>
+            <w:tcW w:type="dxa" w:w="3000"/>
+            <w:tcBorders>
+              <w:top w:val="single" w:color="999999" w:sz="4"/>
+              <w:left w:val="single" w:color="999999" w:sz="4"/>
+              <w:bottom w:val="single" w:color="999999" w:sz="4"/>
+              <w:right w:val="single" w:color="999999" w:sz="4"/>
+            </w:tcBorders>
+          </w:tcPr>
+          <w:p>
+            <w:r>
+              <w:rPr>
+                <w:rFonts w:ascii="Calibri" w:cs="Calibri" w:eastAsia="Calibri" w:hAnsi="Calibri"/>
+              </w:rPr>
+              <w:t xml:space="preserve">Tax and corporate law set their own periods, which we also meet</w:t>
             </w:r>
           </w:p>
         </w:tc>
@@ -2988,79 +2913,6 @@
           <w:rFonts w:ascii="Calibri" w:cs="Calibri" w:eastAsia="Calibri" w:hAnsi="Calibri"/>
         </w:rPr>
         <w:t xml:space="preserve"/>
-      </w:r>
-    </w:p>
-    <w:p>
-      <w:pPr>
-        <w:spacing w:after="120" w:line="276"/>
-      </w:pPr>
-      <w:r>
-        <w:rPr>
-          <w:rFonts w:ascii="Calibri" w:cs="Calibri" w:eastAsia="Calibri" w:hAnsi="Calibri"/>
-        </w:rPr>
-        <w:t xml:space="preserve">We keep records for the longer of the periods above or any period set by law, and the longest period applies where two rules differ. We do not use restrictive practices, so we hold no restrictive practice records.</w:t>
-      </w:r>
-    </w:p>
-    <w:tbl>
-      <w:tblPr>
-        <w:tblW w:type="dxa" w:w="9000"/>
-        <w:tblBorders>
-          <w:top w:val="single" w:color="auto" w:sz="4"/>
-          <w:left w:val="single" w:color="auto" w:sz="4"/>
-          <w:bottom w:val="single" w:color="auto" w:sz="4"/>
-          <w:right w:val="single" w:color="auto" w:sz="4"/>
-          <w:insideH w:val="single" w:color="auto" w:sz="4"/>
-          <w:insideV w:val="single" w:color="auto" w:sz="4"/>
-        </w:tblBorders>
-      </w:tblPr>
-      <w:tblGrid>
-        <w:gridCol w:w="9000"/>
-      </w:tblGrid>
-      <w:tr>
-        <w:tc>
-          <w:tcPr>
-            <w:tcW w:type="dxa" w:w="9000"/>
-            <w:tcBorders>
-              <w:top w:val="single" w:color="999999" w:sz="4"/>
-              <w:left w:val="single" w:color="999999" w:sz="4"/>
-              <w:bottom w:val="single" w:color="999999" w:sz="4"/>
-              <w:right w:val="single" w:color="999999" w:sz="4"/>
-            </w:tcBorders>
-            <w:shd w:fill="FFF4CE" w:val="clear"/>
-          </w:tcPr>
-          <w:p>
-            <w:r>
-              <w:rPr>
-                <w:rFonts w:ascii="Calibri" w:cs="Calibri" w:eastAsia="Calibri" w:hAnsi="Calibri"/>
-                <w:i/>
-                <w:iCs/>
-              </w:rPr>
-              <w:t xml:space="preserve">[Provider to complete: confirm each retention period with your accountant or a legal adviser, then replace the placeholders in the table.]</w:t>
-            </w:r>
-          </w:p>
-        </w:tc>
-      </w:tr>
-    </w:tbl>
-    <w:p>
-      <w:pPr>
-        <w:spacing w:after="120" w:line="276"/>
-      </w:pPr>
-      <w:r>
-        <w:rPr>
-          <w:rFonts w:ascii="Calibri" w:cs="Calibri" w:eastAsia="Calibri" w:hAnsi="Calibri"/>
-        </w:rPr>
-        <w:t xml:space="preserve"/>
-      </w:r>
-    </w:p>
-    <w:p>
-      <w:pPr>
-        <w:spacing w:after="120" w:line="276"/>
-      </w:pPr>
-      <w:r>
-        <w:rPr>
-          <w:rFonts w:ascii="Calibri" w:cs="Calibri" w:eastAsia="Calibri" w:hAnsi="Calibri"/>
-        </w:rPr>
-        <w:t xml:space="preserve">When a record reaches the end of its period, we check that no complaint, investigation or legal matter needs it. If none does, we destroy it as set out in section 5 How we put this into practice.</w:t>
       </w:r>
     </w:p>
     <w:p>
